--- a/templates/BM2_GDNVV.docx
+++ b/templates/BM2_GDNVV.docx
@@ -1,6 +1,6 @@
 
 <file path=word/document.xml><?xml version="1.0" encoding="utf-8"?>
-<w:document xmlns:wpc="http://schemas.microsoft.com/office/word/2010/wordprocessingCanvas" xmlns:cx="http://schemas.microsoft.com/office/drawing/2014/chartex" xmlns:cx1="http://schemas.microsoft.com/office/drawing/2015/9/8/chartex" xmlns:cx2="http://schemas.microsoft.com/office/drawing/2015/10/21/chartex" xmlns:cx3="http://schemas.microsoft.com/office/drawing/2016/5/9/chartex" xmlns:cx4="http://schemas.microsoft.com/office/drawing/2016/5/10/chartex" xmlns:cx5="http://schemas.microsoft.com/office/drawing/2016/5/11/chartex" xmlns:cx6="http://schemas.microsoft.com/office/drawing/2016/5/12/chartex" xmlns:cx7="http://schemas.microsoft.com/office/drawing/2016/5/13/chartex" xmlns:cx8="http://schemas.microsoft.com/office/drawing/2016/5/14/chartex" xmlns:mc="http://schemas.openxmlformats.org/markup-compatibility/2006" xmlns:m="http://schemas.openxmlformats.org/officeDocument/2006/math" xmlns:aink="http://schemas.microsoft.com/office/drawing/2016/ink" xmlns:am3d="http://schemas.microsoft.com/office/drawing/2017/model3d" xmlns:oel="http://schemas.microsoft.com/office/2019/extlst" xmlns:r="http://schemas.openxmlformats.org/officeDocument/2006/relationships" xmlns:wp14="http://schemas.microsoft.com/office/word/2010/wordprocessingDrawing" xmlns:wp="http://schemas.openxmlformats.org/drawingml/2006/wordprocessingDrawing" xmlns:wpg="http://schemas.microsoft.com/office/word/2010/wordprocessingGroup" xmlns:wpi="http://schemas.microsoft.com/office/word/2010/wordprocessingInk" xmlns:wps="http://schemas.microsoft.com/office/word/2010/wordprocessingShape" xmlns:o="urn:schemas-microsoft-com:office:office" xmlns:v="urn:schemas-microsoft-com:vml" xmlns:w10="urn:schemas-microsoft-com:office:word" xmlns:w="http://schemas.openxmlformats.org/wordprocessingml/2006/main" xmlns:w14="http://schemas.microsoft.com/office/word/2010/wordml" xmlns:w15="http://schemas.microsoft.com/office/word/2012/wordml" xmlns:w16cex="http://schemas.microsoft.com/office/word/2018/wordml/cex" xmlns:w16cid="http://schemas.microsoft.com/office/word/2016/wordml/cid" xmlns:w16="http://schemas.microsoft.com/office/word/2018/wordml" xmlns:w16sdtdh="http://schemas.microsoft.com/office/word/2020/wordml/sdtdatahash" xmlns:w16sdtfl="http://schemas.microsoft.com/office/word/2024/wordml/sdtformatlock" xmlns:w16se="http://schemas.microsoft.com/office/word/2015/wordml/symex" xmlns:w16du="http://schemas.microsoft.com/office/word/2023/wordml/word16du" xmlns:wne="http://schemas.microsoft.com/office/word/2006/wordml" mc:Ignorable="w14 w15 w16se w16cid w16 w16cex w16sdtdh w16sdtfl w16du wp14">
+<w:document xmlns:wpc="http://schemas.microsoft.com/office/word/2010/wordprocessingCanvas" xmlns:cx="http://schemas.microsoft.com/office/drawing/2014/chartex" xmlns:cx1="http://schemas.microsoft.com/office/drawing/2015/9/8/chartex" xmlns:cx2="http://schemas.microsoft.com/office/drawing/2015/10/21/chartex" xmlns:cx3="http://schemas.microsoft.com/office/drawing/2016/5/9/chartex" xmlns:cx4="http://schemas.microsoft.com/office/drawing/2016/5/10/chartex" xmlns:cx5="http://schemas.microsoft.com/office/drawing/2016/5/11/chartex" xmlns:cx6="http://schemas.microsoft.com/office/drawing/2016/5/12/chartex" xmlns:cx7="http://schemas.microsoft.com/office/drawing/2016/5/13/chartex" xmlns:cx8="http://schemas.microsoft.com/office/drawing/2016/5/14/chartex" xmlns:mc="http://schemas.openxmlformats.org/markup-compatibility/2006" xmlns:aink="http://schemas.microsoft.com/office/drawing/2016/ink" xmlns:am3d="http://schemas.microsoft.com/office/drawing/2017/model3d" xmlns:o="urn:schemas-microsoft-com:office:office" xmlns:oel="http://schemas.microsoft.com/office/2019/extlst" xmlns:r="http://schemas.openxmlformats.org/officeDocument/2006/relationships" xmlns:m="http://schemas.openxmlformats.org/officeDocument/2006/math" xmlns:v="urn:schemas-microsoft-com:vml" xmlns:wp14="http://schemas.microsoft.com/office/word/2010/wordprocessingDrawing" xmlns:wp="http://schemas.openxmlformats.org/drawingml/2006/wordprocessingDrawing" xmlns:w10="urn:schemas-microsoft-com:office:word" xmlns:w="http://schemas.openxmlformats.org/wordprocessingml/2006/main" xmlns:w14="http://schemas.microsoft.com/office/word/2010/wordml" xmlns:w15="http://schemas.microsoft.com/office/word/2012/wordml" xmlns:w16cex="http://schemas.microsoft.com/office/word/2018/wordml/cex" xmlns:w16cid="http://schemas.microsoft.com/office/word/2016/wordml/cid" xmlns:w16="http://schemas.microsoft.com/office/word/2018/wordml" xmlns:w16du="http://schemas.microsoft.com/office/word/2023/wordml/word16du" xmlns:w16sdtdh="http://schemas.microsoft.com/office/word/2020/wordml/sdtdatahash" xmlns:w16sdtfl="http://schemas.microsoft.com/office/word/2024/wordml/sdtformatlock" xmlns:w16se="http://schemas.microsoft.com/office/word/2015/wordml/symex" xmlns:wpg="http://schemas.microsoft.com/office/word/2010/wordprocessingGroup" xmlns:wpi="http://schemas.microsoft.com/office/word/2010/wordprocessingInk" xmlns:wne="http://schemas.microsoft.com/office/word/2006/wordml" xmlns:wps="http://schemas.microsoft.com/office/word/2010/wordprocessingShape" mc:Ignorable="w14 w15 w16se w16cid w16 w16cex w16sdtdh w16sdtfl w16du wp14">
   <w:body>
     <w:tbl>
       <w:tblPr>
@@ -72,7 +72,7 @@
                 <w:lang w:val="en-US"/>
               </w:rPr>
               <w:drawing>
-                <wp:anchor distT="0" distB="0" distL="114300" distR="114300" simplePos="0" relativeHeight="251658240" behindDoc="0" locked="0" layoutInCell="1" hidden="0" allowOverlap="1" wp14:anchorId="588A610C" wp14:editId="4FB9E4D9">
+                <wp:anchor distT="0" distB="0" distL="114300" distR="114300" simplePos="0" relativeHeight="251658240" behindDoc="0" locked="0" layoutInCell="1" hidden="0" allowOverlap="1" wp14:anchorId="2E42454E" wp14:editId="3F69958E">
                   <wp:simplePos x="0" y="0"/>
                   <wp:positionH relativeFrom="column">
                     <wp:posOffset>2</wp:posOffset>
@@ -162,24 +162,6 @@
                 <w:szCs w:val="22"/>
               </w:rPr>
             </w:pPr>
-            <w:proofErr w:type="spellStart"/>
-            <w:proofErr w:type="spellEnd"/>
-            <w:proofErr w:type="spellStart"/>
-            <w:proofErr w:type="spellEnd"/>
-            <w:proofErr w:type="spellStart"/>
-            <w:proofErr w:type="spellEnd"/>
-            <w:proofErr w:type="spellStart"/>
-            <w:proofErr w:type="spellEnd"/>
-            <w:proofErr w:type="spellStart"/>
-            <w:proofErr w:type="spellEnd"/>
-            <w:proofErr w:type="spellStart"/>
-            <w:proofErr w:type="spellEnd"/>
-            <w:proofErr w:type="spellStart"/>
-            <w:proofErr w:type="spellEnd"/>
-            <w:proofErr w:type="spellStart"/>
-            <w:proofErr w:type="spellEnd"/>
-            <w:proofErr w:type="spellStart"/>
-            <w:proofErr w:type="spellEnd"/>
             <w:r>
               <w:rPr>
                 <w:i/>
@@ -201,24 +183,6 @@
                 <w:szCs w:val="22"/>
               </w:rPr>
             </w:pPr>
-            <w:proofErr w:type="spellStart"/>
-            <w:proofErr w:type="spellEnd"/>
-            <w:proofErr w:type="spellStart"/>
-            <w:proofErr w:type="spellEnd"/>
-            <w:proofErr w:type="spellStart"/>
-            <w:proofErr w:type="spellEnd"/>
-            <w:proofErr w:type="spellStart"/>
-            <w:proofErr w:type="spellEnd"/>
-            <w:proofErr w:type="spellStart"/>
-            <w:proofErr w:type="spellEnd"/>
-            <w:proofErr w:type="spellStart"/>
-            <w:proofErr w:type="spellEnd"/>
-            <w:proofErr w:type="spellStart"/>
-            <w:proofErr w:type="spellEnd"/>
-            <w:proofErr w:type="spellStart"/>
-            <w:proofErr w:type="spellEnd"/>
-            <w:proofErr w:type="spellStart"/>
-            <w:proofErr w:type="spellEnd"/>
             <w:r>
               <w:rPr>
                 <w:i/>
@@ -254,14 +218,6 @@
                 <w:szCs w:val="22"/>
               </w:rPr>
             </w:pPr>
-            <w:proofErr w:type="spellStart"/>
-            <w:proofErr w:type="spellEnd"/>
-            <w:proofErr w:type="spellStart"/>
-            <w:proofErr w:type="spellEnd"/>
-            <w:proofErr w:type="spellStart"/>
-            <w:proofErr w:type="spellEnd"/>
-            <w:proofErr w:type="spellStart"/>
-            <w:proofErr w:type="spellEnd"/>
             <w:r>
               <w:rPr>
                 <w:b/>
@@ -366,14 +322,6 @@
                 <w:lang w:val="vi-VN"/>
               </w:rPr>
             </w:pPr>
-            <w:proofErr w:type="spellStart"/>
-            <w:proofErr w:type="spellEnd"/>
-            <w:proofErr w:type="spellStart"/>
-            <w:proofErr w:type="spellEnd"/>
-            <w:proofErr w:type="spellStart"/>
-            <w:proofErr w:type="spellEnd"/>
-            <w:proofErr w:type="spellStart"/>
-            <w:proofErr w:type="spellEnd"/>
             <w:r>
               <w:rPr>
                 <w:b/>
@@ -417,32 +365,6 @@
                 <w:szCs w:val="22"/>
               </w:rPr>
             </w:pPr>
-            <w:proofErr w:type="spellStart"/>
-            <w:proofErr w:type="spellEnd"/>
-            <w:proofErr w:type="spellStart"/>
-            <w:proofErr w:type="spellEnd"/>
-            <w:proofErr w:type="spellStart"/>
-            <w:proofErr w:type="spellEnd"/>
-            <w:proofErr w:type="spellStart"/>
-            <w:proofErr w:type="spellEnd"/>
-            <w:proofErr w:type="spellStart"/>
-            <w:proofErr w:type="spellEnd"/>
-            <w:proofErr w:type="spellStart"/>
-            <w:proofErr w:type="spellEnd"/>
-            <w:proofErr w:type="spellStart"/>
-            <w:proofErr w:type="spellEnd"/>
-            <w:proofErr w:type="spellStart"/>
-            <w:proofErr w:type="spellEnd"/>
-            <w:proofErr w:type="spellStart"/>
-            <w:proofErr w:type="spellEnd"/>
-            <w:proofErr w:type="spellStart"/>
-            <w:proofErr w:type="spellEnd"/>
-            <w:proofErr w:type="spellStart"/>
-            <w:proofErr w:type="spellEnd"/>
-            <w:proofErr w:type="spellStart"/>
-            <w:proofErr w:type="spellEnd"/>
-            <w:proofErr w:type="spellStart"/>
-            <w:proofErr w:type="spellEnd"/>
             <w:r>
               <w:rPr>
                 <w:b/>
@@ -475,38 +397,41 @@
                 <w:szCs w:val="22"/>
               </w:rPr>
             </w:pPr>
-            <w:proofErr w:type="spellStart"/>
-            <w:proofErr w:type="spellEnd"/>
-            <w:proofErr w:type="spellStart"/>
-            <w:proofErr w:type="spellEnd"/>
-            <w:proofErr w:type="spellStart"/>
-            <w:proofErr w:type="spellEnd"/>
-            <w:proofErr w:type="spellStart"/>
-            <w:proofErr w:type="spellEnd"/>
-            <w:proofErr w:type="spellStart"/>
-            <w:proofErr w:type="spellEnd"/>
-            <w:proofErr w:type="spellStart"/>
-            <w:proofErr w:type="spellEnd"/>
-            <w:proofErr w:type="spellStart"/>
-            <w:proofErr w:type="spellEnd"/>
-            <w:proofErr w:type="spellStart"/>
-            <w:proofErr w:type="spellEnd"/>
-            <w:proofErr w:type="spellStart"/>
-            <w:proofErr w:type="spellEnd"/>
-            <w:proofErr w:type="spellStart"/>
-            <w:proofErr w:type="spellEnd"/>
-            <w:proofErr w:type="spellStart"/>
-            <w:proofErr w:type="spellEnd"/>
-            <w:proofErr w:type="spellStart"/>
-            <w:proofErr w:type="spellEnd"/>
-            <w:r>
-              <w:rPr>
-                <w:b/>
-                <w:bCs/>
-                <w:sz w:val="22"/>
-                <w:szCs w:val="22"/>
-              </w:rPr>
-              <w:t>Mục đích vay: 🗹 Vay mua nhà/đất   Vay mua ô tô   Vay du học   Tiêu dùng khác:</w:t>
+            <w:r>
+              <w:rPr>
+                <w:b/>
+                <w:bCs/>
+                <w:sz w:val="22"/>
+                <w:szCs w:val="22"/>
+              </w:rPr>
+              <w:t xml:space="preserve">Mục đích vay: 🗹 Vay mua nhà/đất   </w:t>
+            </w:r>
+            <w:r>
+              <w:rPr>
+                <w:b/>
+                <w:bCs/>
+                <w:sz w:val="22"/>
+                <w:szCs w:val="22"/>
+              </w:rPr>
+              <w:t xml:space="preserve">Vay mua ô tô   </w:t>
+            </w:r>
+            <w:r>
+              <w:rPr>
+                <w:b/>
+                <w:bCs/>
+                <w:sz w:val="22"/>
+                <w:szCs w:val="22"/>
+              </w:rPr>
+              <w:t xml:space="preserve">Vay du học   </w:t>
+            </w:r>
+            <w:r>
+              <w:rPr>
+                <w:b/>
+                <w:bCs/>
+                <w:sz w:val="22"/>
+                <w:szCs w:val="22"/>
+              </w:rPr>
+              <w:t>Tiêu dùng khác:</w:t>
             </w:r>
           </w:p>
         </w:tc>
@@ -542,12 +467,6 @@
                 <w:szCs w:val="22"/>
               </w:rPr>
             </w:pPr>
-            <w:proofErr w:type="spellStart"/>
-            <w:proofErr w:type="spellEnd"/>
-            <w:proofErr w:type="spellStart"/>
-            <w:proofErr w:type="spellEnd"/>
-            <w:proofErr w:type="spellStart"/>
-            <w:proofErr w:type="spellEnd"/>
             <w:r>
               <w:rPr>
                 <w:b/>
@@ -589,14 +508,6 @@
                 <w:szCs w:val="22"/>
               </w:rPr>
             </w:pPr>
-            <w:proofErr w:type="spellStart"/>
-            <w:proofErr w:type="spellEnd"/>
-            <w:proofErr w:type="spellStart"/>
-            <w:proofErr w:type="spellEnd"/>
-            <w:proofErr w:type="spellStart"/>
-            <w:proofErr w:type="spellEnd"/>
-            <w:proofErr w:type="spellStart"/>
-            <w:proofErr w:type="spellEnd"/>
             <w:r>
               <w:rPr>
                 <w:b/>
@@ -624,10 +535,6 @@
                 <w:szCs w:val="22"/>
               </w:rPr>
             </w:pPr>
-            <w:proofErr w:type="spellStart"/>
-            <w:proofErr w:type="spellEnd"/>
-            <w:proofErr w:type="spellStart"/>
-            <w:proofErr w:type="spellEnd"/>
             <w:r>
               <w:rPr>
                 <w:b/>
@@ -649,14 +556,6 @@
                 <w:szCs w:val="22"/>
               </w:rPr>
             </w:pPr>
-            <w:proofErr w:type="spellStart"/>
-            <w:proofErr w:type="spellEnd"/>
-            <w:proofErr w:type="spellStart"/>
-            <w:proofErr w:type="spellEnd"/>
-            <w:proofErr w:type="spellStart"/>
-            <w:proofErr w:type="spellEnd"/>
-            <w:proofErr w:type="spellStart"/>
-            <w:proofErr w:type="spellEnd"/>
             <w:r>
               <w:rPr>
                 <w:sz w:val="22"/>
@@ -678,14 +577,6 @@
                 <w:szCs w:val="22"/>
               </w:rPr>
             </w:pPr>
-            <w:proofErr w:type="spellStart"/>
-            <w:proofErr w:type="spellEnd"/>
-            <w:proofErr w:type="spellStart"/>
-            <w:proofErr w:type="spellEnd"/>
-            <w:proofErr w:type="spellStart"/>
-            <w:proofErr w:type="spellEnd"/>
-            <w:proofErr w:type="spellStart"/>
-            <w:proofErr w:type="spellEnd"/>
             <w:r>
               <w:rPr>
                 <w:sz w:val="22"/>
@@ -701,29 +592,16 @@
             <w:gridSpan w:val="6"/>
           </w:tcPr>
           <w:p>
-            <w:r>
-              <w:t>&lt;&lt; CO_BORROWER_START &gt;&gt;</w:t>
-            </w:r>
-          </w:p>
-          <w:p>
-            <w:pPr>
-              <w:spacing w:before="60" w:after="60" w:line="264" w:lineRule="auto"/>
-              <w:jc w:val="center"/>
-              <w:rPr>
-                <w:b/>
-                <w:bCs/>
-                <w:sz w:val="22"/>
-                <w:szCs w:val="22"/>
-              </w:rPr>
-            </w:pPr>
-            <w:proofErr w:type="spellStart"/>
-            <w:proofErr w:type="spellEnd"/>
-            <w:proofErr w:type="spellStart"/>
-            <w:proofErr w:type="spellEnd"/>
-            <w:proofErr w:type="spellStart"/>
-            <w:proofErr w:type="spellEnd"/>
-            <w:proofErr w:type="spellStart"/>
-            <w:proofErr w:type="spellEnd"/>
+            <w:pPr>
+              <w:spacing w:before="60" w:after="60" w:line="264" w:lineRule="auto"/>
+              <w:jc w:val="center"/>
+              <w:rPr>
+                <w:b/>
+                <w:bCs/>
+                <w:sz w:val="22"/>
+                <w:szCs w:val="22"/>
+              </w:rPr>
+            </w:pPr>
             <w:r>
               <w:rPr>
                 <w:b/>
@@ -745,14 +623,6 @@
                 <w:szCs w:val="22"/>
               </w:rPr>
             </w:pPr>
-            <w:proofErr w:type="spellStart"/>
-            <w:proofErr w:type="spellEnd"/>
-            <w:proofErr w:type="spellStart"/>
-            <w:proofErr w:type="spellEnd"/>
-            <w:proofErr w:type="spellStart"/>
-            <w:proofErr w:type="spellEnd"/>
-            <w:proofErr w:type="spellStart"/>
-            <w:proofErr w:type="spellEnd"/>
             <w:r>
               <w:rPr>
                 <w:sz w:val="22"/>
@@ -774,14 +644,6 @@
                 <w:szCs w:val="22"/>
               </w:rPr>
             </w:pPr>
-            <w:proofErr w:type="spellStart"/>
-            <w:proofErr w:type="spellEnd"/>
-            <w:proofErr w:type="spellStart"/>
-            <w:proofErr w:type="spellEnd"/>
-            <w:proofErr w:type="spellStart"/>
-            <w:proofErr w:type="spellEnd"/>
-            <w:proofErr w:type="spellStart"/>
-            <w:proofErr w:type="spellEnd"/>
             <w:r>
               <w:rPr>
                 <w:sz w:val="22"/>
@@ -823,10 +685,6 @@
                 <w:szCs w:val="22"/>
               </w:rPr>
             </w:pPr>
-            <w:proofErr w:type="spellStart"/>
-            <w:proofErr w:type="spellEnd"/>
-            <w:proofErr w:type="spellStart"/>
-            <w:proofErr w:type="spellEnd"/>
             <w:r>
               <w:rPr>
                 <w:b/>
@@ -856,12 +714,6 @@
                 <w:szCs w:val="22"/>
               </w:rPr>
             </w:pPr>
-            <w:proofErr w:type="spellStart"/>
-            <w:proofErr w:type="spellEnd"/>
-            <w:proofErr w:type="spellStart"/>
-            <w:proofErr w:type="spellEnd"/>
-            <w:proofErr w:type="spellStart"/>
-            <w:proofErr w:type="spellEnd"/>
             <w:r>
               <w:rPr>
                 <w:b/>
@@ -938,10 +790,6 @@
                 <w:szCs w:val="22"/>
               </w:rPr>
             </w:pPr>
-            <w:proofErr w:type="spellStart"/>
-            <w:proofErr w:type="spellEnd"/>
-            <w:proofErr w:type="spellStart"/>
-            <w:proofErr w:type="spellEnd"/>
             <w:r>
               <w:rPr>
                 <w:b/>
@@ -1018,10 +866,6 @@
                 <w:szCs w:val="22"/>
               </w:rPr>
             </w:pPr>
-            <w:proofErr w:type="spellStart"/>
-            <w:proofErr w:type="spellEnd"/>
-            <w:proofErr w:type="spellStart"/>
-            <w:proofErr w:type="spellEnd"/>
             <w:r>
               <w:rPr>
                 <w:b/>
@@ -1053,14 +897,19 @@
                 <w:szCs w:val="22"/>
               </w:rPr>
             </w:pPr>
-            <w:proofErr w:type="spellStart"/>
-            <w:proofErr w:type="spellEnd"/>
-            <w:r>
-              <w:rPr>
-                <w:sz w:val="22"/>
-                <w:szCs w:val="22"/>
-              </w:rPr>
-              <w:t> Nam         Nữ</w:t>
+            <w:r>
+              <w:rPr>
+                <w:sz w:val="22"/>
+                <w:szCs w:val="22"/>
+              </w:rPr>
+              <w:t xml:space="preserve"> Nam         </w:t>
+            </w:r>
+            <w:r>
+              <w:rPr>
+                <w:sz w:val="22"/>
+                <w:szCs w:val="22"/>
+              </w:rPr>
+              <w:t>Nữ</w:t>
             </w:r>
           </w:p>
         </w:tc>
@@ -1084,14 +933,26 @@
                 <w:szCs w:val="22"/>
               </w:rPr>
             </w:pPr>
-            <w:proofErr w:type="spellStart"/>
-            <w:proofErr w:type="spellEnd"/>
-            <w:r>
-              <w:rPr>
-                <w:sz w:val="22"/>
-                <w:szCs w:val="22"/>
-              </w:rPr>
-              <w:t xml:space="preserve">Nam	Nữ </w:t>
+            <w:r>
+              <w:rPr>
+                <w:sz w:val="22"/>
+                <w:szCs w:val="22"/>
+              </w:rPr>
+              <w:t>Nam</w:t>
+            </w:r>
+            <w:r>
+              <w:rPr>
+                <w:sz w:val="22"/>
+                <w:szCs w:val="22"/>
+              </w:rPr>
+              <w:tab/>
+            </w:r>
+            <w:r>
+              <w:rPr>
+                <w:sz w:val="22"/>
+                <w:szCs w:val="22"/>
+              </w:rPr>
+              <w:t xml:space="preserve">Nữ </w:t>
             </w:r>
           </w:p>
         </w:tc>
@@ -1112,8 +973,6 @@
                 <w:szCs w:val="22"/>
               </w:rPr>
             </w:pPr>
-            <w:proofErr w:type="spellStart"/>
-            <w:proofErr w:type="spellEnd"/>
             <w:r>
               <w:rPr>
                 <w:b/>
@@ -1190,14 +1049,6 @@
                 <w:szCs w:val="22"/>
               </w:rPr>
             </w:pPr>
-            <w:proofErr w:type="spellStart"/>
-            <w:proofErr w:type="spellEnd"/>
-            <w:proofErr w:type="spellStart"/>
-            <w:proofErr w:type="spellEnd"/>
-            <w:proofErr w:type="spellStart"/>
-            <w:proofErr w:type="spellEnd"/>
-            <w:proofErr w:type="spellStart"/>
-            <w:proofErr w:type="spellEnd"/>
             <w:r>
               <w:rPr>
                 <w:b/>
@@ -1274,18 +1125,6 @@
                 <w:szCs w:val="22"/>
               </w:rPr>
             </w:pPr>
-            <w:proofErr w:type="spellStart"/>
-            <w:proofErr w:type="spellEnd"/>
-            <w:proofErr w:type="spellStart"/>
-            <w:proofErr w:type="spellEnd"/>
-            <w:proofErr w:type="spellStart"/>
-            <w:proofErr w:type="spellEnd"/>
-            <w:proofErr w:type="spellStart"/>
-            <w:proofErr w:type="spellEnd"/>
-            <w:proofErr w:type="spellStart"/>
-            <w:proofErr w:type="spellEnd"/>
-            <w:proofErr w:type="spellStart"/>
-            <w:proofErr w:type="spellEnd"/>
             <w:r>
               <w:rPr>
                 <w:b/>
@@ -1362,10 +1201,6 @@
                 <w:szCs w:val="22"/>
               </w:rPr>
             </w:pPr>
-            <w:proofErr w:type="spellStart"/>
-            <w:proofErr w:type="spellEnd"/>
-            <w:proofErr w:type="spellStart"/>
-            <w:proofErr w:type="spellEnd"/>
             <w:r>
               <w:rPr>
                 <w:b/>
@@ -1533,10 +1368,6 @@
                 <w:szCs w:val="22"/>
               </w:rPr>
             </w:pPr>
-            <w:proofErr w:type="spellStart"/>
-            <w:proofErr w:type="spellEnd"/>
-            <w:proofErr w:type="spellStart"/>
-            <w:proofErr w:type="spellEnd"/>
             <w:r>
               <w:rPr>
                 <w:b/>
@@ -1566,18 +1397,6 @@
                 <w:szCs w:val="22"/>
               </w:rPr>
             </w:pPr>
-            <w:proofErr w:type="spellStart"/>
-            <w:proofErr w:type="spellEnd"/>
-            <w:proofErr w:type="spellStart"/>
-            <w:proofErr w:type="spellEnd"/>
-            <w:proofErr w:type="spellStart"/>
-            <w:proofErr w:type="spellEnd"/>
-            <w:proofErr w:type="spellStart"/>
-            <w:proofErr w:type="spellEnd"/>
-            <w:proofErr w:type="spellStart"/>
-            <w:proofErr w:type="gramStart"/>
-            <w:proofErr w:type="spellEnd"/>
-            <w:proofErr w:type="gramEnd"/>
             <w:r>
               <w:rPr>
                 <w:b/>
@@ -1654,10 +1473,6 @@
                 <w:szCs w:val="22"/>
               </w:rPr>
             </w:pPr>
-            <w:proofErr w:type="spellStart"/>
-            <w:proofErr w:type="spellEnd"/>
-            <w:proofErr w:type="spellStart"/>
-            <w:proofErr w:type="spellEnd"/>
             <w:r>
               <w:rPr>
                 <w:b/>
@@ -1734,10 +1549,6 @@
                 <w:szCs w:val="22"/>
               </w:rPr>
             </w:pPr>
-            <w:proofErr w:type="spellStart"/>
-            <w:proofErr w:type="spellEnd"/>
-            <w:proofErr w:type="spellStart"/>
-            <w:proofErr w:type="spellEnd"/>
             <w:r>
               <w:rPr>
                 <w:b/>
@@ -1814,14 +1625,6 @@
                 <w:szCs w:val="22"/>
               </w:rPr>
             </w:pPr>
-            <w:proofErr w:type="spellStart"/>
-            <w:proofErr w:type="spellEnd"/>
-            <w:proofErr w:type="spellStart"/>
-            <w:proofErr w:type="spellEnd"/>
-            <w:proofErr w:type="spellStart"/>
-            <w:proofErr w:type="spellEnd"/>
-            <w:proofErr w:type="spellStart"/>
-            <w:proofErr w:type="spellEnd"/>
             <w:r>
               <w:rPr>
                 <w:b/>
@@ -1898,16 +1701,6 @@
                 <w:szCs w:val="22"/>
               </w:rPr>
             </w:pPr>
-            <w:proofErr w:type="spellStart"/>
-            <w:proofErr w:type="spellEnd"/>
-            <w:proofErr w:type="spellStart"/>
-            <w:proofErr w:type="spellEnd"/>
-            <w:proofErr w:type="spellStart"/>
-            <w:proofErr w:type="spellEnd"/>
-            <w:proofErr w:type="spellStart"/>
-            <w:proofErr w:type="spellEnd"/>
-            <w:proofErr w:type="spellStart"/>
-            <w:proofErr w:type="spellEnd"/>
             <w:r>
               <w:rPr>
                 <w:b/>
@@ -1984,10 +1777,6 @@
                 <w:szCs w:val="22"/>
               </w:rPr>
             </w:pPr>
-            <w:proofErr w:type="spellStart"/>
-            <w:proofErr w:type="spellEnd"/>
-            <w:proofErr w:type="spellStart"/>
-            <w:proofErr w:type="spellEnd"/>
             <w:r>
               <w:rPr>
                 <w:b/>
@@ -2064,10 +1853,6 @@
                 <w:szCs w:val="22"/>
               </w:rPr>
             </w:pPr>
-            <w:proofErr w:type="spellStart"/>
-            <w:proofErr w:type="spellEnd"/>
-            <w:proofErr w:type="spellStart"/>
-            <w:proofErr w:type="spellEnd"/>
             <w:r>
               <w:rPr>
                 <w:b/>
@@ -2144,14 +1929,6 @@
                 <w:szCs w:val="22"/>
               </w:rPr>
             </w:pPr>
-            <w:proofErr w:type="spellStart"/>
-            <w:proofErr w:type="spellEnd"/>
-            <w:proofErr w:type="spellStart"/>
-            <w:proofErr w:type="spellEnd"/>
-            <w:proofErr w:type="spellStart"/>
-            <w:proofErr w:type="spellEnd"/>
-            <w:proofErr w:type="spellStart"/>
-            <w:proofErr w:type="spellEnd"/>
             <w:r>
               <w:rPr>
                 <w:b/>
@@ -2198,21 +1975,16 @@
               <w:rPr>
                 <w:sz w:val="22"/>
                 <w:szCs w:val="22"/>
+                <w:lang w:val="en-US"/>
+              </w:rPr>
+            </w:pPr>
+            <w:r>
+              <w:rPr>
+                <w:sz w:val="22"/>
+                <w:szCs w:val="22"/>
                 <w:lang w:val="vi-VN"/>
               </w:rPr>
-            </w:pPr>
-            <w:r>
-              <w:rPr>
-                <w:sz w:val="22"/>
-                <w:szCs w:val="22"/>
-                <w:lang w:val="vi-VN"/>
-              </w:rPr>
               <w:t>&lt;&lt;'40- Chức vụ 2 người 2&gt;&gt;</w:t>
-            </w:r>
-          </w:p>
-          <w:p>
-            <w:r>
-              <w:t>&lt;&lt; CO_BORROWER_END &gt;&gt;</w:t>
             </w:r>
           </w:p>
         </w:tc>
@@ -2248,16 +2020,6 @@
                 <w:szCs w:val="22"/>
               </w:rPr>
             </w:pPr>
-            <w:proofErr w:type="spellStart"/>
-            <w:proofErr w:type="spellEnd"/>
-            <w:proofErr w:type="spellStart"/>
-            <w:proofErr w:type="spellEnd"/>
-            <w:proofErr w:type="spellStart"/>
-            <w:proofErr w:type="spellEnd"/>
-            <w:proofErr w:type="spellStart"/>
-            <w:proofErr w:type="spellEnd"/>
-            <w:proofErr w:type="spellStart"/>
-            <w:proofErr w:type="spellEnd"/>
             <w:r>
               <w:rPr>
                 <w:b/>
@@ -2290,20 +2052,24 @@
                 <w:szCs w:val="22"/>
               </w:rPr>
             </w:pPr>
-            <w:proofErr w:type="spellStart"/>
-            <w:proofErr w:type="spellEnd"/>
-            <w:proofErr w:type="spellStart"/>
-            <w:proofErr w:type="spellEnd"/>
-            <w:proofErr w:type="spellStart"/>
-            <w:proofErr w:type="spellEnd"/>
-            <w:r>
-              <w:rPr>
-                <w:b/>
-                <w:bCs/>
-                <w:sz w:val="22"/>
-                <w:szCs w:val="22"/>
-              </w:rPr>
-              <w:t>Thu nhập hàng tháng</w:t>
+            <w:r>
+              <w:rPr>
+                <w:b/>
+                <w:bCs/>
+                <w:sz w:val="22"/>
+                <w:szCs w:val="22"/>
+              </w:rPr>
+              <w:t xml:space="preserve">Thu nhập </w:t>
+            </w:r>
+            <w:r>
+              <w:rPr>
+                <w:b/>
+                <w:bCs/>
+                <w:sz w:val="22"/>
+                <w:szCs w:val="22"/>
+              </w:rPr>
+              <w:lastRenderedPageBreak/>
+              <w:t>hàng tháng</w:t>
             </w:r>
           </w:p>
         </w:tc>
@@ -2412,8 +2178,6 @@
                 <w:szCs w:val="22"/>
               </w:rPr>
             </w:pPr>
-            <w:proofErr w:type="spellStart"/>
-            <w:proofErr w:type="spellEnd"/>
             <w:r>
               <w:rPr>
                 <w:b/>
@@ -2505,12 +2269,6 @@
                 <w:szCs w:val="22"/>
               </w:rPr>
             </w:pPr>
-            <w:proofErr w:type="spellStart"/>
-            <w:proofErr w:type="spellEnd"/>
-            <w:proofErr w:type="spellStart"/>
-            <w:proofErr w:type="spellEnd"/>
-            <w:proofErr w:type="spellStart"/>
-            <w:proofErr w:type="spellEnd"/>
             <w:r>
               <w:rPr>
                 <w:b/>
@@ -2600,8 +2358,6 @@
                 <w:szCs w:val="22"/>
               </w:rPr>
             </w:pPr>
-            <w:proofErr w:type="spellStart"/>
-            <w:proofErr w:type="spellEnd"/>
             <w:r>
               <w:rPr>
                 <w:b/>
@@ -2693,10 +2449,6 @@
                 <w:szCs w:val="22"/>
               </w:rPr>
             </w:pPr>
-            <w:proofErr w:type="spellStart"/>
-            <w:proofErr w:type="spellEnd"/>
-            <w:proofErr w:type="spellStart"/>
-            <w:proofErr w:type="spellEnd"/>
             <w:r>
               <w:rPr>
                 <w:b/>
@@ -2764,12 +2516,6 @@
                 <w:szCs w:val="22"/>
               </w:rPr>
             </w:pPr>
-            <w:proofErr w:type="spellStart"/>
-            <w:proofErr w:type="spellEnd"/>
-            <w:proofErr w:type="spellStart"/>
-            <w:proofErr w:type="spellEnd"/>
-            <w:proofErr w:type="spellStart"/>
-            <w:proofErr w:type="spellEnd"/>
             <w:r>
               <w:rPr>
                 <w:b/>
@@ -2796,8 +2542,6 @@
                 <w:szCs w:val="22"/>
               </w:rPr>
             </w:pPr>
-            <w:proofErr w:type="spellStart"/>
-            <w:proofErr w:type="spellEnd"/>
             <w:r>
               <w:rPr>
                 <w:b/>
@@ -2871,12 +2615,6 @@
                 <w:szCs w:val="22"/>
               </w:rPr>
             </w:pPr>
-            <w:proofErr w:type="spellStart"/>
-            <w:proofErr w:type="spellEnd"/>
-            <w:proofErr w:type="spellStart"/>
-            <w:proofErr w:type="spellEnd"/>
-            <w:proofErr w:type="spellStart"/>
-            <w:proofErr w:type="spellEnd"/>
             <w:r>
               <w:rPr>
                 <w:b/>
@@ -2953,10 +2691,6 @@
                 <w:szCs w:val="22"/>
               </w:rPr>
             </w:pPr>
-            <w:proofErr w:type="spellStart"/>
-            <w:proofErr w:type="spellEnd"/>
-            <w:proofErr w:type="spellStart"/>
-            <w:proofErr w:type="spellEnd"/>
             <w:r>
               <w:rPr>
                 <w:b/>
@@ -3033,14 +2767,6 @@
                 <w:szCs w:val="22"/>
               </w:rPr>
             </w:pPr>
-            <w:proofErr w:type="spellStart"/>
-            <w:proofErr w:type="spellEnd"/>
-            <w:proofErr w:type="spellStart"/>
-            <w:proofErr w:type="spellEnd"/>
-            <w:proofErr w:type="spellStart"/>
-            <w:proofErr w:type="spellEnd"/>
-            <w:proofErr w:type="spellStart"/>
-            <w:proofErr w:type="spellEnd"/>
             <w:r>
               <w:rPr>
                 <w:b/>
@@ -3073,12 +2799,6 @@
                 <w:szCs w:val="22"/>
               </w:rPr>
             </w:pPr>
-            <w:proofErr w:type="spellStart"/>
-            <w:proofErr w:type="spellEnd"/>
-            <w:proofErr w:type="spellStart"/>
-            <w:proofErr w:type="spellEnd"/>
-            <w:proofErr w:type="spellStart"/>
-            <w:proofErr w:type="spellEnd"/>
             <w:r>
               <w:rPr>
                 <w:b/>
@@ -3193,10 +2913,6 @@
                 <w:szCs w:val="22"/>
               </w:rPr>
             </w:pPr>
-            <w:proofErr w:type="spellStart"/>
-            <w:proofErr w:type="spellEnd"/>
-            <w:proofErr w:type="spellStart"/>
-            <w:proofErr w:type="spellEnd"/>
             <w:r>
               <w:rPr>
                 <w:b/>
@@ -3311,10 +3027,6 @@
                 <w:szCs w:val="22"/>
               </w:rPr>
             </w:pPr>
-            <w:proofErr w:type="spellStart"/>
-            <w:proofErr w:type="spellEnd"/>
-            <w:proofErr w:type="spellStart"/>
-            <w:proofErr w:type="spellEnd"/>
             <w:r>
               <w:rPr>
                 <w:b/>
@@ -3427,10 +3139,6 @@
                 <w:szCs w:val="22"/>
               </w:rPr>
             </w:pPr>
-            <w:proofErr w:type="spellStart"/>
-            <w:proofErr w:type="spellEnd"/>
-            <w:proofErr w:type="spellStart"/>
-            <w:proofErr w:type="spellEnd"/>
             <w:r>
               <w:rPr>
                 <w:b/>
@@ -3545,10 +3253,6 @@
                 <w:szCs w:val="22"/>
               </w:rPr>
             </w:pPr>
-            <w:proofErr w:type="spellStart"/>
-            <w:proofErr w:type="spellEnd"/>
-            <w:proofErr w:type="spellStart"/>
-            <w:proofErr w:type="spellEnd"/>
             <w:r>
               <w:rPr>
                 <w:b/>
@@ -3646,30 +3350,6 @@
                 <w:szCs w:val="22"/>
               </w:rPr>
             </w:pPr>
-            <w:proofErr w:type="spellStart"/>
-            <w:proofErr w:type="spellEnd"/>
-            <w:proofErr w:type="spellStart"/>
-            <w:proofErr w:type="spellEnd"/>
-            <w:proofErr w:type="spellStart"/>
-            <w:proofErr w:type="spellEnd"/>
-            <w:proofErr w:type="spellStart"/>
-            <w:proofErr w:type="spellEnd"/>
-            <w:proofErr w:type="spellStart"/>
-            <w:proofErr w:type="spellEnd"/>
-            <w:proofErr w:type="spellStart"/>
-            <w:proofErr w:type="spellEnd"/>
-            <w:proofErr w:type="spellStart"/>
-            <w:proofErr w:type="spellEnd"/>
-            <w:proofErr w:type="spellStart"/>
-            <w:proofErr w:type="spellEnd"/>
-            <w:proofErr w:type="spellStart"/>
-            <w:proofErr w:type="spellEnd"/>
-            <w:proofErr w:type="spellStart"/>
-            <w:proofErr w:type="spellEnd"/>
-            <w:proofErr w:type="spellStart"/>
-            <w:proofErr w:type="spellEnd"/>
-            <w:proofErr w:type="spellStart"/>
-            <w:proofErr w:type="spellEnd"/>
             <w:r>
               <w:rPr>
                 <w:b/>
@@ -3734,7 +3414,6 @@
                       <w:szCs w:val="22"/>
                     </w:rPr>
                   </w:pPr>
-                  <w:proofErr w:type="spellStart"/>
                   <w:r>
                     <w:rPr>
                       <w:b/>
@@ -3742,57 +3421,7 @@
                       <w:sz w:val="22"/>
                       <w:szCs w:val="22"/>
                     </w:rPr>
-                    <w:t>Họ</w:t>
-                  </w:r>
-                  <w:proofErr w:type="spellEnd"/>
-                  <w:r>
-                    <w:rPr>
-                      <w:b/>
-                      <w:bCs/>
-                      <w:sz w:val="22"/>
-                      <w:szCs w:val="22"/>
-                    </w:rPr>
-                    <w:t xml:space="preserve"> </w:t>
-                  </w:r>
-                  <w:proofErr w:type="spellStart"/>
-                  <w:r>
-                    <w:rPr>
-                      <w:b/>
-                      <w:bCs/>
-                      <w:sz w:val="22"/>
-                      <w:szCs w:val="22"/>
-                    </w:rPr>
-                    <w:t>và</w:t>
-                  </w:r>
-                  <w:proofErr w:type="spellEnd"/>
-                  <w:r>
-                    <w:rPr>
-                      <w:b/>
-                      <w:bCs/>
-                      <w:sz w:val="22"/>
-                      <w:szCs w:val="22"/>
-                    </w:rPr>
-                    <w:t xml:space="preserve"> </w:t>
-                  </w:r>
-                  <w:proofErr w:type="spellStart"/>
-                  <w:r>
-                    <w:rPr>
-                      <w:b/>
-                      <w:bCs/>
-                      <w:sz w:val="22"/>
-                      <w:szCs w:val="22"/>
-                    </w:rPr>
-                    <w:t>tên</w:t>
-                  </w:r>
-                  <w:proofErr w:type="spellEnd"/>
-                  <w:r>
-                    <w:rPr>
-                      <w:b/>
-                      <w:bCs/>
-                      <w:sz w:val="22"/>
-                      <w:szCs w:val="22"/>
-                    </w:rPr>
-                    <w:t>:</w:t>
+                    <w:t>Họ và tên:</w:t>
                   </w:r>
                 </w:p>
               </w:tc>
@@ -3844,7 +3473,6 @@
                       <w:szCs w:val="22"/>
                     </w:rPr>
                   </w:pPr>
-                  <w:proofErr w:type="spellStart"/>
                   <w:r>
                     <w:rPr>
                       <w:b/>
@@ -3852,37 +3480,7 @@
                       <w:sz w:val="22"/>
                       <w:szCs w:val="22"/>
                     </w:rPr>
-                    <w:t>Ngày</w:t>
-                  </w:r>
-                  <w:proofErr w:type="spellEnd"/>
-                  <w:r>
-                    <w:rPr>
-                      <w:b/>
-                      <w:bCs/>
-                      <w:sz w:val="22"/>
-                      <w:szCs w:val="22"/>
-                    </w:rPr>
-                    <w:t xml:space="preserve"> </w:t>
-                  </w:r>
-                  <w:proofErr w:type="spellStart"/>
-                  <w:r>
-                    <w:rPr>
-                      <w:b/>
-                      <w:bCs/>
-                      <w:sz w:val="22"/>
-                      <w:szCs w:val="22"/>
-                    </w:rPr>
-                    <w:t>sinh</w:t>
-                  </w:r>
-                  <w:proofErr w:type="spellEnd"/>
-                  <w:r>
-                    <w:rPr>
-                      <w:b/>
-                      <w:bCs/>
-                      <w:sz w:val="22"/>
-                      <w:szCs w:val="22"/>
-                    </w:rPr>
-                    <w:t>:</w:t>
+                    <w:t>Ngày sinh:</w:t>
                   </w:r>
                 </w:p>
               </w:tc>
@@ -3934,7 +3532,6 @@
                       <w:szCs w:val="22"/>
                     </w:rPr>
                   </w:pPr>
-                  <w:proofErr w:type="spellStart"/>
                   <w:r>
                     <w:rPr>
                       <w:b/>
@@ -3942,37 +3539,7 @@
                       <w:sz w:val="22"/>
                       <w:szCs w:val="22"/>
                     </w:rPr>
-                    <w:t>Giới</w:t>
-                  </w:r>
-                  <w:proofErr w:type="spellEnd"/>
-                  <w:r>
-                    <w:rPr>
-                      <w:b/>
-                      <w:bCs/>
-                      <w:sz w:val="22"/>
-                      <w:szCs w:val="22"/>
-                    </w:rPr>
-                    <w:t xml:space="preserve"> </w:t>
-                  </w:r>
-                  <w:proofErr w:type="spellStart"/>
-                  <w:r>
-                    <w:rPr>
-                      <w:b/>
-                      <w:bCs/>
-                      <w:sz w:val="22"/>
-                      <w:szCs w:val="22"/>
-                    </w:rPr>
-                    <w:t>tính</w:t>
-                  </w:r>
-                  <w:proofErr w:type="spellEnd"/>
-                  <w:r>
-                    <w:rPr>
-                      <w:b/>
-                      <w:bCs/>
-                      <w:sz w:val="22"/>
-                      <w:szCs w:val="22"/>
-                    </w:rPr>
-                    <w:t>:</w:t>
+                    <w:t>Giới tính:</w:t>
                   </w:r>
                 </w:p>
               </w:tc>
@@ -4007,17 +3574,8 @@
                       <w:sz w:val="22"/>
                       <w:szCs w:val="22"/>
                     </w:rPr>
-                    <w:t></w:t>
+                    <w:t>Nữ</w:t>
                   </w:r>
-                  <w:proofErr w:type="spellStart"/>
-                  <w:r>
-                    <w:rPr>
-                      <w:sz w:val="22"/>
-                      <w:szCs w:val="22"/>
-                    </w:rPr>
-                    <w:t>Nữ</w:t>
-                  </w:r>
-                  <w:proofErr w:type="spellEnd"/>
                 </w:p>
               </w:tc>
               <w:tc>
@@ -4058,23 +3616,7 @@
                       <w:sz w:val="22"/>
                       <w:szCs w:val="22"/>
                     </w:rPr>
-                    <w:t></w:t>
-                  </w:r>
-                  <w:proofErr w:type="spellStart"/>
-                  <w:r>
-                    <w:rPr>
-                      <w:sz w:val="22"/>
-                      <w:szCs w:val="22"/>
-                    </w:rPr>
-                    <w:t>Nữ</w:t>
-                  </w:r>
-                  <w:proofErr w:type="spellEnd"/>
-                  <w:r>
-                    <w:rPr>
-                      <w:sz w:val="22"/>
-                      <w:szCs w:val="22"/>
-                    </w:rPr>
-                    <w:t xml:space="preserve"> </w:t>
+                    <w:t xml:space="preserve">Nữ </w:t>
                   </w:r>
                 </w:p>
               </w:tc>
@@ -4094,7 +3636,6 @@
                       <w:szCs w:val="22"/>
                     </w:rPr>
                   </w:pPr>
-                  <w:proofErr w:type="spellStart"/>
                   <w:r>
                     <w:rPr>
                       <w:b/>
@@ -4102,57 +3643,7 @@
                       <w:sz w:val="22"/>
                       <w:szCs w:val="22"/>
                     </w:rPr>
-                    <w:t>Số</w:t>
-                  </w:r>
-                  <w:proofErr w:type="spellEnd"/>
-                  <w:r>
-                    <w:rPr>
-                      <w:b/>
-                      <w:bCs/>
-                      <w:sz w:val="22"/>
-                      <w:szCs w:val="22"/>
-                    </w:rPr>
-                    <w:t xml:space="preserve"> CCCD/</w:t>
-                  </w:r>
-                  <w:proofErr w:type="spellStart"/>
-                  <w:r>
-                    <w:rPr>
-                      <w:b/>
-                      <w:bCs/>
-                      <w:sz w:val="22"/>
-                      <w:szCs w:val="22"/>
-                    </w:rPr>
-                    <w:t>Hộ</w:t>
-                  </w:r>
-                  <w:proofErr w:type="spellEnd"/>
-                  <w:r>
-                    <w:rPr>
-                      <w:b/>
-                      <w:bCs/>
-                      <w:sz w:val="22"/>
-                      <w:szCs w:val="22"/>
-                    </w:rPr>
-                    <w:t xml:space="preserve"> </w:t>
-                  </w:r>
-                  <w:proofErr w:type="spellStart"/>
-                  <w:r>
-                    <w:rPr>
-                      <w:b/>
-                      <w:bCs/>
-                      <w:sz w:val="22"/>
-                      <w:szCs w:val="22"/>
-                    </w:rPr>
-                    <w:t>chiếu</w:t>
-                  </w:r>
-                  <w:proofErr w:type="spellEnd"/>
-                  <w:r>
-                    <w:rPr>
-                      <w:b/>
-                      <w:bCs/>
-                      <w:sz w:val="22"/>
-                      <w:szCs w:val="22"/>
-                    </w:rPr>
-                    <w:t>:</w:t>
+                    <w:t>Số CCCD/Hộ chiếu:</w:t>
                   </w:r>
                 </w:p>
               </w:tc>
@@ -4204,7 +3695,6 @@
                       <w:szCs w:val="22"/>
                     </w:rPr>
                   </w:pPr>
-                  <w:proofErr w:type="spellStart"/>
                   <w:r>
                     <w:rPr>
                       <w:b/>
@@ -4212,77 +3702,7 @@
                       <w:sz w:val="22"/>
                       <w:szCs w:val="22"/>
                     </w:rPr>
-                    <w:t>Địa</w:t>
-                  </w:r>
-                  <w:proofErr w:type="spellEnd"/>
-                  <w:r>
-                    <w:rPr>
-                      <w:b/>
-                      <w:bCs/>
-                      <w:sz w:val="22"/>
-                      <w:szCs w:val="22"/>
-                    </w:rPr>
-                    <w:t xml:space="preserve"> </w:t>
-                  </w:r>
-                  <w:proofErr w:type="spellStart"/>
-                  <w:r>
-                    <w:rPr>
-                      <w:b/>
-                      <w:bCs/>
-                      <w:sz w:val="22"/>
-                      <w:szCs w:val="22"/>
-                    </w:rPr>
-                    <w:t>chỉ</w:t>
-                  </w:r>
-                  <w:proofErr w:type="spellEnd"/>
-                  <w:r>
-                    <w:rPr>
-                      <w:b/>
-                      <w:bCs/>
-                      <w:sz w:val="22"/>
-                      <w:szCs w:val="22"/>
-                    </w:rPr>
-                    <w:t xml:space="preserve"> </w:t>
-                  </w:r>
-                  <w:proofErr w:type="spellStart"/>
-                  <w:r>
-                    <w:rPr>
-                      <w:b/>
-                      <w:bCs/>
-                      <w:sz w:val="22"/>
-                      <w:szCs w:val="22"/>
-                    </w:rPr>
-                    <w:t>thường</w:t>
-                  </w:r>
-                  <w:proofErr w:type="spellEnd"/>
-                  <w:r>
-                    <w:rPr>
-                      <w:b/>
-                      <w:bCs/>
-                      <w:sz w:val="22"/>
-                      <w:szCs w:val="22"/>
-                    </w:rPr>
-                    <w:t xml:space="preserve"> </w:t>
-                  </w:r>
-                  <w:proofErr w:type="spellStart"/>
-                  <w:r>
-                    <w:rPr>
-                      <w:b/>
-                      <w:bCs/>
-                      <w:sz w:val="22"/>
-                      <w:szCs w:val="22"/>
-                    </w:rPr>
-                    <w:t>trú</w:t>
-                  </w:r>
-                  <w:proofErr w:type="spellEnd"/>
-                  <w:r>
-                    <w:rPr>
-                      <w:b/>
-                      <w:bCs/>
-                      <w:sz w:val="22"/>
-                      <w:szCs w:val="22"/>
-                    </w:rPr>
-                    <w:t>:</w:t>
+                    <w:t>Địa chỉ thường trú:</w:t>
                   </w:r>
                 </w:p>
               </w:tc>
@@ -4334,7 +3754,6 @@
                       <w:szCs w:val="22"/>
                     </w:rPr>
                   </w:pPr>
-                  <w:proofErr w:type="spellStart"/>
                   <w:r>
                     <w:rPr>
                       <w:b/>
@@ -4342,117 +3761,7 @@
                       <w:sz w:val="22"/>
                       <w:szCs w:val="22"/>
                     </w:rPr>
-                    <w:t>Địa</w:t>
-                  </w:r>
-                  <w:proofErr w:type="spellEnd"/>
-                  <w:r>
-                    <w:rPr>
-                      <w:b/>
-                      <w:bCs/>
-                      <w:sz w:val="22"/>
-                      <w:szCs w:val="22"/>
-                    </w:rPr>
-                    <w:t xml:space="preserve"> </w:t>
-                  </w:r>
-                  <w:proofErr w:type="spellStart"/>
-                  <w:r>
-                    <w:rPr>
-                      <w:b/>
-                      <w:bCs/>
-                      <w:sz w:val="22"/>
-                      <w:szCs w:val="22"/>
-                    </w:rPr>
-                    <w:t>chỉ</w:t>
-                  </w:r>
-                  <w:proofErr w:type="spellEnd"/>
-                  <w:r>
-                    <w:rPr>
-                      <w:b/>
-                      <w:bCs/>
-                      <w:sz w:val="22"/>
-                      <w:szCs w:val="22"/>
-                    </w:rPr>
-                    <w:t xml:space="preserve"> </w:t>
-                  </w:r>
-                  <w:proofErr w:type="spellStart"/>
-                  <w:r>
-                    <w:rPr>
-                      <w:b/>
-                      <w:bCs/>
-                      <w:sz w:val="22"/>
-                      <w:szCs w:val="22"/>
-                    </w:rPr>
-                    <w:t>cư</w:t>
-                  </w:r>
-                  <w:proofErr w:type="spellEnd"/>
-                  <w:r>
-                    <w:rPr>
-                      <w:b/>
-                      <w:bCs/>
-                      <w:sz w:val="22"/>
-                      <w:szCs w:val="22"/>
-                    </w:rPr>
-                    <w:t xml:space="preserve"> </w:t>
-                  </w:r>
-                  <w:proofErr w:type="spellStart"/>
-                  <w:r>
-                    <w:rPr>
-                      <w:b/>
-                      <w:bCs/>
-                      <w:sz w:val="22"/>
-                      <w:szCs w:val="22"/>
-                    </w:rPr>
-                    <w:t>trú</w:t>
-                  </w:r>
-                  <w:proofErr w:type="spellEnd"/>
-                  <w:r>
-                    <w:rPr>
-                      <w:b/>
-                      <w:bCs/>
-                      <w:sz w:val="22"/>
-                      <w:szCs w:val="22"/>
-                    </w:rPr>
-                    <w:t xml:space="preserve"> </w:t>
-                  </w:r>
-                  <w:proofErr w:type="spellStart"/>
-                  <w:r>
-                    <w:rPr>
-                      <w:b/>
-                      <w:bCs/>
-                      <w:sz w:val="22"/>
-                      <w:szCs w:val="22"/>
-                    </w:rPr>
-                    <w:t>hiện</w:t>
-                  </w:r>
-                  <w:proofErr w:type="spellEnd"/>
-                  <w:r>
-                    <w:rPr>
-                      <w:b/>
-                      <w:bCs/>
-                      <w:sz w:val="22"/>
-                      <w:szCs w:val="22"/>
-                    </w:rPr>
-                    <w:t xml:space="preserve"> </w:t>
-                  </w:r>
-                  <w:proofErr w:type="spellStart"/>
-                  <w:r>
-                    <w:rPr>
-                      <w:b/>
-                      <w:bCs/>
-                      <w:sz w:val="22"/>
-                      <w:szCs w:val="22"/>
-                    </w:rPr>
-                    <w:t>tại</w:t>
-                  </w:r>
-                  <w:proofErr w:type="spellEnd"/>
-                  <w:r>
-                    <w:rPr>
-                      <w:b/>
-                      <w:bCs/>
-                      <w:sz w:val="22"/>
-                      <w:szCs w:val="22"/>
-                    </w:rPr>
-                    <w:t>:</w:t>
+                    <w:t>Địa chỉ cư trú hiện tại:</w:t>
                   </w:r>
                 </w:p>
               </w:tc>
@@ -4504,7 +3813,6 @@
                       <w:szCs w:val="22"/>
                     </w:rPr>
                   </w:pPr>
-                  <w:proofErr w:type="spellStart"/>
                   <w:r>
                     <w:rPr>
                       <w:b/>
@@ -4512,29 +3820,8 @@
                       <w:sz w:val="22"/>
                       <w:szCs w:val="22"/>
                     </w:rPr>
-                    <w:t>Điện</w:t>
+                    <w:t>Điện thoại</w:t>
                   </w:r>
-                  <w:proofErr w:type="spellEnd"/>
-                  <w:r>
-                    <w:rPr>
-                      <w:b/>
-                      <w:bCs/>
-                      <w:sz w:val="22"/>
-                      <w:szCs w:val="22"/>
-                    </w:rPr>
-                    <w:t xml:space="preserve"> </w:t>
-                  </w:r>
-                  <w:proofErr w:type="spellStart"/>
-                  <w:r>
-                    <w:rPr>
-                      <w:b/>
-                      <w:bCs/>
-                      <w:sz w:val="22"/>
-                      <w:szCs w:val="22"/>
-                    </w:rPr>
-                    <w:t>thoại</w:t>
-                  </w:r>
-                  <w:proofErr w:type="spellEnd"/>
                 </w:p>
               </w:tc>
               <w:tc>
@@ -4736,22 +4023,6 @@
                 <w:szCs w:val="22"/>
               </w:rPr>
             </w:pPr>
-            <w:proofErr w:type="spellStart"/>
-            <w:proofErr w:type="spellEnd"/>
-            <w:proofErr w:type="spellStart"/>
-            <w:proofErr w:type="spellEnd"/>
-            <w:proofErr w:type="spellStart"/>
-            <w:proofErr w:type="spellEnd"/>
-            <w:proofErr w:type="spellStart"/>
-            <w:proofErr w:type="spellEnd"/>
-            <w:proofErr w:type="spellStart"/>
-            <w:proofErr w:type="spellEnd"/>
-            <w:proofErr w:type="spellStart"/>
-            <w:proofErr w:type="spellEnd"/>
-            <w:proofErr w:type="spellStart"/>
-            <w:proofErr w:type="spellEnd"/>
-            <w:proofErr w:type="spellStart"/>
-            <w:proofErr w:type="spellEnd"/>
             <w:r>
               <w:rPr>
                 <w:b/>
@@ -4821,10 +4092,6 @@
                 <w:szCs w:val="22"/>
               </w:rPr>
             </w:pPr>
-            <w:proofErr w:type="spellStart"/>
-            <w:proofErr w:type="spellEnd"/>
-            <w:proofErr w:type="spellStart"/>
-            <w:proofErr w:type="spellEnd"/>
             <w:r>
               <w:rPr>
                 <w:b/>
@@ -4857,8 +4124,6 @@
                 <w:szCs w:val="22"/>
               </w:rPr>
             </w:pPr>
-            <w:proofErr w:type="spellStart"/>
-            <w:proofErr w:type="spellEnd"/>
             <w:r>
               <w:rPr>
                 <w:b/>
@@ -4880,12 +4145,6 @@
                 <w:szCs w:val="22"/>
               </w:rPr>
             </w:pPr>
-            <w:proofErr w:type="spellStart"/>
-            <w:proofErr w:type="spellEnd"/>
-            <w:proofErr w:type="spellStart"/>
-            <w:proofErr w:type="spellEnd"/>
-            <w:proofErr w:type="spellStart"/>
-            <w:proofErr w:type="spellEnd"/>
             <w:r>
               <w:rPr>
                 <w:b/>
@@ -4918,12 +4177,6 @@
                 <w:szCs w:val="22"/>
               </w:rPr>
             </w:pPr>
-            <w:proofErr w:type="spellStart"/>
-            <w:proofErr w:type="spellEnd"/>
-            <w:proofErr w:type="spellStart"/>
-            <w:proofErr w:type="spellEnd"/>
-            <w:proofErr w:type="spellStart"/>
-            <w:proofErr w:type="spellEnd"/>
             <w:r>
               <w:rPr>
                 <w:b/>
@@ -4955,10 +4208,6 @@
                 <w:szCs w:val="22"/>
               </w:rPr>
             </w:pPr>
-            <w:proofErr w:type="spellStart"/>
-            <w:proofErr w:type="spellEnd"/>
-            <w:proofErr w:type="spellStart"/>
-            <w:proofErr w:type="spellEnd"/>
             <w:r>
               <w:rPr>
                 <w:b/>
@@ -4980,10 +4229,6 @@
                 <w:szCs w:val="22"/>
               </w:rPr>
             </w:pPr>
-            <w:proofErr w:type="spellStart"/>
-            <w:proofErr w:type="spellEnd"/>
-            <w:proofErr w:type="spellStart"/>
-            <w:proofErr w:type="spellEnd"/>
             <w:r>
               <w:rPr>
                 <w:b/>
@@ -5016,12 +4261,6 @@
                 <w:szCs w:val="22"/>
               </w:rPr>
             </w:pPr>
-            <w:proofErr w:type="spellStart"/>
-            <w:proofErr w:type="spellEnd"/>
-            <w:proofErr w:type="spellStart"/>
-            <w:proofErr w:type="spellEnd"/>
-            <w:proofErr w:type="spellStart"/>
-            <w:proofErr w:type="spellEnd"/>
             <w:r>
               <w:rPr>
                 <w:b/>
@@ -5055,18 +4294,6 @@
                 <w:szCs w:val="22"/>
               </w:rPr>
             </w:pPr>
-            <w:proofErr w:type="spellStart"/>
-            <w:proofErr w:type="spellEnd"/>
-            <w:proofErr w:type="spellStart"/>
-            <w:proofErr w:type="spellEnd"/>
-            <w:proofErr w:type="spellStart"/>
-            <w:proofErr w:type="spellEnd"/>
-            <w:proofErr w:type="gramStart"/>
-            <w:proofErr w:type="spellStart"/>
-            <w:proofErr w:type="gramEnd"/>
-            <w:proofErr w:type="spellEnd"/>
-            <w:proofErr w:type="spellStart"/>
-            <w:proofErr w:type="spellEnd"/>
             <w:r>
               <w:rPr>
                 <w:b/>
@@ -5086,8 +4313,6 @@
                 <w:szCs w:val="22"/>
               </w:rPr>
             </w:pPr>
-            <w:proofErr w:type="spellStart"/>
-            <w:proofErr w:type="spellEnd"/>
             <w:r>
               <w:rPr>
                 <w:sz w:val="22"/>
@@ -5117,8 +4342,6 @@
                 <w:szCs w:val="22"/>
               </w:rPr>
             </w:pPr>
-            <w:proofErr w:type="spellStart"/>
-            <w:proofErr w:type="spellEnd"/>
             <w:r>
               <w:rPr>
                 <w:b/>
@@ -5140,10 +4363,6 @@
                 <w:szCs w:val="22"/>
               </w:rPr>
             </w:pPr>
-            <w:proofErr w:type="spellStart"/>
-            <w:proofErr w:type="spellEnd"/>
-            <w:proofErr w:type="spellStart"/>
-            <w:proofErr w:type="spellEnd"/>
             <w:r>
               <w:rPr>
                 <w:b/>
@@ -5175,14 +4394,6 @@
                 <w:szCs w:val="22"/>
               </w:rPr>
             </w:pPr>
-            <w:proofErr w:type="spellStart"/>
-            <w:proofErr w:type="spellEnd"/>
-            <w:proofErr w:type="spellStart"/>
-            <w:proofErr w:type="spellEnd"/>
-            <w:proofErr w:type="spellStart"/>
-            <w:proofErr w:type="spellEnd"/>
-            <w:proofErr w:type="spellStart"/>
-            <w:proofErr w:type="spellEnd"/>
             <w:r>
               <w:rPr>
                 <w:b/>
@@ -5202,8 +4413,6 @@
                 <w:szCs w:val="22"/>
               </w:rPr>
             </w:pPr>
-            <w:proofErr w:type="spellStart"/>
-            <w:proofErr w:type="spellEnd"/>
             <w:r>
               <w:rPr>
                 <w:sz w:val="22"/>
@@ -5233,20 +4442,6 @@
                 <w:szCs w:val="22"/>
               </w:rPr>
             </w:pPr>
-            <w:proofErr w:type="spellStart"/>
-            <w:proofErr w:type="spellEnd"/>
-            <w:proofErr w:type="spellStart"/>
-            <w:proofErr w:type="spellEnd"/>
-            <w:proofErr w:type="spellStart"/>
-            <w:proofErr w:type="spellEnd"/>
-            <w:proofErr w:type="spellStart"/>
-            <w:proofErr w:type="spellEnd"/>
-            <w:proofErr w:type="spellStart"/>
-            <w:proofErr w:type="spellEnd"/>
-            <w:proofErr w:type="spellStart"/>
-            <w:proofErr w:type="spellEnd"/>
-            <w:proofErr w:type="spellStart"/>
-            <w:proofErr w:type="spellEnd"/>
             <w:r>
               <w:rPr>
                 <w:b/>
@@ -5398,10 +4593,6 @@
                 <w:szCs w:val="22"/>
               </w:rPr>
             </w:pPr>
-            <w:proofErr w:type="spellStart"/>
-            <w:proofErr w:type="spellEnd"/>
-            <w:proofErr w:type="spellStart"/>
-            <w:proofErr w:type="spellEnd"/>
             <w:r>
               <w:rPr>
                 <w:b/>
@@ -5429,12 +4620,6 @@
                 <w:szCs w:val="22"/>
               </w:rPr>
             </w:pPr>
-            <w:proofErr w:type="spellStart"/>
-            <w:proofErr w:type="spellEnd"/>
-            <w:proofErr w:type="spellStart"/>
-            <w:proofErr w:type="spellEnd"/>
-            <w:proofErr w:type="spellStart"/>
-            <w:proofErr w:type="spellEnd"/>
             <w:r>
               <w:rPr>
                 <w:b/>
@@ -6172,64 +5357,6 @@
                 <w:szCs w:val="22"/>
               </w:rPr>
             </w:pPr>
-            <w:proofErr w:type="spellStart"/>
-            <w:proofErr w:type="spellEnd"/>
-            <w:proofErr w:type="spellStart"/>
-            <w:proofErr w:type="spellEnd"/>
-            <w:proofErr w:type="spellStart"/>
-            <w:proofErr w:type="spellEnd"/>
-            <w:proofErr w:type="spellStart"/>
-            <w:proofErr w:type="spellEnd"/>
-            <w:proofErr w:type="spellStart"/>
-            <w:proofErr w:type="spellEnd"/>
-            <w:proofErr w:type="spellStart"/>
-            <w:proofErr w:type="spellEnd"/>
-            <w:proofErr w:type="spellStart"/>
-            <w:proofErr w:type="spellEnd"/>
-            <w:proofErr w:type="spellStart"/>
-            <w:proofErr w:type="spellEnd"/>
-            <w:proofErr w:type="spellStart"/>
-            <w:proofErr w:type="spellEnd"/>
-            <w:proofErr w:type="spellStart"/>
-            <w:proofErr w:type="spellEnd"/>
-            <w:proofErr w:type="spellStart"/>
-            <w:proofErr w:type="spellEnd"/>
-            <w:proofErr w:type="spellStart"/>
-            <w:proofErr w:type="spellEnd"/>
-            <w:proofErr w:type="spellStart"/>
-            <w:proofErr w:type="spellEnd"/>
-            <w:proofErr w:type="spellStart"/>
-            <w:proofErr w:type="spellEnd"/>
-            <w:proofErr w:type="spellStart"/>
-            <w:proofErr w:type="spellEnd"/>
-            <w:proofErr w:type="spellStart"/>
-            <w:proofErr w:type="spellEnd"/>
-            <w:proofErr w:type="spellStart"/>
-            <w:proofErr w:type="spellEnd"/>
-            <w:proofErr w:type="spellStart"/>
-            <w:proofErr w:type="spellEnd"/>
-            <w:proofErr w:type="spellStart"/>
-            <w:proofErr w:type="spellEnd"/>
-            <w:proofErr w:type="spellStart"/>
-            <w:proofErr w:type="spellEnd"/>
-            <w:proofErr w:type="spellStart"/>
-            <w:proofErr w:type="spellEnd"/>
-            <w:proofErr w:type="spellStart"/>
-            <w:proofErr w:type="spellEnd"/>
-            <w:proofErr w:type="spellStart"/>
-            <w:proofErr w:type="spellEnd"/>
-            <w:proofErr w:type="spellStart"/>
-            <w:proofErr w:type="spellEnd"/>
-            <w:proofErr w:type="spellStart"/>
-            <w:proofErr w:type="spellEnd"/>
-            <w:proofErr w:type="spellStart"/>
-            <w:proofErr w:type="spellEnd"/>
-            <w:proofErr w:type="spellStart"/>
-            <w:proofErr w:type="spellEnd"/>
-            <w:proofErr w:type="spellStart"/>
-            <w:proofErr w:type="spellEnd"/>
-            <w:proofErr w:type="spellStart"/>
-            <w:proofErr w:type="spellEnd"/>
             <w:r>
               <w:rPr>
                 <w:b/>
@@ -6287,7 +5414,6 @@
                       <w:szCs w:val="22"/>
                     </w:rPr>
                   </w:pPr>
-                  <w:proofErr w:type="spellStart"/>
                   <w:r>
                     <w:rPr>
                       <w:b/>
@@ -6295,57 +5421,7 @@
                       <w:sz w:val="22"/>
                       <w:szCs w:val="22"/>
                     </w:rPr>
-                    <w:t>Họ</w:t>
-                  </w:r>
-                  <w:proofErr w:type="spellEnd"/>
-                  <w:r>
-                    <w:rPr>
-                      <w:b/>
-                      <w:bCs/>
-                      <w:sz w:val="22"/>
-                      <w:szCs w:val="22"/>
-                    </w:rPr>
-                    <w:t xml:space="preserve"> </w:t>
-                  </w:r>
-                  <w:proofErr w:type="spellStart"/>
-                  <w:r>
-                    <w:rPr>
-                      <w:b/>
-                      <w:bCs/>
-                      <w:sz w:val="22"/>
-                      <w:szCs w:val="22"/>
-                    </w:rPr>
-                    <w:t>và</w:t>
-                  </w:r>
-                  <w:proofErr w:type="spellEnd"/>
-                  <w:r>
-                    <w:rPr>
-                      <w:b/>
-                      <w:bCs/>
-                      <w:sz w:val="22"/>
-                      <w:szCs w:val="22"/>
-                    </w:rPr>
-                    <w:t xml:space="preserve"> </w:t>
-                  </w:r>
-                  <w:proofErr w:type="spellStart"/>
-                  <w:r>
-                    <w:rPr>
-                      <w:b/>
-                      <w:bCs/>
-                      <w:sz w:val="22"/>
-                      <w:szCs w:val="22"/>
-                    </w:rPr>
-                    <w:t>tên</w:t>
-                  </w:r>
-                  <w:proofErr w:type="spellEnd"/>
-                  <w:r>
-                    <w:rPr>
-                      <w:b/>
-                      <w:bCs/>
-                      <w:sz w:val="22"/>
-                      <w:szCs w:val="22"/>
-                    </w:rPr>
-                    <w:t xml:space="preserve">: </w:t>
+                    <w:t xml:space="preserve">Họ và tên: </w:t>
                   </w:r>
                   <w:r>
                     <w:rPr>
@@ -6370,87 +5446,7 @@
                       <w:sz w:val="22"/>
                       <w:szCs w:val="22"/>
                     </w:rPr>
-                    <w:t xml:space="preserve">Quan </w:t>
-                  </w:r>
-                  <w:proofErr w:type="spellStart"/>
-                  <w:r>
-                    <w:rPr>
-                      <w:b/>
-                      <w:bCs/>
-                      <w:sz w:val="22"/>
-                      <w:szCs w:val="22"/>
-                    </w:rPr>
-                    <w:t>hệ</w:t>
-                  </w:r>
-                  <w:proofErr w:type="spellEnd"/>
-                  <w:r>
-                    <w:rPr>
-                      <w:b/>
-                      <w:bCs/>
-                      <w:sz w:val="22"/>
-                      <w:szCs w:val="22"/>
-                    </w:rPr>
-                    <w:t xml:space="preserve"> </w:t>
-                  </w:r>
-                  <w:proofErr w:type="spellStart"/>
-                  <w:r>
-                    <w:rPr>
-                      <w:b/>
-                      <w:bCs/>
-                      <w:sz w:val="22"/>
-                      <w:szCs w:val="22"/>
-                    </w:rPr>
-                    <w:t>với</w:t>
-                  </w:r>
-                  <w:proofErr w:type="spellEnd"/>
-                  <w:r>
-                    <w:rPr>
-                      <w:b/>
-                      <w:bCs/>
-                      <w:sz w:val="22"/>
-                      <w:szCs w:val="22"/>
-                    </w:rPr>
-                    <w:t xml:space="preserve"> </w:t>
-                  </w:r>
-                  <w:proofErr w:type="spellStart"/>
-                  <w:r>
-                    <w:rPr>
-                      <w:b/>
-                      <w:bCs/>
-                      <w:sz w:val="22"/>
-                      <w:szCs w:val="22"/>
-                    </w:rPr>
-                    <w:t>Bên</w:t>
-                  </w:r>
-                  <w:proofErr w:type="spellEnd"/>
-                  <w:r>
-                    <w:rPr>
-                      <w:b/>
-                      <w:bCs/>
-                      <w:sz w:val="22"/>
-                      <w:szCs w:val="22"/>
-                    </w:rPr>
-                    <w:t xml:space="preserve"> </w:t>
-                  </w:r>
-                  <w:proofErr w:type="spellStart"/>
-                  <w:r>
-                    <w:rPr>
-                      <w:b/>
-                      <w:bCs/>
-                      <w:sz w:val="22"/>
-                      <w:szCs w:val="22"/>
-                    </w:rPr>
-                    <w:t>vay</w:t>
-                  </w:r>
-                  <w:proofErr w:type="spellEnd"/>
-                  <w:r>
-                    <w:rPr>
-                      <w:b/>
-                      <w:bCs/>
-                      <w:sz w:val="22"/>
-                      <w:szCs w:val="22"/>
-                    </w:rPr>
-                    <w:t xml:space="preserve">: </w:t>
+                    <w:t xml:space="preserve">Quan hệ với Bên vay: </w:t>
                   </w:r>
                   <w:r>
                     <w:rPr>
@@ -6470,76 +5466,12 @@
                     </w:rPr>
                     <w:t xml:space="preserve"> </w:t>
                   </w:r>
-                  <w:proofErr w:type="spellStart"/>
                   <w:r>
                     <w:rPr>
                       <w:sz w:val="22"/>
                       <w:szCs w:val="22"/>
                     </w:rPr>
-                    <w:t>Bạn</w:t>
-                  </w:r>
-                  <w:proofErr w:type="spellEnd"/>
-                  <w:r>
-                    <w:rPr>
-                      <w:sz w:val="22"/>
-                      <w:szCs w:val="22"/>
-                    </w:rPr>
-                    <w:t xml:space="preserve"> </w:t>
-                  </w:r>
-                  <w:proofErr w:type="spellStart"/>
-                  <w:r>
-                    <w:rPr>
-                      <w:sz w:val="22"/>
-                      <w:szCs w:val="22"/>
-                    </w:rPr>
-                    <w:t>bè</w:t>
-                  </w:r>
-                  <w:proofErr w:type="spellEnd"/>
-                  <w:r>
-                    <w:rPr>
-                      <w:sz w:val="22"/>
-                      <w:szCs w:val="22"/>
-                    </w:rPr>
-                    <w:t xml:space="preserve">   </w:t>
-                  </w:r>
-                  <w:r>
-                    <w:rPr>
-                      <w:sz w:val="22"/>
-                      <w:szCs w:val="22"/>
-                    </w:rPr>
-                    <w:sym w:font="Wingdings 2" w:char="F02A"/>
-                  </w:r>
-                  <w:proofErr w:type="spellStart"/>
-                  <w:r>
-                    <w:rPr>
-                      <w:sz w:val="22"/>
-                      <w:szCs w:val="22"/>
-                    </w:rPr>
-                    <w:t>Đồng</w:t>
-                  </w:r>
-                  <w:proofErr w:type="spellEnd"/>
-                  <w:r>
-                    <w:rPr>
-                      <w:sz w:val="22"/>
-                      <w:szCs w:val="22"/>
-                    </w:rPr>
-                    <w:t xml:space="preserve"> </w:t>
-                  </w:r>
-                  <w:proofErr w:type="spellStart"/>
-                  <w:r>
-                    <w:rPr>
-                      <w:sz w:val="22"/>
-                      <w:szCs w:val="22"/>
-                    </w:rPr>
-                    <w:t>nghiệp</w:t>
-                  </w:r>
-                  <w:proofErr w:type="spellEnd"/>
-                  <w:r>
-                    <w:rPr>
-                      <w:sz w:val="22"/>
-                      <w:szCs w:val="22"/>
-                    </w:rPr>
-                    <w:t xml:space="preserve"> </w:t>
+                    <w:t xml:space="preserve">Bạn bè   </w:t>
                   </w:r>
                   <w:r>
                     <w:rPr>
@@ -6553,81 +5485,7 @@
                       <w:sz w:val="22"/>
                       <w:szCs w:val="22"/>
                     </w:rPr>
-                    <w:t xml:space="preserve"> </w:t>
-                  </w:r>
-                  <w:proofErr w:type="spellStart"/>
-                  <w:r>
-                    <w:rPr>
-                      <w:sz w:val="22"/>
-                      <w:szCs w:val="22"/>
-                    </w:rPr>
-                    <w:t>Người</w:t>
-                  </w:r>
-                  <w:proofErr w:type="spellEnd"/>
-                  <w:r>
-                    <w:rPr>
-                      <w:sz w:val="22"/>
-                      <w:szCs w:val="22"/>
-                    </w:rPr>
-                    <w:t xml:space="preserve"> </w:t>
-                  </w:r>
-                  <w:proofErr w:type="spellStart"/>
-                  <w:r>
-                    <w:rPr>
-                      <w:sz w:val="22"/>
-                      <w:szCs w:val="22"/>
-                    </w:rPr>
-                    <w:t>thân</w:t>
-                  </w:r>
-                  <w:proofErr w:type="spellEnd"/>
-                </w:p>
-                <w:p>
-                  <w:pPr>
-                    <w:spacing w:line="264" w:lineRule="auto"/>
-                    <w:rPr>
-                      <w:sz w:val="22"/>
-                      <w:szCs w:val="22"/>
-                    </w:rPr>
-                  </w:pPr>
-                  <w:proofErr w:type="spellStart"/>
-                  <w:r>
-                    <w:rPr>
-                      <w:b/>
-                      <w:bCs/>
-                      <w:sz w:val="22"/>
-                      <w:szCs w:val="22"/>
-                    </w:rPr>
-                    <w:t>Giới</w:t>
-                  </w:r>
-                  <w:proofErr w:type="spellEnd"/>
-                  <w:r>
-                    <w:rPr>
-                      <w:b/>
-                      <w:bCs/>
-                      <w:sz w:val="22"/>
-                      <w:szCs w:val="22"/>
-                    </w:rPr>
-                    <w:t xml:space="preserve"> </w:t>
-                  </w:r>
-                  <w:proofErr w:type="spellStart"/>
-                  <w:r>
-                    <w:rPr>
-                      <w:b/>
-                      <w:bCs/>
-                      <w:sz w:val="22"/>
-                      <w:szCs w:val="22"/>
-                    </w:rPr>
-                    <w:t>tính</w:t>
-                  </w:r>
-                  <w:proofErr w:type="spellEnd"/>
-                  <w:r>
-                    <w:rPr>
-                      <w:b/>
-                      <w:bCs/>
-                      <w:sz w:val="22"/>
-                      <w:szCs w:val="22"/>
-                    </w:rPr>
-                    <w:t xml:space="preserve">: </w:t>
+                    <w:t xml:space="preserve">Đồng nghiệp </w:t>
                   </w:r>
                   <w:r>
                     <w:rPr>
@@ -6641,30 +5499,7 @@
                       <w:sz w:val="22"/>
                       <w:szCs w:val="22"/>
                     </w:rPr>
-                    <w:t xml:space="preserve"> Nam           </w:t>
-                  </w:r>
-                  <w:r>
-                    <w:rPr>
-                      <w:sz w:val="22"/>
-                      <w:szCs w:val="22"/>
-                    </w:rPr>
-                    <w:sym w:font="Wingdings 2" w:char="F02A"/>
-                  </w:r>
-                  <w:proofErr w:type="spellStart"/>
-                  <w:r>
-                    <w:rPr>
-                      <w:sz w:val="22"/>
-                      <w:szCs w:val="22"/>
-                    </w:rPr>
-                    <w:t>Nữ</w:t>
-                  </w:r>
-                  <w:proofErr w:type="spellEnd"/>
-                  <w:r>
-                    <w:rPr>
-                      <w:sz w:val="22"/>
-                      <w:szCs w:val="22"/>
-                    </w:rPr>
-                    <w:t xml:space="preserve">         </w:t>
+                    <w:t xml:space="preserve"> Người thân</w:t>
                   </w:r>
                 </w:p>
                 <w:p>
@@ -6675,7 +5510,6 @@
                       <w:szCs w:val="22"/>
                     </w:rPr>
                   </w:pPr>
-                  <w:proofErr w:type="spellStart"/>
                   <w:r>
                     <w:rPr>
                       <w:b/>
@@ -6683,94 +5517,36 @@
                       <w:sz w:val="22"/>
                       <w:szCs w:val="22"/>
                     </w:rPr>
-                    <w:t>Địa</w:t>
-                  </w:r>
-                  <w:proofErr w:type="spellEnd"/>
-                  <w:r>
-                    <w:rPr>
-                      <w:b/>
-                      <w:bCs/>
-                      <w:sz w:val="22"/>
-                      <w:szCs w:val="22"/>
-                    </w:rPr>
-                    <w:t xml:space="preserve"> </w:t>
-                  </w:r>
-                  <w:proofErr w:type="spellStart"/>
-                  <w:r>
-                    <w:rPr>
-                      <w:b/>
-                      <w:bCs/>
-                      <w:sz w:val="22"/>
-                      <w:szCs w:val="22"/>
-                    </w:rPr>
-                    <w:t>chỉ</w:t>
-                  </w:r>
-                  <w:proofErr w:type="spellEnd"/>
-                  <w:r>
-                    <w:rPr>
-                      <w:b/>
-                      <w:bCs/>
-                      <w:sz w:val="22"/>
-                      <w:szCs w:val="22"/>
-                    </w:rPr>
-                    <w:t xml:space="preserve"> </w:t>
-                  </w:r>
-                  <w:proofErr w:type="spellStart"/>
-                  <w:r>
-                    <w:rPr>
-                      <w:b/>
-                      <w:bCs/>
-                      <w:sz w:val="22"/>
-                      <w:szCs w:val="22"/>
-                    </w:rPr>
-                    <w:t>liên</w:t>
-                  </w:r>
-                  <w:proofErr w:type="spellEnd"/>
-                  <w:r>
-                    <w:rPr>
-                      <w:b/>
-                      <w:bCs/>
-                      <w:sz w:val="22"/>
-                      <w:szCs w:val="22"/>
-                    </w:rPr>
-                    <w:t xml:space="preserve"> </w:t>
-                  </w:r>
-                  <w:proofErr w:type="spellStart"/>
-                  <w:r>
-                    <w:rPr>
-                      <w:b/>
-                      <w:bCs/>
-                      <w:sz w:val="22"/>
-                      <w:szCs w:val="22"/>
-                    </w:rPr>
-                    <w:t>lạc</w:t>
-                  </w:r>
-                  <w:proofErr w:type="spellEnd"/>
-                  <w:r>
-                    <w:rPr>
-                      <w:b/>
-                      <w:bCs/>
-                      <w:sz w:val="22"/>
-                      <w:szCs w:val="22"/>
-                    </w:rPr>
-                    <w:t xml:space="preserve">: </w:t>
+                    <w:t xml:space="preserve">Giới tính: </w:t>
                   </w:r>
                   <w:r>
                     <w:rPr>
                       <w:sz w:val="22"/>
                       <w:szCs w:val="22"/>
                     </w:rPr>
-                    <w:t>………………………</w:t>
+                    <w:sym w:font="Wingdings 2" w:char="F02A"/>
                   </w:r>
-                  <w:proofErr w:type="gramStart"/>
                   <w:r>
                     <w:rPr>
                       <w:sz w:val="22"/>
                       <w:szCs w:val="22"/>
                     </w:rPr>
-                    <w:t>…..</w:t>
+                    <w:t xml:space="preserve"> Nam           </w:t>
                   </w:r>
-                  <w:proofErr w:type="gramEnd"/>
+                  <w:r>
+                    <w:rPr>
+                      <w:sz w:val="22"/>
+                      <w:szCs w:val="22"/>
+                    </w:rPr>
+                    <w:sym w:font="Wingdings 2" w:char="F02A"/>
+                  </w:r>
+                  <w:r>
+                    <w:rPr>
+                      <w:sz w:val="22"/>
+                      <w:szCs w:val="22"/>
+                    </w:rPr>
+                    <w:t xml:space="preserve">Nữ         </w:t>
+                  </w:r>
                 </w:p>
                 <w:p>
                   <w:pPr>
@@ -6780,7 +5556,6 @@
                       <w:szCs w:val="22"/>
                     </w:rPr>
                   </w:pPr>
-                  <w:proofErr w:type="spellStart"/>
                   <w:r>
                     <w:rPr>
                       <w:b/>
@@ -6788,9 +5563,24 @@
                       <w:sz w:val="22"/>
                       <w:szCs w:val="22"/>
                     </w:rPr>
-                    <w:t>Điện</w:t>
+                    <w:t xml:space="preserve">Địa chỉ liên lạc: </w:t>
                   </w:r>
-                  <w:proofErr w:type="spellEnd"/>
+                  <w:r>
+                    <w:rPr>
+                      <w:sz w:val="22"/>
+                      <w:szCs w:val="22"/>
+                    </w:rPr>
+                    <w:t>…………………………..</w:t>
+                  </w:r>
+                </w:p>
+                <w:p>
+                  <w:pPr>
+                    <w:spacing w:line="264" w:lineRule="auto"/>
+                    <w:rPr>
+                      <w:sz w:val="22"/>
+                      <w:szCs w:val="22"/>
+                    </w:rPr>
+                  </w:pPr>
                   <w:r>
                     <w:rPr>
                       <w:b/>
@@ -6798,67 +5588,7 @@
                       <w:sz w:val="22"/>
                       <w:szCs w:val="22"/>
                     </w:rPr>
-                    <w:t xml:space="preserve"> </w:t>
-                  </w:r>
-                  <w:proofErr w:type="spellStart"/>
-                  <w:r>
-                    <w:rPr>
-                      <w:b/>
-                      <w:bCs/>
-                      <w:sz w:val="22"/>
-                      <w:szCs w:val="22"/>
-                    </w:rPr>
-                    <w:t>thoại</w:t>
-                  </w:r>
-                  <w:proofErr w:type="spellEnd"/>
-                  <w:r>
-                    <w:rPr>
-                      <w:b/>
-                      <w:bCs/>
-                      <w:sz w:val="22"/>
-                      <w:szCs w:val="22"/>
-                    </w:rPr>
-                    <w:t xml:space="preserve"> </w:t>
-                  </w:r>
-                  <w:proofErr w:type="spellStart"/>
-                  <w:r>
-                    <w:rPr>
-                      <w:b/>
-                      <w:bCs/>
-                      <w:sz w:val="22"/>
-                      <w:szCs w:val="22"/>
-                    </w:rPr>
-                    <w:t>liên</w:t>
-                  </w:r>
-                  <w:proofErr w:type="spellEnd"/>
-                  <w:r>
-                    <w:rPr>
-                      <w:b/>
-                      <w:bCs/>
-                      <w:sz w:val="22"/>
-                      <w:szCs w:val="22"/>
-                    </w:rPr>
-                    <w:t xml:space="preserve"> </w:t>
-                  </w:r>
-                  <w:proofErr w:type="spellStart"/>
-                  <w:r>
-                    <w:rPr>
-                      <w:b/>
-                      <w:bCs/>
-                      <w:sz w:val="22"/>
-                      <w:szCs w:val="22"/>
-                    </w:rPr>
-                    <w:t>hệ</w:t>
-                  </w:r>
-                  <w:proofErr w:type="spellEnd"/>
-                  <w:r>
-                    <w:rPr>
-                      <w:b/>
-                      <w:bCs/>
-                      <w:sz w:val="22"/>
-                      <w:szCs w:val="22"/>
-                    </w:rPr>
-                    <w:t xml:space="preserve">: </w:t>
+                    <w:t xml:space="preserve">Điện thoại liên hệ: </w:t>
                   </w:r>
                   <w:r>
                     <w:rPr>
@@ -6916,22 +5646,6 @@
                 <w:szCs w:val="22"/>
               </w:rPr>
             </w:pPr>
-            <w:proofErr w:type="spellStart"/>
-            <w:proofErr w:type="spellEnd"/>
-            <w:proofErr w:type="spellStart"/>
-            <w:proofErr w:type="spellEnd"/>
-            <w:proofErr w:type="spellStart"/>
-            <w:proofErr w:type="spellEnd"/>
-            <w:proofErr w:type="spellStart"/>
-            <w:proofErr w:type="spellEnd"/>
-            <w:proofErr w:type="spellStart"/>
-            <w:proofErr w:type="spellEnd"/>
-            <w:proofErr w:type="spellStart"/>
-            <w:proofErr w:type="spellEnd"/>
-            <w:proofErr w:type="spellStart"/>
-            <w:proofErr w:type="spellEnd"/>
-            <w:proofErr w:type="spellStart"/>
-            <w:proofErr w:type="spellEnd"/>
             <w:r>
               <w:rPr>
                 <w:b/>
@@ -6940,6 +5654,7 @@
                 <w:sz w:val="22"/>
                 <w:szCs w:val="22"/>
               </w:rPr>
+              <w:lastRenderedPageBreak/>
               <w:t>Thông tin về người có liên quan của Bên vay</w:t>
             </w:r>
           </w:p>
@@ -6963,318 +5678,6 @@
                 <w:szCs w:val="22"/>
               </w:rPr>
             </w:pPr>
-            <w:proofErr w:type="spellStart"/>
-            <w:proofErr w:type="spellEnd"/>
-            <w:proofErr w:type="spellStart"/>
-            <w:proofErr w:type="spellEnd"/>
-            <w:proofErr w:type="spellStart"/>
-            <w:proofErr w:type="spellEnd"/>
-            <w:proofErr w:type="spellStart"/>
-            <w:proofErr w:type="spellEnd"/>
-            <w:proofErr w:type="spellStart"/>
-            <w:proofErr w:type="spellEnd"/>
-            <w:proofErr w:type="spellStart"/>
-            <w:proofErr w:type="spellEnd"/>
-            <w:proofErr w:type="spellStart"/>
-            <w:proofErr w:type="spellEnd"/>
-            <w:proofErr w:type="spellStart"/>
-            <w:proofErr w:type="spellEnd"/>
-            <w:proofErr w:type="spellStart"/>
-            <w:proofErr w:type="spellEnd"/>
-            <w:proofErr w:type="spellStart"/>
-            <w:proofErr w:type="spellEnd"/>
-            <w:proofErr w:type="spellStart"/>
-            <w:proofErr w:type="spellEnd"/>
-            <w:proofErr w:type="spellStart"/>
-            <w:proofErr w:type="spellEnd"/>
-            <w:proofErr w:type="spellStart"/>
-            <w:proofErr w:type="spellEnd"/>
-            <w:proofErr w:type="spellStart"/>
-            <w:proofErr w:type="spellEnd"/>
-            <w:proofErr w:type="spellStart"/>
-            <w:proofErr w:type="spellEnd"/>
-            <w:proofErr w:type="spellStart"/>
-            <w:proofErr w:type="spellEnd"/>
-            <w:proofErr w:type="spellStart"/>
-            <w:proofErr w:type="spellEnd"/>
-            <w:proofErr w:type="spellStart"/>
-            <w:proofErr w:type="spellEnd"/>
-            <w:proofErr w:type="spellStart"/>
-            <w:proofErr w:type="spellEnd"/>
-            <w:proofErr w:type="spellStart"/>
-            <w:proofErr w:type="spellEnd"/>
-            <w:proofErr w:type="spellStart"/>
-            <w:proofErr w:type="spellEnd"/>
-            <w:proofErr w:type="spellStart"/>
-            <w:proofErr w:type="spellEnd"/>
-            <w:proofErr w:type="spellStart"/>
-            <w:proofErr w:type="spellEnd"/>
-            <w:proofErr w:type="spellStart"/>
-            <w:proofErr w:type="spellEnd"/>
-            <w:proofErr w:type="spellStart"/>
-            <w:proofErr w:type="spellEnd"/>
-            <w:proofErr w:type="spellStart"/>
-            <w:proofErr w:type="spellEnd"/>
-            <w:proofErr w:type="spellStart"/>
-            <w:proofErr w:type="spellEnd"/>
-            <w:proofErr w:type="spellStart"/>
-            <w:proofErr w:type="spellEnd"/>
-            <w:proofErr w:type="spellStart"/>
-            <w:proofErr w:type="spellEnd"/>
-            <w:proofErr w:type="spellStart"/>
-            <w:proofErr w:type="spellEnd"/>
-            <w:proofErr w:type="spellStart"/>
-            <w:proofErr w:type="spellEnd"/>
-            <w:proofErr w:type="spellStart"/>
-            <w:proofErr w:type="spellEnd"/>
-            <w:proofErr w:type="spellStart"/>
-            <w:proofErr w:type="spellEnd"/>
-            <w:proofErr w:type="spellStart"/>
-            <w:proofErr w:type="spellEnd"/>
-            <w:proofErr w:type="spellStart"/>
-            <w:proofErr w:type="spellEnd"/>
-            <w:proofErr w:type="spellStart"/>
-            <w:proofErr w:type="spellEnd"/>
-            <w:proofErr w:type="spellStart"/>
-            <w:proofErr w:type="spellEnd"/>
-            <w:proofErr w:type="spellStart"/>
-            <w:proofErr w:type="spellEnd"/>
-            <w:proofErr w:type="spellStart"/>
-            <w:proofErr w:type="spellEnd"/>
-            <w:proofErr w:type="spellStart"/>
-            <w:proofErr w:type="spellEnd"/>
-            <w:proofErr w:type="spellStart"/>
-            <w:proofErr w:type="spellEnd"/>
-            <w:proofErr w:type="spellStart"/>
-            <w:proofErr w:type="spellEnd"/>
-            <w:proofErr w:type="spellStart"/>
-            <w:proofErr w:type="spellEnd"/>
-            <w:proofErr w:type="spellStart"/>
-            <w:proofErr w:type="spellEnd"/>
-            <w:proofErr w:type="spellStart"/>
-            <w:proofErr w:type="spellEnd"/>
-            <w:proofErr w:type="spellStart"/>
-            <w:proofErr w:type="spellEnd"/>
-            <w:proofErr w:type="spellStart"/>
-            <w:proofErr w:type="spellEnd"/>
-            <w:proofErr w:type="spellStart"/>
-            <w:proofErr w:type="spellEnd"/>
-            <w:proofErr w:type="spellStart"/>
-            <w:proofErr w:type="spellEnd"/>
-            <w:proofErr w:type="spellStart"/>
-            <w:proofErr w:type="spellEnd"/>
-            <w:proofErr w:type="spellStart"/>
-            <w:proofErr w:type="spellEnd"/>
-            <w:proofErr w:type="spellStart"/>
-            <w:proofErr w:type="spellEnd"/>
-            <w:proofErr w:type="spellStart"/>
-            <w:proofErr w:type="spellEnd"/>
-            <w:proofErr w:type="spellStart"/>
-            <w:proofErr w:type="spellEnd"/>
-            <w:proofErr w:type="spellStart"/>
-            <w:proofErr w:type="spellEnd"/>
-            <w:proofErr w:type="spellStart"/>
-            <w:proofErr w:type="spellEnd"/>
-            <w:proofErr w:type="spellStart"/>
-            <w:proofErr w:type="spellEnd"/>
-            <w:proofErr w:type="spellStart"/>
-            <w:proofErr w:type="spellEnd"/>
-            <w:proofErr w:type="spellStart"/>
-            <w:proofErr w:type="spellEnd"/>
-            <w:proofErr w:type="spellStart"/>
-            <w:proofErr w:type="spellEnd"/>
-            <w:proofErr w:type="spellStart"/>
-            <w:proofErr w:type="spellEnd"/>
-            <w:proofErr w:type="spellStart"/>
-            <w:proofErr w:type="spellEnd"/>
-            <w:proofErr w:type="spellStart"/>
-            <w:proofErr w:type="spellEnd"/>
-            <w:proofErr w:type="spellStart"/>
-            <w:proofErr w:type="spellEnd"/>
-            <w:proofErr w:type="spellStart"/>
-            <w:proofErr w:type="spellEnd"/>
-            <w:proofErr w:type="spellStart"/>
-            <w:proofErr w:type="spellEnd"/>
-            <w:proofErr w:type="spellStart"/>
-            <w:proofErr w:type="spellEnd"/>
-            <w:proofErr w:type="spellStart"/>
-            <w:proofErr w:type="spellEnd"/>
-            <w:proofErr w:type="spellStart"/>
-            <w:proofErr w:type="spellEnd"/>
-            <w:proofErr w:type="spellStart"/>
-            <w:proofErr w:type="spellEnd"/>
-            <w:proofErr w:type="spellStart"/>
-            <w:proofErr w:type="spellEnd"/>
-            <w:proofErr w:type="spellStart"/>
-            <w:proofErr w:type="spellEnd"/>
-            <w:proofErr w:type="spellStart"/>
-            <w:proofErr w:type="spellEnd"/>
-            <w:proofErr w:type="spellStart"/>
-            <w:proofErr w:type="spellEnd"/>
-            <w:proofErr w:type="spellStart"/>
-            <w:proofErr w:type="spellEnd"/>
-            <w:proofErr w:type="spellStart"/>
-            <w:proofErr w:type="spellEnd"/>
-            <w:proofErr w:type="spellStart"/>
-            <w:proofErr w:type="spellEnd"/>
-            <w:proofErr w:type="spellStart"/>
-            <w:proofErr w:type="spellEnd"/>
-            <w:proofErr w:type="spellStart"/>
-            <w:proofErr w:type="spellEnd"/>
-            <w:proofErr w:type="spellStart"/>
-            <w:proofErr w:type="spellEnd"/>
-            <w:proofErr w:type="spellStart"/>
-            <w:proofErr w:type="spellEnd"/>
-            <w:proofErr w:type="spellStart"/>
-            <w:proofErr w:type="spellEnd"/>
-            <w:proofErr w:type="spellStart"/>
-            <w:proofErr w:type="spellEnd"/>
-            <w:proofErr w:type="spellStart"/>
-            <w:proofErr w:type="spellEnd"/>
-            <w:proofErr w:type="spellStart"/>
-            <w:proofErr w:type="spellEnd"/>
-            <w:proofErr w:type="spellStart"/>
-            <w:proofErr w:type="spellEnd"/>
-            <w:proofErr w:type="spellStart"/>
-            <w:proofErr w:type="spellEnd"/>
-            <w:proofErr w:type="spellStart"/>
-            <w:proofErr w:type="spellEnd"/>
-            <w:proofErr w:type="spellStart"/>
-            <w:proofErr w:type="spellEnd"/>
-            <w:proofErr w:type="spellStart"/>
-            <w:proofErr w:type="spellEnd"/>
-            <w:proofErr w:type="spellStart"/>
-            <w:proofErr w:type="spellEnd"/>
-            <w:proofErr w:type="spellStart"/>
-            <w:proofErr w:type="spellEnd"/>
-            <w:proofErr w:type="spellStart"/>
-            <w:proofErr w:type="spellEnd"/>
-            <w:proofErr w:type="spellStart"/>
-            <w:proofErr w:type="spellEnd"/>
-            <w:proofErr w:type="spellStart"/>
-            <w:proofErr w:type="spellEnd"/>
-            <w:proofErr w:type="spellStart"/>
-            <w:proofErr w:type="spellEnd"/>
-            <w:proofErr w:type="spellStart"/>
-            <w:proofErr w:type="spellEnd"/>
-            <w:proofErr w:type="spellStart"/>
-            <w:proofErr w:type="spellEnd"/>
-            <w:proofErr w:type="spellStart"/>
-            <w:proofErr w:type="spellEnd"/>
-            <w:proofErr w:type="spellStart"/>
-            <w:proofErr w:type="spellEnd"/>
-            <w:proofErr w:type="spellStart"/>
-            <w:proofErr w:type="spellEnd"/>
-            <w:proofErr w:type="spellStart"/>
-            <w:proofErr w:type="spellEnd"/>
-            <w:proofErr w:type="spellStart"/>
-            <w:proofErr w:type="spellEnd"/>
-            <w:proofErr w:type="spellStart"/>
-            <w:proofErr w:type="spellEnd"/>
-            <w:proofErr w:type="spellStart"/>
-            <w:proofErr w:type="spellEnd"/>
-            <w:proofErr w:type="spellStart"/>
-            <w:proofErr w:type="spellEnd"/>
-            <w:proofErr w:type="spellStart"/>
-            <w:proofErr w:type="spellEnd"/>
-            <w:proofErr w:type="spellStart"/>
-            <w:proofErr w:type="spellEnd"/>
-            <w:proofErr w:type="spellStart"/>
-            <w:proofErr w:type="spellEnd"/>
-            <w:proofErr w:type="spellStart"/>
-            <w:proofErr w:type="spellEnd"/>
-            <w:proofErr w:type="spellStart"/>
-            <w:proofErr w:type="spellEnd"/>
-            <w:proofErr w:type="spellStart"/>
-            <w:proofErr w:type="spellEnd"/>
-            <w:proofErr w:type="spellStart"/>
-            <w:proofErr w:type="spellEnd"/>
-            <w:proofErr w:type="spellStart"/>
-            <w:proofErr w:type="spellEnd"/>
-            <w:proofErr w:type="spellStart"/>
-            <w:proofErr w:type="spellEnd"/>
-            <w:proofErr w:type="spellStart"/>
-            <w:proofErr w:type="spellEnd"/>
-            <w:proofErr w:type="spellStart"/>
-            <w:proofErr w:type="spellEnd"/>
-            <w:proofErr w:type="spellStart"/>
-            <w:proofErr w:type="spellEnd"/>
-            <w:proofErr w:type="spellStart"/>
-            <w:proofErr w:type="spellEnd"/>
-            <w:proofErr w:type="spellStart"/>
-            <w:proofErr w:type="spellEnd"/>
-            <w:proofErr w:type="spellStart"/>
-            <w:proofErr w:type="spellEnd"/>
-            <w:proofErr w:type="spellStart"/>
-            <w:proofErr w:type="spellEnd"/>
-            <w:proofErr w:type="spellStart"/>
-            <w:proofErr w:type="spellEnd"/>
-            <w:proofErr w:type="spellStart"/>
-            <w:proofErr w:type="spellEnd"/>
-            <w:proofErr w:type="spellStart"/>
-            <w:proofErr w:type="spellEnd"/>
-            <w:proofErr w:type="spellStart"/>
-            <w:proofErr w:type="spellEnd"/>
-            <w:proofErr w:type="spellStart"/>
-            <w:proofErr w:type="spellEnd"/>
-            <w:proofErr w:type="spellStart"/>
-            <w:proofErr w:type="spellEnd"/>
-            <w:proofErr w:type="spellStart"/>
-            <w:proofErr w:type="spellEnd"/>
-            <w:proofErr w:type="spellStart"/>
-            <w:proofErr w:type="spellEnd"/>
-            <w:proofErr w:type="spellStart"/>
-            <w:proofErr w:type="spellEnd"/>
-            <w:proofErr w:type="spellStart"/>
-            <w:proofErr w:type="spellEnd"/>
-            <w:proofErr w:type="spellStart"/>
-            <w:proofErr w:type="spellEnd"/>
-            <w:proofErr w:type="spellStart"/>
-            <w:proofErr w:type="spellEnd"/>
-            <w:proofErr w:type="spellStart"/>
-            <w:proofErr w:type="spellEnd"/>
-            <w:proofErr w:type="spellStart"/>
-            <w:proofErr w:type="spellEnd"/>
-            <w:proofErr w:type="spellStart"/>
-            <w:proofErr w:type="spellEnd"/>
-            <w:proofErr w:type="spellStart"/>
-            <w:proofErr w:type="spellEnd"/>
-            <w:proofErr w:type="spellStart"/>
-            <w:proofErr w:type="spellEnd"/>
-            <w:proofErr w:type="spellStart"/>
-            <w:proofErr w:type="spellEnd"/>
-            <w:proofErr w:type="spellStart"/>
-            <w:proofErr w:type="spellEnd"/>
-            <w:proofErr w:type="spellStart"/>
-            <w:proofErr w:type="spellEnd"/>
-            <w:proofErr w:type="spellStart"/>
-            <w:proofErr w:type="spellEnd"/>
-            <w:proofErr w:type="spellStart"/>
-            <w:proofErr w:type="spellEnd"/>
-            <w:proofErr w:type="spellStart"/>
-            <w:proofErr w:type="spellEnd"/>
-            <w:proofErr w:type="spellStart"/>
-            <w:proofErr w:type="spellEnd"/>
-            <w:proofErr w:type="spellStart"/>
-            <w:proofErr w:type="spellEnd"/>
-            <w:proofErr w:type="spellStart"/>
-            <w:proofErr w:type="spellEnd"/>
-            <w:proofErr w:type="spellStart"/>
-            <w:proofErr w:type="spellEnd"/>
-            <w:proofErr w:type="spellStart"/>
-            <w:proofErr w:type="spellEnd"/>
-            <w:proofErr w:type="spellStart"/>
-            <w:proofErr w:type="spellEnd"/>
-            <w:proofErr w:type="spellStart"/>
-            <w:proofErr w:type="spellEnd"/>
-            <w:proofErr w:type="spellStart"/>
-            <w:proofErr w:type="spellEnd"/>
-            <w:proofErr w:type="spellStart"/>
-            <w:proofErr w:type="spellEnd"/>
-            <w:proofErr w:type="spellStart"/>
-            <w:proofErr w:type="spellEnd"/>
-            <w:proofErr w:type="spellStart"/>
-            <w:proofErr w:type="spellEnd"/>
             <w:r>
               <w:rPr>
                 <w:b/>
@@ -7296,22 +5699,6 @@
                 <w:szCs w:val="22"/>
               </w:rPr>
             </w:pPr>
-            <w:proofErr w:type="spellStart"/>
-            <w:proofErr w:type="spellEnd"/>
-            <w:proofErr w:type="spellStart"/>
-            <w:proofErr w:type="spellEnd"/>
-            <w:proofErr w:type="spellStart"/>
-            <w:proofErr w:type="spellEnd"/>
-            <w:proofErr w:type="spellStart"/>
-            <w:proofErr w:type="spellEnd"/>
-            <w:proofErr w:type="spellStart"/>
-            <w:proofErr w:type="spellEnd"/>
-            <w:proofErr w:type="spellStart"/>
-            <w:proofErr w:type="spellEnd"/>
-            <w:proofErr w:type="spellStart"/>
-            <w:proofErr w:type="spellEnd"/>
-            <w:proofErr w:type="spellStart"/>
-            <w:proofErr w:type="spellEnd"/>
             <w:r>
               <w:rPr>
                 <w:b/>
@@ -7368,7 +5755,6 @@
                       <w:szCs w:val="22"/>
                     </w:rPr>
                   </w:pPr>
-                  <w:proofErr w:type="spellStart"/>
                   <w:r>
                     <w:rPr>
                       <w:b/>
@@ -7376,57 +5762,7 @@
                       <w:sz w:val="22"/>
                       <w:szCs w:val="22"/>
                     </w:rPr>
-                    <w:t>Tên</w:t>
-                  </w:r>
-                  <w:proofErr w:type="spellEnd"/>
-                  <w:r>
-                    <w:rPr>
-                      <w:b/>
-                      <w:bCs/>
-                      <w:sz w:val="22"/>
-                      <w:szCs w:val="22"/>
-                    </w:rPr>
-                    <w:t xml:space="preserve"> </w:t>
-                  </w:r>
-                  <w:proofErr w:type="spellStart"/>
-                  <w:r>
-                    <w:rPr>
-                      <w:b/>
-                      <w:bCs/>
-                      <w:sz w:val="22"/>
-                      <w:szCs w:val="22"/>
-                    </w:rPr>
-                    <w:t>tổ</w:t>
-                  </w:r>
-                  <w:proofErr w:type="spellEnd"/>
-                  <w:r>
-                    <w:rPr>
-                      <w:b/>
-                      <w:bCs/>
-                      <w:sz w:val="22"/>
-                      <w:szCs w:val="22"/>
-                    </w:rPr>
-                    <w:t xml:space="preserve"> </w:t>
-                  </w:r>
-                  <w:proofErr w:type="spellStart"/>
-                  <w:r>
-                    <w:rPr>
-                      <w:b/>
-                      <w:bCs/>
-                      <w:sz w:val="22"/>
-                      <w:szCs w:val="22"/>
-                    </w:rPr>
-                    <w:t>chức</w:t>
-                  </w:r>
-                  <w:proofErr w:type="spellEnd"/>
-                  <w:r>
-                    <w:rPr>
-                      <w:b/>
-                      <w:bCs/>
-                      <w:sz w:val="22"/>
-                      <w:szCs w:val="22"/>
-                    </w:rPr>
-                    <w:t>/</w:t>
+                    <w:t>Tên tổ chức/</w:t>
                   </w:r>
                 </w:p>
                 <w:p>
@@ -7440,7 +5776,6 @@
                       <w:szCs w:val="22"/>
                     </w:rPr>
                   </w:pPr>
-                  <w:proofErr w:type="spellStart"/>
                   <w:r>
                     <w:rPr>
                       <w:b/>
@@ -7448,29 +5783,8 @@
                       <w:sz w:val="22"/>
                       <w:szCs w:val="22"/>
                     </w:rPr>
-                    <w:t>doanh</w:t>
+                    <w:t>doanh nghiệp</w:t>
                   </w:r>
-                  <w:proofErr w:type="spellEnd"/>
-                  <w:r>
-                    <w:rPr>
-                      <w:b/>
-                      <w:bCs/>
-                      <w:sz w:val="22"/>
-                      <w:szCs w:val="22"/>
-                    </w:rPr>
-                    <w:t xml:space="preserve"> </w:t>
-                  </w:r>
-                  <w:proofErr w:type="spellStart"/>
-                  <w:r>
-                    <w:rPr>
-                      <w:b/>
-                      <w:bCs/>
-                      <w:sz w:val="22"/>
-                      <w:szCs w:val="22"/>
-                    </w:rPr>
-                    <w:t>nghiệp</w:t>
-                  </w:r>
-                  <w:proofErr w:type="spellEnd"/>
                 </w:p>
               </w:tc>
               <w:tc>
@@ -7495,7 +5809,6 @@
                       <w:szCs w:val="22"/>
                     </w:rPr>
                   </w:pPr>
-                  <w:proofErr w:type="spellStart"/>
                   <w:r>
                     <w:rPr>
                       <w:b/>
@@ -7503,169 +5816,8 @@
                       <w:sz w:val="22"/>
                       <w:szCs w:val="22"/>
                     </w:rPr>
-                    <w:t>Số</w:t>
+                    <w:t>Số GCN đăng ký doanh nghiệp/      Mã số doanh nghiệp</w:t>
                   </w:r>
-                  <w:proofErr w:type="spellEnd"/>
-                  <w:r>
-                    <w:rPr>
-                      <w:b/>
-                      <w:bCs/>
-                      <w:sz w:val="22"/>
-                      <w:szCs w:val="22"/>
-                    </w:rPr>
-                    <w:t xml:space="preserve"> GCN </w:t>
-                  </w:r>
-                  <w:proofErr w:type="spellStart"/>
-                  <w:r>
-                    <w:rPr>
-                      <w:b/>
-                      <w:bCs/>
-                      <w:sz w:val="22"/>
-                      <w:szCs w:val="22"/>
-                    </w:rPr>
-                    <w:t>đăng</w:t>
-                  </w:r>
-                  <w:proofErr w:type="spellEnd"/>
-                  <w:r>
-                    <w:rPr>
-                      <w:b/>
-                      <w:bCs/>
-                      <w:sz w:val="22"/>
-                      <w:szCs w:val="22"/>
-                    </w:rPr>
-                    <w:t xml:space="preserve"> </w:t>
-                  </w:r>
-                  <w:proofErr w:type="spellStart"/>
-                  <w:r>
-                    <w:rPr>
-                      <w:b/>
-                      <w:bCs/>
-                      <w:sz w:val="22"/>
-                      <w:szCs w:val="22"/>
-                    </w:rPr>
-                    <w:t>ký</w:t>
-                  </w:r>
-                  <w:proofErr w:type="spellEnd"/>
-                  <w:r>
-                    <w:rPr>
-                      <w:b/>
-                      <w:bCs/>
-                      <w:sz w:val="22"/>
-                      <w:szCs w:val="22"/>
-                    </w:rPr>
-                    <w:t xml:space="preserve"> </w:t>
-                  </w:r>
-                  <w:proofErr w:type="spellStart"/>
-                  <w:r>
-                    <w:rPr>
-                      <w:b/>
-                      <w:bCs/>
-                      <w:sz w:val="22"/>
-                      <w:szCs w:val="22"/>
-                    </w:rPr>
-                    <w:t>doanh</w:t>
-                  </w:r>
-                  <w:proofErr w:type="spellEnd"/>
-                  <w:r>
-                    <w:rPr>
-                      <w:b/>
-                      <w:bCs/>
-                      <w:sz w:val="22"/>
-                      <w:szCs w:val="22"/>
-                    </w:rPr>
-                    <w:t xml:space="preserve"> </w:t>
-                  </w:r>
-                  <w:proofErr w:type="spellStart"/>
-                  <w:r>
-                    <w:rPr>
-                      <w:b/>
-                      <w:bCs/>
-                      <w:sz w:val="22"/>
-                      <w:szCs w:val="22"/>
-                    </w:rPr>
-                    <w:t>nghiệp</w:t>
-                  </w:r>
-                  <w:proofErr w:type="spellEnd"/>
-                  <w:r>
-                    <w:rPr>
-                      <w:b/>
-                      <w:bCs/>
-                      <w:sz w:val="22"/>
-                      <w:szCs w:val="22"/>
-                    </w:rPr>
-                    <w:t xml:space="preserve">/      </w:t>
-                  </w:r>
-                  <w:proofErr w:type="spellStart"/>
-                  <w:r>
-                    <w:rPr>
-                      <w:b/>
-                      <w:bCs/>
-                      <w:sz w:val="22"/>
-                      <w:szCs w:val="22"/>
-                    </w:rPr>
-                    <w:t>Mã</w:t>
-                  </w:r>
-                  <w:proofErr w:type="spellEnd"/>
-                  <w:r>
-                    <w:rPr>
-                      <w:b/>
-                      <w:bCs/>
-                      <w:sz w:val="22"/>
-                      <w:szCs w:val="22"/>
-                    </w:rPr>
-                    <w:t xml:space="preserve"> </w:t>
-                  </w:r>
-                  <w:proofErr w:type="spellStart"/>
-                  <w:r>
-                    <w:rPr>
-                      <w:b/>
-                      <w:bCs/>
-                      <w:sz w:val="22"/>
-                      <w:szCs w:val="22"/>
-                    </w:rPr>
-                    <w:t>số</w:t>
-                  </w:r>
-                  <w:proofErr w:type="spellEnd"/>
-                  <w:r>
-                    <w:rPr>
-                      <w:b/>
-                      <w:bCs/>
-                      <w:sz w:val="22"/>
-                      <w:szCs w:val="22"/>
-                    </w:rPr>
-                    <w:t xml:space="preserve"> </w:t>
-                  </w:r>
-                  <w:proofErr w:type="spellStart"/>
-                  <w:r>
-                    <w:rPr>
-                      <w:b/>
-                      <w:bCs/>
-                      <w:sz w:val="22"/>
-                      <w:szCs w:val="22"/>
-                    </w:rPr>
-                    <w:t>doanh</w:t>
-                  </w:r>
-                  <w:proofErr w:type="spellEnd"/>
-                  <w:r>
-                    <w:rPr>
-                      <w:b/>
-                      <w:bCs/>
-                      <w:sz w:val="22"/>
-                      <w:szCs w:val="22"/>
-                    </w:rPr>
-                    <w:t xml:space="preserve"> </w:t>
-                  </w:r>
-                  <w:proofErr w:type="spellStart"/>
-                  <w:r>
-                    <w:rPr>
-                      <w:b/>
-                      <w:bCs/>
-                      <w:sz w:val="22"/>
-                      <w:szCs w:val="22"/>
-                    </w:rPr>
-                    <w:t>nghiệp</w:t>
-                  </w:r>
-                  <w:proofErr w:type="spellEnd"/>
                 </w:p>
               </w:tc>
               <w:tc>
@@ -7689,7 +5841,6 @@
                       <w:szCs w:val="22"/>
                     </w:rPr>
                   </w:pPr>
-                  <w:proofErr w:type="spellStart"/>
                   <w:r>
                     <w:rPr>
                       <w:b/>
@@ -7697,129 +5848,8 @@
                       <w:sz w:val="22"/>
                       <w:szCs w:val="22"/>
                     </w:rPr>
-                    <w:t>Địa</w:t>
+                    <w:t>Địa chỉ Trụ sở chính của Doanh nghiệp</w:t>
                   </w:r>
-                  <w:proofErr w:type="spellEnd"/>
-                  <w:r>
-                    <w:rPr>
-                      <w:b/>
-                      <w:bCs/>
-                      <w:sz w:val="22"/>
-                      <w:szCs w:val="22"/>
-                    </w:rPr>
-                    <w:t xml:space="preserve"> </w:t>
-                  </w:r>
-                  <w:proofErr w:type="spellStart"/>
-                  <w:r>
-                    <w:rPr>
-                      <w:b/>
-                      <w:bCs/>
-                      <w:sz w:val="22"/>
-                      <w:szCs w:val="22"/>
-                    </w:rPr>
-                    <w:t>chỉ</w:t>
-                  </w:r>
-                  <w:proofErr w:type="spellEnd"/>
-                  <w:r>
-                    <w:rPr>
-                      <w:b/>
-                      <w:bCs/>
-                      <w:sz w:val="22"/>
-                      <w:szCs w:val="22"/>
-                    </w:rPr>
-                    <w:t xml:space="preserve"> </w:t>
-                  </w:r>
-                  <w:proofErr w:type="spellStart"/>
-                  <w:r>
-                    <w:rPr>
-                      <w:b/>
-                      <w:bCs/>
-                      <w:sz w:val="22"/>
-                      <w:szCs w:val="22"/>
-                    </w:rPr>
-                    <w:t>Trụ</w:t>
-                  </w:r>
-                  <w:proofErr w:type="spellEnd"/>
-                  <w:r>
-                    <w:rPr>
-                      <w:b/>
-                      <w:bCs/>
-                      <w:sz w:val="22"/>
-                      <w:szCs w:val="22"/>
-                    </w:rPr>
-                    <w:t xml:space="preserve"> </w:t>
-                  </w:r>
-                  <w:proofErr w:type="spellStart"/>
-                  <w:r>
-                    <w:rPr>
-                      <w:b/>
-                      <w:bCs/>
-                      <w:sz w:val="22"/>
-                      <w:szCs w:val="22"/>
-                    </w:rPr>
-                    <w:t>sở</w:t>
-                  </w:r>
-                  <w:proofErr w:type="spellEnd"/>
-                  <w:r>
-                    <w:rPr>
-                      <w:b/>
-                      <w:bCs/>
-                      <w:sz w:val="22"/>
-                      <w:szCs w:val="22"/>
-                    </w:rPr>
-                    <w:t xml:space="preserve"> </w:t>
-                  </w:r>
-                  <w:proofErr w:type="spellStart"/>
-                  <w:r>
-                    <w:rPr>
-                      <w:b/>
-                      <w:bCs/>
-                      <w:sz w:val="22"/>
-                      <w:szCs w:val="22"/>
-                    </w:rPr>
-                    <w:t>chính</w:t>
-                  </w:r>
-                  <w:proofErr w:type="spellEnd"/>
-                  <w:r>
-                    <w:rPr>
-                      <w:b/>
-                      <w:bCs/>
-                      <w:sz w:val="22"/>
-                      <w:szCs w:val="22"/>
-                    </w:rPr>
-                    <w:t xml:space="preserve"> </w:t>
-                  </w:r>
-                  <w:proofErr w:type="spellStart"/>
-                  <w:r>
-                    <w:rPr>
-                      <w:b/>
-                      <w:bCs/>
-                      <w:sz w:val="22"/>
-                      <w:szCs w:val="22"/>
-                    </w:rPr>
-                    <w:t>của</w:t>
-                  </w:r>
-                  <w:proofErr w:type="spellEnd"/>
-                  <w:r>
-                    <w:rPr>
-                      <w:b/>
-                      <w:bCs/>
-                      <w:sz w:val="22"/>
-                      <w:szCs w:val="22"/>
-                    </w:rPr>
-                    <w:t xml:space="preserve"> Doanh </w:t>
-                  </w:r>
-                  <w:proofErr w:type="spellStart"/>
-                  <w:r>
-                    <w:rPr>
-                      <w:b/>
-                      <w:bCs/>
-                      <w:sz w:val="22"/>
-                      <w:szCs w:val="22"/>
-                    </w:rPr>
-                    <w:t>nghiệp</w:t>
-                  </w:r>
-                  <w:proofErr w:type="spellEnd"/>
                 </w:p>
               </w:tc>
               <w:tc>
@@ -7844,7 +5874,6 @@
                       <w:szCs w:val="22"/>
                     </w:rPr>
                   </w:pPr>
-                  <w:proofErr w:type="spellStart"/>
                   <w:r>
                     <w:rPr>
                       <w:b/>
@@ -7852,109 +5881,8 @@
                       <w:sz w:val="22"/>
                       <w:szCs w:val="22"/>
                     </w:rPr>
-                    <w:t>Người</w:t>
+                    <w:t>Người đại diện theo pháp luật</w:t>
                   </w:r>
-                  <w:proofErr w:type="spellEnd"/>
-                  <w:r>
-                    <w:rPr>
-                      <w:b/>
-                      <w:bCs/>
-                      <w:sz w:val="22"/>
-                      <w:szCs w:val="22"/>
-                    </w:rPr>
-                    <w:t xml:space="preserve"> </w:t>
-                  </w:r>
-                  <w:proofErr w:type="spellStart"/>
-                  <w:r>
-                    <w:rPr>
-                      <w:b/>
-                      <w:bCs/>
-                      <w:sz w:val="22"/>
-                      <w:szCs w:val="22"/>
-                    </w:rPr>
-                    <w:t>đại</w:t>
-                  </w:r>
-                  <w:proofErr w:type="spellEnd"/>
-                  <w:r>
-                    <w:rPr>
-                      <w:b/>
-                      <w:bCs/>
-                      <w:sz w:val="22"/>
-                      <w:szCs w:val="22"/>
-                    </w:rPr>
-                    <w:t xml:space="preserve"> </w:t>
-                  </w:r>
-                  <w:proofErr w:type="spellStart"/>
-                  <w:r>
-                    <w:rPr>
-                      <w:b/>
-                      <w:bCs/>
-                      <w:sz w:val="22"/>
-                      <w:szCs w:val="22"/>
-                    </w:rPr>
-                    <w:t>diện</w:t>
-                  </w:r>
-                  <w:proofErr w:type="spellEnd"/>
-                  <w:r>
-                    <w:rPr>
-                      <w:b/>
-                      <w:bCs/>
-                      <w:sz w:val="22"/>
-                      <w:szCs w:val="22"/>
-                    </w:rPr>
-                    <w:t xml:space="preserve"> </w:t>
-                  </w:r>
-                  <w:proofErr w:type="spellStart"/>
-                  <w:r>
-                    <w:rPr>
-                      <w:b/>
-                      <w:bCs/>
-                      <w:sz w:val="22"/>
-                      <w:szCs w:val="22"/>
-                    </w:rPr>
-                    <w:t>theo</w:t>
-                  </w:r>
-                  <w:proofErr w:type="spellEnd"/>
-                  <w:r>
-                    <w:rPr>
-                      <w:b/>
-                      <w:bCs/>
-                      <w:sz w:val="22"/>
-                      <w:szCs w:val="22"/>
-                    </w:rPr>
-                    <w:t xml:space="preserve"> </w:t>
-                  </w:r>
-                  <w:proofErr w:type="spellStart"/>
-                  <w:r>
-                    <w:rPr>
-                      <w:b/>
-                      <w:bCs/>
-                      <w:sz w:val="22"/>
-                      <w:szCs w:val="22"/>
-                    </w:rPr>
-                    <w:t>pháp</w:t>
-                  </w:r>
-                  <w:proofErr w:type="spellEnd"/>
-                  <w:r>
-                    <w:rPr>
-                      <w:b/>
-                      <w:bCs/>
-                      <w:sz w:val="22"/>
-                      <w:szCs w:val="22"/>
-                    </w:rPr>
-                    <w:t xml:space="preserve"> </w:t>
-                  </w:r>
-                  <w:proofErr w:type="spellStart"/>
-                  <w:r>
-                    <w:rPr>
-                      <w:b/>
-                      <w:bCs/>
-                      <w:sz w:val="22"/>
-                      <w:szCs w:val="22"/>
-                    </w:rPr>
-                    <w:t>luật</w:t>
-                  </w:r>
-                  <w:proofErr w:type="spellEnd"/>
                 </w:p>
               </w:tc>
               <w:tc>
@@ -7986,79 +5914,8 @@
                       <w:sz w:val="22"/>
                       <w:szCs w:val="22"/>
                     </w:rPr>
-                    <w:t xml:space="preserve">Quan </w:t>
+                    <w:t>Quan hệ với Bên vay</w:t>
                   </w:r>
-                  <w:proofErr w:type="spellStart"/>
-                  <w:r>
-                    <w:rPr>
-                      <w:b/>
-                      <w:bCs/>
-                      <w:sz w:val="22"/>
-                      <w:szCs w:val="22"/>
-                    </w:rPr>
-                    <w:t>hệ</w:t>
-                  </w:r>
-                  <w:proofErr w:type="spellEnd"/>
-                  <w:r>
-                    <w:rPr>
-                      <w:b/>
-                      <w:bCs/>
-                      <w:sz w:val="22"/>
-                      <w:szCs w:val="22"/>
-                    </w:rPr>
-                    <w:t xml:space="preserve"> </w:t>
-                  </w:r>
-                  <w:proofErr w:type="spellStart"/>
-                  <w:r>
-                    <w:rPr>
-                      <w:b/>
-                      <w:bCs/>
-                      <w:sz w:val="22"/>
-                      <w:szCs w:val="22"/>
-                    </w:rPr>
-                    <w:t>với</w:t>
-                  </w:r>
-                  <w:proofErr w:type="spellEnd"/>
-                  <w:r>
-                    <w:rPr>
-                      <w:b/>
-                      <w:bCs/>
-                      <w:sz w:val="22"/>
-                      <w:szCs w:val="22"/>
-                    </w:rPr>
-                    <w:t xml:space="preserve"> </w:t>
-                  </w:r>
-                  <w:proofErr w:type="spellStart"/>
-                  <w:r>
-                    <w:rPr>
-                      <w:b/>
-                      <w:bCs/>
-                      <w:sz w:val="22"/>
-                      <w:szCs w:val="22"/>
-                    </w:rPr>
-                    <w:t>Bên</w:t>
-                  </w:r>
-                  <w:proofErr w:type="spellEnd"/>
-                  <w:r>
-                    <w:rPr>
-                      <w:b/>
-                      <w:bCs/>
-                      <w:sz w:val="22"/>
-                      <w:szCs w:val="22"/>
-                    </w:rPr>
-                    <w:t xml:space="preserve"> </w:t>
-                  </w:r>
-                  <w:proofErr w:type="spellStart"/>
-                  <w:r>
-                    <w:rPr>
-                      <w:b/>
-                      <w:bCs/>
-                      <w:sz w:val="22"/>
-                      <w:szCs w:val="22"/>
-                    </w:rPr>
-                    <w:t>vay</w:t>
-                  </w:r>
-                  <w:proofErr w:type="spellEnd"/>
                   <w:r>
                     <w:rPr>
                       <w:b/>
@@ -8116,14 +5973,6 @@
                 <w:szCs w:val="22"/>
               </w:rPr>
             </w:pPr>
-            <w:proofErr w:type="spellStart"/>
-            <w:proofErr w:type="spellEnd"/>
-            <w:proofErr w:type="spellStart"/>
-            <w:proofErr w:type="spellEnd"/>
-            <w:proofErr w:type="spellStart"/>
-            <w:proofErr w:type="spellEnd"/>
-            <w:proofErr w:type="spellStart"/>
-            <w:proofErr w:type="spellEnd"/>
             <w:r>
               <w:rPr>
                 <w:b/>
@@ -8159,104 +6008,6 @@
                 <w:szCs w:val="22"/>
               </w:rPr>
             </w:pPr>
-            <w:proofErr w:type="spellStart"/>
-            <w:proofErr w:type="spellEnd"/>
-            <w:proofErr w:type="spellStart"/>
-            <w:proofErr w:type="spellEnd"/>
-            <w:proofErr w:type="spellStart"/>
-            <w:proofErr w:type="spellEnd"/>
-            <w:proofErr w:type="spellStart"/>
-            <w:proofErr w:type="spellEnd"/>
-            <w:proofErr w:type="spellStart"/>
-            <w:proofErr w:type="spellEnd"/>
-            <w:proofErr w:type="spellStart"/>
-            <w:proofErr w:type="spellEnd"/>
-            <w:proofErr w:type="spellStart"/>
-            <w:proofErr w:type="spellEnd"/>
-            <w:proofErr w:type="spellStart"/>
-            <w:proofErr w:type="spellEnd"/>
-            <w:proofErr w:type="spellStart"/>
-            <w:proofErr w:type="spellEnd"/>
-            <w:proofErr w:type="spellStart"/>
-            <w:proofErr w:type="spellEnd"/>
-            <w:proofErr w:type="spellStart"/>
-            <w:proofErr w:type="spellEnd"/>
-            <w:proofErr w:type="spellStart"/>
-            <w:proofErr w:type="spellEnd"/>
-            <w:proofErr w:type="spellStart"/>
-            <w:proofErr w:type="spellEnd"/>
-            <w:proofErr w:type="spellStart"/>
-            <w:proofErr w:type="spellEnd"/>
-            <w:proofErr w:type="spellStart"/>
-            <w:proofErr w:type="spellEnd"/>
-            <w:proofErr w:type="spellStart"/>
-            <w:proofErr w:type="spellEnd"/>
-            <w:proofErr w:type="spellStart"/>
-            <w:proofErr w:type="spellEnd"/>
-            <w:proofErr w:type="spellStart"/>
-            <w:proofErr w:type="spellEnd"/>
-            <w:proofErr w:type="spellStart"/>
-            <w:proofErr w:type="spellEnd"/>
-            <w:proofErr w:type="spellStart"/>
-            <w:proofErr w:type="spellEnd"/>
-            <w:proofErr w:type="spellStart"/>
-            <w:proofErr w:type="spellEnd"/>
-            <w:proofErr w:type="spellStart"/>
-            <w:proofErr w:type="spellEnd"/>
-            <w:proofErr w:type="spellStart"/>
-            <w:proofErr w:type="spellEnd"/>
-            <w:proofErr w:type="spellStart"/>
-            <w:proofErr w:type="spellEnd"/>
-            <w:proofErr w:type="spellStart"/>
-            <w:proofErr w:type="spellEnd"/>
-            <w:proofErr w:type="spellStart"/>
-            <w:proofErr w:type="spellEnd"/>
-            <w:proofErr w:type="spellStart"/>
-            <w:proofErr w:type="spellEnd"/>
-            <w:proofErr w:type="spellStart"/>
-            <w:proofErr w:type="spellEnd"/>
-            <w:proofErr w:type="spellStart"/>
-            <w:proofErr w:type="spellEnd"/>
-            <w:proofErr w:type="spellStart"/>
-            <w:proofErr w:type="spellEnd"/>
-            <w:proofErr w:type="spellStart"/>
-            <w:proofErr w:type="spellEnd"/>
-            <w:proofErr w:type="spellStart"/>
-            <w:proofErr w:type="spellEnd"/>
-            <w:proofErr w:type="spellStart"/>
-            <w:proofErr w:type="spellEnd"/>
-            <w:proofErr w:type="spellStart"/>
-            <w:proofErr w:type="spellEnd"/>
-            <w:proofErr w:type="spellStart"/>
-            <w:proofErr w:type="spellEnd"/>
-            <w:proofErr w:type="spellStart"/>
-            <w:proofErr w:type="spellEnd"/>
-            <w:proofErr w:type="spellStart"/>
-            <w:proofErr w:type="spellEnd"/>
-            <w:proofErr w:type="spellStart"/>
-            <w:proofErr w:type="spellEnd"/>
-            <w:proofErr w:type="spellStart"/>
-            <w:proofErr w:type="spellEnd"/>
-            <w:proofErr w:type="spellStart"/>
-            <w:proofErr w:type="spellEnd"/>
-            <w:proofErr w:type="spellStart"/>
-            <w:proofErr w:type="spellEnd"/>
-            <w:proofErr w:type="spellStart"/>
-            <w:proofErr w:type="spellEnd"/>
-            <w:proofErr w:type="spellStart"/>
-            <w:proofErr w:type="spellEnd"/>
-            <w:proofErr w:type="spellStart"/>
-            <w:proofErr w:type="spellEnd"/>
-            <w:proofErr w:type="spellStart"/>
-            <w:proofErr w:type="spellEnd"/>
-            <w:proofErr w:type="spellStart"/>
-            <w:proofErr w:type="spellEnd"/>
-            <w:proofErr w:type="spellStart"/>
-            <w:proofErr w:type="spellEnd"/>
-            <w:proofErr w:type="spellStart"/>
-            <w:proofErr w:type="spellEnd"/>
-            <w:proofErr w:type="spellStart"/>
-            <w:proofErr w:type="spellEnd"/>
             <w:r>
               <w:rPr>
                 <w:b/>
@@ -8288,30 +6039,32 @@
                 <w:szCs w:val="22"/>
               </w:rPr>
             </w:pPr>
-            <w:proofErr w:type="spellStart"/>
-            <w:proofErr w:type="spellEnd"/>
-            <w:proofErr w:type="spellStart"/>
-            <w:proofErr w:type="spellEnd"/>
-            <w:proofErr w:type="gramStart"/>
-            <w:proofErr w:type="gramEnd"/>
-            <w:proofErr w:type="spellStart"/>
-            <w:proofErr w:type="spellEnd"/>
-            <w:proofErr w:type="spellStart"/>
-            <w:proofErr w:type="spellEnd"/>
-            <w:proofErr w:type="spellStart"/>
-            <w:proofErr w:type="gramStart"/>
-            <w:proofErr w:type="spellEnd"/>
-            <w:proofErr w:type="gramEnd"/>
-            <w:proofErr w:type="spellStart"/>
-            <w:proofErr w:type="spellEnd"/>
-            <w:r>
-              <w:rPr>
-                <w:b/>
-                <w:bCs/>
-                <w:sz w:val="22"/>
-                <w:szCs w:val="22"/>
-              </w:rPr>
-              <w:t>Phương thức vay:  🗹  Theo món     Theo hạn mức    Thấu chi</w:t>
+            <w:r>
+              <w:rPr>
+                <w:b/>
+                <w:bCs/>
+                <w:sz w:val="22"/>
+                <w:szCs w:val="22"/>
+              </w:rPr>
+              <w:t xml:space="preserve">Phương thức vay:  🗹  Theo món    </w:t>
+            </w:r>
+            <w:r>
+              <w:rPr>
+                <w:b/>
+                <w:bCs/>
+                <w:sz w:val="22"/>
+                <w:szCs w:val="22"/>
+              </w:rPr>
+              <w:t xml:space="preserve"> Theo hạn mức  </w:t>
+            </w:r>
+            <w:r>
+              <w:rPr>
+                <w:b/>
+                <w:bCs/>
+                <w:sz w:val="22"/>
+                <w:szCs w:val="22"/>
+              </w:rPr>
+              <w:t>  Thấu chi</w:t>
             </w:r>
           </w:p>
         </w:tc>
@@ -8334,16 +6087,6 @@
                 <w:lang w:val="vi-VN"/>
               </w:rPr>
             </w:pPr>
-            <w:proofErr w:type="spellStart"/>
-            <w:proofErr w:type="spellEnd"/>
-            <w:proofErr w:type="spellStart"/>
-            <w:proofErr w:type="spellEnd"/>
-            <w:proofErr w:type="spellStart"/>
-            <w:proofErr w:type="spellEnd"/>
-            <w:proofErr w:type="spellStart"/>
-            <w:proofErr w:type="spellEnd"/>
-            <w:proofErr w:type="spellStart"/>
-            <w:proofErr w:type="spellEnd"/>
             <w:r>
               <w:rPr>
                 <w:b/>
@@ -8368,24 +6111,6 @@
                 <w:lang w:val="vi-VN"/>
               </w:rPr>
             </w:pPr>
-            <w:proofErr w:type="spellStart"/>
-            <w:proofErr w:type="spellEnd"/>
-            <w:proofErr w:type="spellStart"/>
-            <w:proofErr w:type="spellEnd"/>
-            <w:proofErr w:type="spellStart"/>
-            <w:proofErr w:type="spellEnd"/>
-            <w:proofErr w:type="spellStart"/>
-            <w:proofErr w:type="spellEnd"/>
-            <w:proofErr w:type="spellStart"/>
-            <w:proofErr w:type="spellEnd"/>
-            <w:proofErr w:type="spellStart"/>
-            <w:proofErr w:type="spellEnd"/>
-            <w:proofErr w:type="spellStart"/>
-            <w:proofErr w:type="spellEnd"/>
-            <w:proofErr w:type="spellStart"/>
-            <w:proofErr w:type="spellEnd"/>
-            <w:proofErr w:type="spellStart"/>
-            <w:proofErr w:type="spellEnd"/>
             <w:r>
               <w:rPr>
                 <w:sz w:val="22"/>
@@ -8416,18 +6141,6 @@
                 <w:lang w:val="vi-VN"/>
               </w:rPr>
             </w:pPr>
-            <w:proofErr w:type="spellStart"/>
-            <w:proofErr w:type="spellEnd"/>
-            <w:proofErr w:type="spellStart"/>
-            <w:proofErr w:type="spellEnd"/>
-            <w:proofErr w:type="spellStart"/>
-            <w:proofErr w:type="spellEnd"/>
-            <w:proofErr w:type="spellStart"/>
-            <w:proofErr w:type="spellEnd"/>
-            <w:proofErr w:type="spellStart"/>
-            <w:proofErr w:type="spellEnd"/>
-            <w:proofErr w:type="spellStart"/>
-            <w:proofErr w:type="spellEnd"/>
             <w:r>
               <w:rPr>
                 <w:b/>
@@ -8478,7 +6191,6 @@
                       <w:szCs w:val="22"/>
                     </w:rPr>
                   </w:pPr>
-                  <w:proofErr w:type="spellStart"/>
                   <w:r>
                     <w:rPr>
                       <w:b/>
@@ -8486,77 +6198,7 @@
                       <w:sz w:val="22"/>
                       <w:szCs w:val="22"/>
                     </w:rPr>
-                    <w:t>Kế</w:t>
-                  </w:r>
-                  <w:proofErr w:type="spellEnd"/>
-                  <w:r>
-                    <w:rPr>
-                      <w:b/>
-                      <w:bCs/>
-                      <w:sz w:val="22"/>
-                      <w:szCs w:val="22"/>
-                    </w:rPr>
-                    <w:t xml:space="preserve"> </w:t>
-                  </w:r>
-                  <w:proofErr w:type="spellStart"/>
-                  <w:r>
-                    <w:rPr>
-                      <w:b/>
-                      <w:bCs/>
-                      <w:sz w:val="22"/>
-                      <w:szCs w:val="22"/>
-                    </w:rPr>
-                    <w:t>hoạch</w:t>
-                  </w:r>
-                  <w:proofErr w:type="spellEnd"/>
-                  <w:r>
-                    <w:rPr>
-                      <w:b/>
-                      <w:bCs/>
-                      <w:sz w:val="22"/>
-                      <w:szCs w:val="22"/>
-                    </w:rPr>
-                    <w:t xml:space="preserve"> </w:t>
-                  </w:r>
-                  <w:proofErr w:type="spellStart"/>
-                  <w:r>
-                    <w:rPr>
-                      <w:b/>
-                      <w:bCs/>
-                      <w:sz w:val="22"/>
-                      <w:szCs w:val="22"/>
-                    </w:rPr>
-                    <w:t>trả</w:t>
-                  </w:r>
-                  <w:proofErr w:type="spellEnd"/>
-                  <w:r>
-                    <w:rPr>
-                      <w:b/>
-                      <w:bCs/>
-                      <w:sz w:val="22"/>
-                      <w:szCs w:val="22"/>
-                    </w:rPr>
-                    <w:t xml:space="preserve"> </w:t>
-                  </w:r>
-                  <w:proofErr w:type="spellStart"/>
-                  <w:r>
-                    <w:rPr>
-                      <w:b/>
-                      <w:bCs/>
-                      <w:sz w:val="22"/>
-                      <w:szCs w:val="22"/>
-                    </w:rPr>
-                    <w:t>nợ</w:t>
-                  </w:r>
-                  <w:proofErr w:type="spellEnd"/>
-                  <w:r>
-                    <w:rPr>
-                      <w:b/>
-                      <w:bCs/>
-                      <w:sz w:val="22"/>
-                      <w:szCs w:val="22"/>
-                    </w:rPr>
-                    <w:t xml:space="preserve">: </w:t>
+                    <w:t xml:space="preserve">Kế hoạch trả nợ: </w:t>
                   </w:r>
                 </w:p>
               </w:tc>
@@ -8586,258 +6228,35 @@
                       <w:sz w:val="22"/>
                       <w:szCs w:val="22"/>
                     </w:rPr>
-                    <w:t xml:space="preserve">+ </w:t>
-                  </w:r>
-                  <w:proofErr w:type="spellStart"/>
-                  <w:r>
-                    <w:rPr>
-                      <w:sz w:val="22"/>
-                      <w:szCs w:val="22"/>
-                    </w:rPr>
-                    <w:t>Kỳ</w:t>
-                  </w:r>
-                  <w:proofErr w:type="spellEnd"/>
-                  <w:r>
-                    <w:rPr>
-                      <w:sz w:val="22"/>
-                      <w:szCs w:val="22"/>
-                    </w:rPr>
-                    <w:t xml:space="preserve"> </w:t>
-                  </w:r>
-                  <w:proofErr w:type="spellStart"/>
-                  <w:r>
-                    <w:rPr>
-                      <w:sz w:val="22"/>
-                      <w:szCs w:val="22"/>
-                    </w:rPr>
-                    <w:t>trả</w:t>
-                  </w:r>
-                  <w:proofErr w:type="spellEnd"/>
-                  <w:r>
-                    <w:rPr>
-                      <w:sz w:val="22"/>
-                      <w:szCs w:val="22"/>
-                    </w:rPr>
-                    <w:t xml:space="preserve"> </w:t>
-                  </w:r>
-                  <w:proofErr w:type="spellStart"/>
-                  <w:r>
-                    <w:rPr>
-                      <w:sz w:val="22"/>
-                      <w:szCs w:val="22"/>
-                    </w:rPr>
-                    <w:t>nợ</w:t>
-                  </w:r>
-                  <w:proofErr w:type="spellEnd"/>
-                  <w:r>
-                    <w:rPr>
-                      <w:sz w:val="22"/>
-                      <w:szCs w:val="22"/>
-                    </w:rPr>
-                    <w:t xml:space="preserve"> </w:t>
-                  </w:r>
-                  <w:proofErr w:type="spellStart"/>
-                  <w:r>
-                    <w:rPr>
-                      <w:sz w:val="22"/>
-                      <w:szCs w:val="22"/>
-                    </w:rPr>
-                    <w:t>gốc</w:t>
-                  </w:r>
-                  <w:proofErr w:type="spellEnd"/>
-                  <w:r>
-                    <w:rPr>
-                      <w:sz w:val="22"/>
-                      <w:szCs w:val="22"/>
-                    </w:rPr>
-                    <w:t xml:space="preserve">: </w:t>
-                  </w:r>
-                  <w:proofErr w:type="gramStart"/>
-                  <w:r>
-                    <w:rPr>
-                      <w:sz w:val="22"/>
-                      <w:szCs w:val="22"/>
-                    </w:rPr>
-                    <w:t xml:space="preserve">  </w:t>
-                  </w:r>
-                  <w:proofErr w:type="spellStart"/>
-                  <w:r>
-                    <w:rPr>
-                      <w:sz w:val="22"/>
-                      <w:szCs w:val="22"/>
-                    </w:rPr>
-                    <w:t>Hàng</w:t>
-                  </w:r>
-                  <w:proofErr w:type="spellEnd"/>
-                  <w:proofErr w:type="gramEnd"/>
-                  <w:r>
-                    <w:rPr>
-                      <w:sz w:val="22"/>
-                      <w:szCs w:val="22"/>
-                    </w:rPr>
-                    <w:t xml:space="preserve"> </w:t>
-                  </w:r>
-                  <w:proofErr w:type="spellStart"/>
-                  <w:r>
-                    <w:rPr>
-                      <w:sz w:val="22"/>
-                      <w:szCs w:val="22"/>
-                    </w:rPr>
-                    <w:t>tháng</w:t>
-                  </w:r>
-                  <w:proofErr w:type="spellEnd"/>
-                  <w:r>
-                    <w:rPr>
-                      <w:sz w:val="22"/>
-                      <w:szCs w:val="22"/>
-                    </w:rPr>
-                    <w:t xml:space="preserve"> </w:t>
-                  </w:r>
-                  <w:proofErr w:type="gramStart"/>
-                  <w:r>
-                    <w:rPr>
-                      <w:sz w:val="22"/>
-                      <w:szCs w:val="22"/>
-                    </w:rPr>
-                    <w:t xml:space="preserve">  </w:t>
-                  </w:r>
-                  <w:proofErr w:type="spellStart"/>
-                  <w:r>
-                    <w:rPr>
-                      <w:sz w:val="22"/>
-                      <w:szCs w:val="22"/>
-                    </w:rPr>
-                    <w:t>Hàng</w:t>
-                  </w:r>
-                  <w:proofErr w:type="spellEnd"/>
-                  <w:proofErr w:type="gramEnd"/>
-                  <w:r>
-                    <w:rPr>
-                      <w:sz w:val="22"/>
-                      <w:szCs w:val="22"/>
-                    </w:rPr>
-                    <w:t xml:space="preserve"> </w:t>
-                  </w:r>
-                  <w:proofErr w:type="spellStart"/>
-                  <w:proofErr w:type="gramStart"/>
-                  <w:r>
-                    <w:rPr>
-                      <w:sz w:val="22"/>
-                      <w:szCs w:val="22"/>
-                    </w:rPr>
-                    <w:t>quý</w:t>
-                  </w:r>
-                  <w:proofErr w:type="spellEnd"/>
-                  <w:r>
-                    <w:rPr>
-                      <w:sz w:val="22"/>
-                      <w:szCs w:val="22"/>
-                    </w:rPr>
-                    <w:t xml:space="preserve">  Bán</w:t>
-                  </w:r>
-                  <w:proofErr w:type="gramEnd"/>
-                  <w:r>
-                    <w:rPr>
-                      <w:sz w:val="22"/>
-                      <w:szCs w:val="22"/>
-                    </w:rPr>
-                    <w:t xml:space="preserve"> </w:t>
-                  </w:r>
-                  <w:proofErr w:type="spellStart"/>
-                  <w:proofErr w:type="gramStart"/>
-                  <w:r>
-                    <w:rPr>
-                      <w:sz w:val="22"/>
-                      <w:szCs w:val="22"/>
-                    </w:rPr>
-                    <w:t>niên</w:t>
-                  </w:r>
-                  <w:proofErr w:type="spellEnd"/>
-                  <w:r>
-                    <w:rPr>
-                      <w:sz w:val="22"/>
-                      <w:szCs w:val="22"/>
-                    </w:rPr>
-                    <w:t xml:space="preserve">  </w:t>
+                    <w:t xml:space="preserve">+ Kỳ trả nợ gốc: </w:t>
                   </w:r>
                   <w:r>
                     <w:rPr>
                       <w:sz w:val="22"/>
                       <w:szCs w:val="22"/>
                     </w:rPr>
-                    <w:t></w:t>
-                  </w:r>
-                  <w:proofErr w:type="gramEnd"/>
-                  <w:r>
-                    <w:rPr>
-                      <w:sz w:val="22"/>
-                      <w:szCs w:val="22"/>
-                    </w:rPr>
-                    <w:t xml:space="preserve"> </w:t>
-                  </w:r>
-                  <w:proofErr w:type="spellStart"/>
-                  <w:r>
-                    <w:rPr>
-                      <w:sz w:val="22"/>
-                      <w:szCs w:val="22"/>
-                    </w:rPr>
-                    <w:t>Hàng</w:t>
-                  </w:r>
-                  <w:proofErr w:type="spellEnd"/>
-                  <w:r>
-                    <w:rPr>
-                      <w:sz w:val="22"/>
-                      <w:szCs w:val="22"/>
-                    </w:rPr>
-                    <w:t xml:space="preserve"> </w:t>
-                  </w:r>
-                  <w:proofErr w:type="spellStart"/>
-                  <w:proofErr w:type="gramStart"/>
-                  <w:r>
-                    <w:rPr>
-                      <w:sz w:val="22"/>
-                      <w:szCs w:val="22"/>
-                    </w:rPr>
-                    <w:t>năm</w:t>
-                  </w:r>
-                  <w:proofErr w:type="spellEnd"/>
-                  <w:r>
-                    <w:rPr>
-                      <w:sz w:val="22"/>
-                      <w:szCs w:val="22"/>
-                    </w:rPr>
-                    <w:t xml:space="preserve">  </w:t>
+                    <w:t xml:space="preserve">  Hàng tháng </w:t>
                   </w:r>
                   <w:r>
                     <w:rPr>
                       <w:sz w:val="22"/>
                       <w:szCs w:val="22"/>
                     </w:rPr>
-                    <w:t></w:t>
+                    <w:t xml:space="preserve">  Hàng quý  Bán niên  </w:t>
                   </w:r>
-                  <w:proofErr w:type="gramEnd"/>
                   <w:r>
                     <w:rPr>
                       <w:sz w:val="22"/>
                       <w:szCs w:val="22"/>
                     </w:rPr>
-                    <w:t xml:space="preserve">  </w:t>
+                    <w:t xml:space="preserve"> Hàng năm  </w:t>
                   </w:r>
-                  <w:proofErr w:type="spellStart"/>
                   <w:r>
                     <w:rPr>
                       <w:sz w:val="22"/>
                       <w:szCs w:val="22"/>
                     </w:rPr>
-                    <w:t>Khác</w:t>
-                  </w:r>
-                  <w:proofErr w:type="spellEnd"/>
-                  <w:r>
-                    <w:rPr>
-                      <w:sz w:val="22"/>
-                      <w:szCs w:val="22"/>
-                    </w:rPr>
-                    <w:t>:</w:t>
+                    <w:t>  Khác:</w:t>
                   </w:r>
                 </w:p>
                 <w:p>
@@ -8861,353 +6280,28 @@
                       <w:sz w:val="22"/>
                       <w:szCs w:val="22"/>
                     </w:rPr>
-                    <w:t xml:space="preserve">+ </w:t>
-                  </w:r>
-                  <w:proofErr w:type="spellStart"/>
-                  <w:r>
-                    <w:rPr>
-                      <w:sz w:val="22"/>
-                      <w:szCs w:val="22"/>
-                    </w:rPr>
-                    <w:t>Kỳ</w:t>
-                  </w:r>
-                  <w:proofErr w:type="spellEnd"/>
-                  <w:r>
-                    <w:rPr>
-                      <w:sz w:val="22"/>
-                      <w:szCs w:val="22"/>
-                    </w:rPr>
-                    <w:t xml:space="preserve"> </w:t>
-                  </w:r>
-                  <w:proofErr w:type="spellStart"/>
-                  <w:r>
-                    <w:rPr>
-                      <w:sz w:val="22"/>
-                      <w:szCs w:val="22"/>
-                    </w:rPr>
-                    <w:t>trả</w:t>
-                  </w:r>
-                  <w:proofErr w:type="spellEnd"/>
-                  <w:r>
-                    <w:rPr>
-                      <w:sz w:val="22"/>
-                      <w:szCs w:val="22"/>
-                    </w:rPr>
-                    <w:t xml:space="preserve"> </w:t>
-                  </w:r>
-                  <w:proofErr w:type="spellStart"/>
-                  <w:r>
-                    <w:rPr>
-                      <w:sz w:val="22"/>
-                      <w:szCs w:val="22"/>
-                    </w:rPr>
-                    <w:t>nợ</w:t>
-                  </w:r>
-                  <w:proofErr w:type="spellEnd"/>
-                  <w:r>
-                    <w:rPr>
-                      <w:sz w:val="22"/>
-                      <w:szCs w:val="22"/>
-                    </w:rPr>
-                    <w:t xml:space="preserve"> </w:t>
-                  </w:r>
-                  <w:proofErr w:type="spellStart"/>
-                  <w:r>
-                    <w:rPr>
-                      <w:sz w:val="22"/>
-                      <w:szCs w:val="22"/>
-                    </w:rPr>
-                    <w:t>lãi</w:t>
-                  </w:r>
-                  <w:proofErr w:type="spellEnd"/>
-                  <w:r>
-                    <w:rPr>
-                      <w:sz w:val="22"/>
-                      <w:szCs w:val="22"/>
-                    </w:rPr>
-                    <w:t xml:space="preserve">: </w:t>
-                  </w:r>
-                  <w:proofErr w:type="gramStart"/>
-                  <w:r>
-                    <w:rPr>
-                      <w:sz w:val="22"/>
-                      <w:szCs w:val="22"/>
-                    </w:rPr>
-                    <w:t xml:space="preserve">  </w:t>
-                  </w:r>
-                  <w:proofErr w:type="spellStart"/>
-                  <w:r>
-                    <w:rPr>
-                      <w:sz w:val="22"/>
-                      <w:szCs w:val="22"/>
-                    </w:rPr>
-                    <w:t>Hàng</w:t>
-                  </w:r>
-                  <w:proofErr w:type="spellEnd"/>
-                  <w:proofErr w:type="gramEnd"/>
-                  <w:r>
-                    <w:rPr>
-                      <w:sz w:val="22"/>
-                      <w:szCs w:val="22"/>
-                    </w:rPr>
-                    <w:t xml:space="preserve"> </w:t>
-                  </w:r>
-                  <w:proofErr w:type="spellStart"/>
-                  <w:proofErr w:type="gramStart"/>
-                  <w:r>
-                    <w:rPr>
-                      <w:sz w:val="22"/>
-                      <w:szCs w:val="22"/>
-                    </w:rPr>
-                    <w:t>tháng</w:t>
-                  </w:r>
-                  <w:proofErr w:type="spellEnd"/>
-                  <w:r>
-                    <w:rPr>
-                      <w:sz w:val="22"/>
-                      <w:szCs w:val="22"/>
-                    </w:rPr>
-                    <w:t xml:space="preserve">  </w:t>
+                    <w:t xml:space="preserve">+ Kỳ trả nợ lãi: </w:t>
                   </w:r>
                   <w:r>
                     <w:rPr>
                       <w:sz w:val="22"/>
                       <w:szCs w:val="22"/>
                     </w:rPr>
-                    <w:t></w:t>
-                  </w:r>
-                  <w:proofErr w:type="gramEnd"/>
-                  <w:r>
-                    <w:rPr>
-                      <w:sz w:val="22"/>
-                      <w:szCs w:val="22"/>
-                    </w:rPr>
-                    <w:t xml:space="preserve">  </w:t>
-                  </w:r>
-                  <w:proofErr w:type="spellStart"/>
-                  <w:r>
-                    <w:rPr>
-                      <w:sz w:val="22"/>
-                      <w:szCs w:val="22"/>
-                    </w:rPr>
-                    <w:t>Hàng</w:t>
-                  </w:r>
-                  <w:proofErr w:type="spellEnd"/>
-                  <w:r>
-                    <w:rPr>
-                      <w:sz w:val="22"/>
-                      <w:szCs w:val="22"/>
-                    </w:rPr>
-                    <w:t xml:space="preserve"> </w:t>
-                  </w:r>
-                  <w:proofErr w:type="spellStart"/>
-                  <w:proofErr w:type="gramStart"/>
-                  <w:r>
-                    <w:rPr>
-                      <w:sz w:val="22"/>
-                      <w:szCs w:val="22"/>
-                    </w:rPr>
-                    <w:t>quý</w:t>
-                  </w:r>
-                  <w:proofErr w:type="spellEnd"/>
-                  <w:r>
-                    <w:rPr>
-                      <w:sz w:val="22"/>
-                      <w:szCs w:val="22"/>
-                    </w:rPr>
-                    <w:t xml:space="preserve">  </w:t>
+                    <w:t xml:space="preserve">  Hàng tháng  </w:t>
                   </w:r>
                   <w:r>
                     <w:rPr>
                       <w:sz w:val="22"/>
                       <w:szCs w:val="22"/>
                     </w:rPr>
-                    <w:t></w:t>
+                    <w:t xml:space="preserve">  Hàng quý  </w:t>
                   </w:r>
-                  <w:proofErr w:type="gramEnd"/>
                   <w:r>
                     <w:rPr>
                       <w:sz w:val="22"/>
                       <w:szCs w:val="22"/>
                     </w:rPr>
-                    <w:t xml:space="preserve"> </w:t>
-                  </w:r>
-                  <w:proofErr w:type="spellStart"/>
-                  <w:r>
-                    <w:rPr>
-                      <w:sz w:val="22"/>
-                      <w:szCs w:val="22"/>
-                    </w:rPr>
-                    <w:t>Khác</w:t>
-                  </w:r>
-                  <w:proofErr w:type="spellEnd"/>
-                </w:p>
-                <w:p>
-                  <w:pPr>
-                    <w:tabs>
-                      <w:tab w:val="left" w:pos="1393"/>
-                      <w:tab w:val="left" w:pos="2953"/>
-                      <w:tab w:val="left" w:pos="3579"/>
-                      <w:tab w:val="left" w:pos="5504"/>
-                      <w:tab w:val="left" w:pos="6238"/>
-                      <w:tab w:val="left" w:pos="7489"/>
-                    </w:tabs>
-                    <w:spacing w:line="264" w:lineRule="auto"/>
-                    <w:rPr>
-                      <w:sz w:val="22"/>
-                      <w:szCs w:val="22"/>
-                    </w:rPr>
-                  </w:pPr>
-                  <w:r>
-                    <w:rPr>
-                      <w:sz w:val="22"/>
-                      <w:szCs w:val="22"/>
-                    </w:rPr>
-                    <w:t xml:space="preserve">+ </w:t>
-                  </w:r>
-                  <w:proofErr w:type="spellStart"/>
-                  <w:r>
-                    <w:rPr>
-                      <w:sz w:val="22"/>
-                      <w:szCs w:val="22"/>
-                    </w:rPr>
-                    <w:t>Số</w:t>
-                  </w:r>
-                  <w:proofErr w:type="spellEnd"/>
-                  <w:r>
-                    <w:rPr>
-                      <w:sz w:val="22"/>
-                      <w:szCs w:val="22"/>
-                    </w:rPr>
-                    <w:t xml:space="preserve"> </w:t>
-                  </w:r>
-                  <w:proofErr w:type="spellStart"/>
-                  <w:r>
-                    <w:rPr>
-                      <w:sz w:val="22"/>
-                      <w:szCs w:val="22"/>
-                    </w:rPr>
-                    <w:t>tiền</w:t>
-                  </w:r>
-                  <w:proofErr w:type="spellEnd"/>
-                  <w:r>
-                    <w:rPr>
-                      <w:sz w:val="22"/>
-                      <w:szCs w:val="22"/>
-                    </w:rPr>
-                    <w:t xml:space="preserve"> </w:t>
-                  </w:r>
-                  <w:proofErr w:type="spellStart"/>
-                  <w:r>
-                    <w:rPr>
-                      <w:sz w:val="22"/>
-                      <w:szCs w:val="22"/>
-                    </w:rPr>
-                    <w:t>trả</w:t>
-                  </w:r>
-                  <w:proofErr w:type="spellEnd"/>
-                  <w:r>
-                    <w:rPr>
-                      <w:sz w:val="22"/>
-                      <w:szCs w:val="22"/>
-                    </w:rPr>
-                    <w:t xml:space="preserve"> </w:t>
-                  </w:r>
-                  <w:proofErr w:type="spellStart"/>
-                  <w:r>
-                    <w:rPr>
-                      <w:sz w:val="22"/>
-                      <w:szCs w:val="22"/>
-                    </w:rPr>
-                    <w:t>nợ</w:t>
-                  </w:r>
-                  <w:proofErr w:type="spellEnd"/>
-                  <w:r>
-                    <w:rPr>
-                      <w:sz w:val="22"/>
-                      <w:szCs w:val="22"/>
-                    </w:rPr>
-                    <w:t xml:space="preserve"> </w:t>
-                  </w:r>
-                  <w:proofErr w:type="spellStart"/>
-                  <w:r>
-                    <w:rPr>
-                      <w:sz w:val="22"/>
-                      <w:szCs w:val="22"/>
-                    </w:rPr>
-                    <w:t>gốc</w:t>
-                  </w:r>
-                  <w:proofErr w:type="spellEnd"/>
-                  <w:r>
-                    <w:rPr>
-                      <w:sz w:val="22"/>
-                      <w:szCs w:val="22"/>
-                    </w:rPr>
-                    <w:t xml:space="preserve">: </w:t>
-                  </w:r>
-                  <w:proofErr w:type="spellStart"/>
-                  <w:r>
-                    <w:rPr>
-                      <w:sz w:val="22"/>
-                      <w:szCs w:val="22"/>
-                    </w:rPr>
-                    <w:t>trả</w:t>
-                  </w:r>
-                  <w:proofErr w:type="spellEnd"/>
-                  <w:r>
-                    <w:rPr>
-                      <w:sz w:val="22"/>
-                      <w:szCs w:val="22"/>
-                    </w:rPr>
-                    <w:t xml:space="preserve"> </w:t>
-                  </w:r>
-                  <w:proofErr w:type="spellStart"/>
-                  <w:r>
-                    <w:rPr>
-                      <w:sz w:val="22"/>
-                      <w:szCs w:val="22"/>
-                    </w:rPr>
-                    <w:t>đều</w:t>
-                  </w:r>
-                  <w:proofErr w:type="spellEnd"/>
-                  <w:r>
-                    <w:rPr>
-                      <w:sz w:val="22"/>
-                      <w:szCs w:val="22"/>
-                    </w:rPr>
-                    <w:t xml:space="preserve"> </w:t>
-                  </w:r>
-                  <w:proofErr w:type="spellStart"/>
-                  <w:r>
-                    <w:rPr>
-                      <w:sz w:val="22"/>
-                      <w:szCs w:val="22"/>
-                    </w:rPr>
-                    <w:t>hàng</w:t>
-                  </w:r>
-                  <w:proofErr w:type="spellEnd"/>
-                  <w:r>
-                    <w:rPr>
-                      <w:sz w:val="22"/>
-                      <w:szCs w:val="22"/>
-                    </w:rPr>
-                    <w:t xml:space="preserve"> </w:t>
-                  </w:r>
-                  <w:proofErr w:type="spellStart"/>
-                  <w:r>
-                    <w:rPr>
-                      <w:sz w:val="22"/>
-                      <w:szCs w:val="22"/>
-                    </w:rPr>
-                    <w:t>tháng</w:t>
-                  </w:r>
-                  <w:proofErr w:type="spellEnd"/>
-                  <w:r>
-                    <w:rPr>
-                      <w:sz w:val="22"/>
-                      <w:szCs w:val="22"/>
-                    </w:rPr>
-                    <w:t xml:space="preserve"> </w:t>
+                    <w:t> Khác</w:t>
                   </w:r>
                 </w:p>
                 <w:p>
@@ -9231,55 +6325,31 @@
                       <w:sz w:val="22"/>
                       <w:szCs w:val="22"/>
                     </w:rPr>
-                    <w:t xml:space="preserve">+ </w:t>
+                    <w:t xml:space="preserve">+ Số tiền trả nợ gốc: trả đều hàng tháng </w:t>
                   </w:r>
-                  <w:proofErr w:type="spellStart"/>
+                </w:p>
+                <w:p>
+                  <w:pPr>
+                    <w:tabs>
+                      <w:tab w:val="left" w:pos="1393"/>
+                      <w:tab w:val="left" w:pos="2953"/>
+                      <w:tab w:val="left" w:pos="3579"/>
+                      <w:tab w:val="left" w:pos="5504"/>
+                      <w:tab w:val="left" w:pos="6238"/>
+                      <w:tab w:val="left" w:pos="7489"/>
+                    </w:tabs>
+                    <w:spacing w:line="264" w:lineRule="auto"/>
+                    <w:rPr>
+                      <w:sz w:val="22"/>
+                      <w:szCs w:val="22"/>
+                    </w:rPr>
+                  </w:pPr>
                   <w:r>
                     <w:rPr>
                       <w:sz w:val="22"/>
                       <w:szCs w:val="22"/>
                     </w:rPr>
-                    <w:t>Trả</w:t>
-                  </w:r>
-                  <w:proofErr w:type="spellEnd"/>
-                  <w:r>
-                    <w:rPr>
-                      <w:sz w:val="22"/>
-                      <w:szCs w:val="22"/>
-                    </w:rPr>
-                    <w:t xml:space="preserve"> </w:t>
-                  </w:r>
-                  <w:proofErr w:type="spellStart"/>
-                  <w:r>
-                    <w:rPr>
-                      <w:sz w:val="22"/>
-                      <w:szCs w:val="22"/>
-                    </w:rPr>
-                    <w:t>góp</w:t>
-                  </w:r>
-                  <w:proofErr w:type="spellEnd"/>
-                  <w:r>
-                    <w:rPr>
-                      <w:sz w:val="22"/>
-                      <w:szCs w:val="22"/>
-                    </w:rPr>
-                    <w:t>: ………………………VNĐ/</w:t>
-                  </w:r>
-                  <w:proofErr w:type="spellStart"/>
-                  <w:r>
-                    <w:rPr>
-                      <w:sz w:val="22"/>
-                      <w:szCs w:val="22"/>
-                    </w:rPr>
-                    <w:t>tháng</w:t>
-                  </w:r>
-                  <w:proofErr w:type="spellEnd"/>
-                  <w:r>
-                    <w:rPr>
-                      <w:sz w:val="22"/>
-                      <w:szCs w:val="22"/>
-                    </w:rPr>
-                    <w:t xml:space="preserve"> </w:t>
+                    <w:t xml:space="preserve">+ Trả góp: ………………………VNĐ/tháng </w:t>
                   </w:r>
                   <w:r>
                     <w:rPr>
@@ -9302,71 +6372,7 @@
                       <w:sz w:val="22"/>
                       <w:szCs w:val="22"/>
                     </w:rPr>
-                    <w:t xml:space="preserve">+ </w:t>
-                  </w:r>
-                  <w:proofErr w:type="spellStart"/>
-                  <w:r>
-                    <w:rPr>
-                      <w:sz w:val="22"/>
-                      <w:szCs w:val="22"/>
-                    </w:rPr>
-                    <w:t>Trả</w:t>
-                  </w:r>
-                  <w:proofErr w:type="spellEnd"/>
-                  <w:r>
-                    <w:rPr>
-                      <w:sz w:val="22"/>
-                      <w:szCs w:val="22"/>
-                    </w:rPr>
-                    <w:t xml:space="preserve"> </w:t>
-                  </w:r>
-                  <w:proofErr w:type="spellStart"/>
-                  <w:r>
-                    <w:rPr>
-                      <w:sz w:val="22"/>
-                      <w:szCs w:val="22"/>
-                    </w:rPr>
-                    <w:t>linh</w:t>
-                  </w:r>
-                  <w:proofErr w:type="spellEnd"/>
-                  <w:r>
-                    <w:rPr>
-                      <w:sz w:val="22"/>
-                      <w:szCs w:val="22"/>
-                    </w:rPr>
-                    <w:t xml:space="preserve"> </w:t>
-                  </w:r>
-                  <w:proofErr w:type="spellStart"/>
-                  <w:r>
-                    <w:rPr>
-                      <w:sz w:val="22"/>
-                      <w:szCs w:val="22"/>
-                    </w:rPr>
-                    <w:t>hoạt</w:t>
-                  </w:r>
-                  <w:proofErr w:type="spellEnd"/>
-                  <w:r>
-                    <w:rPr>
-                      <w:sz w:val="22"/>
-                      <w:szCs w:val="22"/>
-                    </w:rPr>
-                    <w:t>: ………………………VNĐ/</w:t>
-                  </w:r>
-                  <w:proofErr w:type="spellStart"/>
-                  <w:r>
-                    <w:rPr>
-                      <w:sz w:val="22"/>
-                      <w:szCs w:val="22"/>
-                    </w:rPr>
-                    <w:t>tháng</w:t>
-                  </w:r>
-                  <w:proofErr w:type="spellEnd"/>
-                  <w:r>
-                    <w:rPr>
-                      <w:sz w:val="22"/>
-                      <w:szCs w:val="22"/>
-                    </w:rPr>
-                    <w:t xml:space="preserve"> </w:t>
+                    <w:t xml:space="preserve">+ Trả linh hoạt: ………………………VNĐ/tháng </w:t>
                   </w:r>
                 </w:p>
               </w:tc>
@@ -9439,67 +6445,7 @@
                       <w:sz w:val="22"/>
                       <w:szCs w:val="22"/>
                     </w:rPr>
-                    <w:t xml:space="preserve">Phương </w:t>
-                  </w:r>
-                  <w:proofErr w:type="spellStart"/>
-                  <w:r>
-                    <w:rPr>
-                      <w:b/>
-                      <w:bCs/>
-                      <w:sz w:val="22"/>
-                      <w:szCs w:val="22"/>
-                    </w:rPr>
-                    <w:t>thức</w:t>
-                  </w:r>
-                  <w:proofErr w:type="spellEnd"/>
-                  <w:r>
-                    <w:rPr>
-                      <w:b/>
-                      <w:bCs/>
-                      <w:sz w:val="22"/>
-                      <w:szCs w:val="22"/>
-                    </w:rPr>
-                    <w:t xml:space="preserve"> </w:t>
-                  </w:r>
-                  <w:proofErr w:type="spellStart"/>
-                  <w:r>
-                    <w:rPr>
-                      <w:b/>
-                      <w:bCs/>
-                      <w:sz w:val="22"/>
-                      <w:szCs w:val="22"/>
-                    </w:rPr>
-                    <w:t>trả</w:t>
-                  </w:r>
-                  <w:proofErr w:type="spellEnd"/>
-                  <w:r>
-                    <w:rPr>
-                      <w:b/>
-                      <w:bCs/>
-                      <w:sz w:val="22"/>
-                      <w:szCs w:val="22"/>
-                    </w:rPr>
-                    <w:t xml:space="preserve"> </w:t>
-                  </w:r>
-                  <w:proofErr w:type="spellStart"/>
-                  <w:r>
-                    <w:rPr>
-                      <w:b/>
-                      <w:bCs/>
-                      <w:sz w:val="22"/>
-                      <w:szCs w:val="22"/>
-                    </w:rPr>
-                    <w:t>nợ</w:t>
-                  </w:r>
-                  <w:proofErr w:type="spellEnd"/>
-                  <w:r>
-                    <w:rPr>
-                      <w:b/>
-                      <w:bCs/>
-                      <w:sz w:val="22"/>
-                      <w:szCs w:val="22"/>
-                    </w:rPr>
-                    <w:t xml:space="preserve">: </w:t>
+                    <w:t xml:space="preserve">Phương thức trả nợ: </w:t>
                   </w:r>
                 </w:p>
               </w:tc>
@@ -9526,82 +6472,16 @@
                       <w:sz w:val="22"/>
                       <w:szCs w:val="22"/>
                     </w:rPr>
-                    <w:t xml:space="preserve"> 🗹 </w:t>
+                    <w:t xml:space="preserve"> 🗹 Nộp tiền mặt</w:t>
                   </w:r>
-                  <w:proofErr w:type="spellStart"/>
                   <w:r>
                     <w:rPr>
                       <w:sz w:val="22"/>
                       <w:szCs w:val="22"/>
                     </w:rPr>
-                    <w:t>Nộp</w:t>
+                    <w:tab/>
+                    <w:t xml:space="preserve"> 🗹 Chuyển khoản</w:t>
                   </w:r>
-                  <w:proofErr w:type="spellEnd"/>
-                  <w:r>
-                    <w:rPr>
-                      <w:sz w:val="22"/>
-                      <w:szCs w:val="22"/>
-                    </w:rPr>
-                    <w:t xml:space="preserve"> </w:t>
-                  </w:r>
-                  <w:proofErr w:type="spellStart"/>
-                  <w:r>
-                    <w:rPr>
-                      <w:sz w:val="22"/>
-                      <w:szCs w:val="22"/>
-                    </w:rPr>
-                    <w:t>tiền</w:t>
-                  </w:r>
-                  <w:proofErr w:type="spellEnd"/>
-                  <w:r>
-                    <w:rPr>
-                      <w:sz w:val="22"/>
-                      <w:szCs w:val="22"/>
-                    </w:rPr>
-                    <w:t xml:space="preserve"> </w:t>
-                  </w:r>
-                  <w:proofErr w:type="spellStart"/>
-                  <w:r>
-                    <w:rPr>
-                      <w:sz w:val="22"/>
-                      <w:szCs w:val="22"/>
-                    </w:rPr>
-                    <w:t>mặt</w:t>
-                  </w:r>
-                  <w:proofErr w:type="spellEnd"/>
-                  <w:r>
-                    <w:rPr>
-                      <w:sz w:val="22"/>
-                      <w:szCs w:val="22"/>
-                    </w:rPr>
-                    <w:tab/>
-                    <w:t xml:space="preserve"> 🗹 </w:t>
-                  </w:r>
-                  <w:proofErr w:type="spellStart"/>
-                  <w:r>
-                    <w:rPr>
-                      <w:sz w:val="22"/>
-                      <w:szCs w:val="22"/>
-                    </w:rPr>
-                    <w:t>Chuyển</w:t>
-                  </w:r>
-                  <w:proofErr w:type="spellEnd"/>
-                  <w:r>
-                    <w:rPr>
-                      <w:sz w:val="22"/>
-                      <w:szCs w:val="22"/>
-                    </w:rPr>
-                    <w:t xml:space="preserve"> </w:t>
-                  </w:r>
-                  <w:proofErr w:type="spellStart"/>
-                  <w:r>
-                    <w:rPr>
-                      <w:sz w:val="22"/>
-                      <w:szCs w:val="22"/>
-                    </w:rPr>
-                    <w:t>khoản</w:t>
-                  </w:r>
-                  <w:proofErr w:type="spellEnd"/>
                 </w:p>
                 <w:p>
                   <w:pPr>
@@ -9620,87 +6500,7 @@
                       <w:sz w:val="22"/>
                       <w:szCs w:val="22"/>
                     </w:rPr>
-                    <w:t>🗹</w:t>
-                  </w:r>
-                  <w:proofErr w:type="spellStart"/>
-                  <w:r>
-                    <w:rPr>
-                      <w:sz w:val="22"/>
-                      <w:szCs w:val="22"/>
-                    </w:rPr>
-                    <w:t>Tự</w:t>
-                  </w:r>
-                  <w:proofErr w:type="spellEnd"/>
-                  <w:r>
-                    <w:rPr>
-                      <w:sz w:val="22"/>
-                      <w:szCs w:val="22"/>
-                    </w:rPr>
-                    <w:t xml:space="preserve"> </w:t>
-                  </w:r>
-                  <w:proofErr w:type="spellStart"/>
-                  <w:r>
-                    <w:rPr>
-                      <w:sz w:val="22"/>
-                      <w:szCs w:val="22"/>
-                    </w:rPr>
-                    <w:t>động</w:t>
-                  </w:r>
-                  <w:proofErr w:type="spellEnd"/>
-                  <w:r>
-                    <w:rPr>
-                      <w:sz w:val="22"/>
-                      <w:szCs w:val="22"/>
-                    </w:rPr>
-                    <w:t xml:space="preserve"> </w:t>
-                  </w:r>
-                  <w:proofErr w:type="spellStart"/>
-                  <w:r>
-                    <w:rPr>
-                      <w:sz w:val="22"/>
-                      <w:szCs w:val="22"/>
-                    </w:rPr>
-                    <w:t>trừ</w:t>
-                  </w:r>
-                  <w:proofErr w:type="spellEnd"/>
-                  <w:r>
-                    <w:rPr>
-                      <w:sz w:val="22"/>
-                      <w:szCs w:val="22"/>
-                    </w:rPr>
-                    <w:t xml:space="preserve"> </w:t>
-                  </w:r>
-                  <w:proofErr w:type="spellStart"/>
-                  <w:r>
-                    <w:rPr>
-                      <w:sz w:val="22"/>
-                      <w:szCs w:val="22"/>
-                    </w:rPr>
-                    <w:t>tài</w:t>
-                  </w:r>
-                  <w:proofErr w:type="spellEnd"/>
-                  <w:r>
-                    <w:rPr>
-                      <w:sz w:val="22"/>
-                      <w:szCs w:val="22"/>
-                    </w:rPr>
-                    <w:t xml:space="preserve"> </w:t>
-                  </w:r>
-                  <w:proofErr w:type="spellStart"/>
-                  <w:r>
-                    <w:rPr>
-                      <w:sz w:val="22"/>
-                      <w:szCs w:val="22"/>
-                    </w:rPr>
-                    <w:t>khoản</w:t>
-                  </w:r>
-                  <w:proofErr w:type="spellEnd"/>
-                  <w:r>
-                    <w:rPr>
-                      <w:sz w:val="22"/>
-                      <w:szCs w:val="22"/>
-                    </w:rPr>
-                    <w:t xml:space="preserve">: </w:t>
+                    <w:t xml:space="preserve">🗹Tự động trừ tài khoản: </w:t>
                   </w:r>
                   <w:r>
                     <w:rPr>
@@ -9728,55 +6528,7 @@
                       <w:sz w:val="22"/>
                       <w:szCs w:val="22"/>
                     </w:rPr>
-                    <w:t xml:space="preserve">   + </w:t>
-                  </w:r>
-                  <w:proofErr w:type="spellStart"/>
-                  <w:r>
-                    <w:rPr>
-                      <w:sz w:val="22"/>
-                      <w:szCs w:val="22"/>
-                    </w:rPr>
-                    <w:t>Chủ</w:t>
-                  </w:r>
-                  <w:proofErr w:type="spellEnd"/>
-                  <w:r>
-                    <w:rPr>
-                      <w:sz w:val="22"/>
-                      <w:szCs w:val="22"/>
-                    </w:rPr>
-                    <w:t xml:space="preserve"> </w:t>
-                  </w:r>
-                  <w:proofErr w:type="spellStart"/>
-                  <w:r>
-                    <w:rPr>
-                      <w:sz w:val="22"/>
-                      <w:szCs w:val="22"/>
-                    </w:rPr>
-                    <w:t>tài</w:t>
-                  </w:r>
-                  <w:proofErr w:type="spellEnd"/>
-                  <w:r>
-                    <w:rPr>
-                      <w:sz w:val="22"/>
-                      <w:szCs w:val="22"/>
-                    </w:rPr>
-                    <w:t xml:space="preserve"> </w:t>
-                  </w:r>
-                  <w:proofErr w:type="spellStart"/>
-                  <w:r>
-                    <w:rPr>
-                      <w:sz w:val="22"/>
-                      <w:szCs w:val="22"/>
-                    </w:rPr>
-                    <w:t>khoản</w:t>
-                  </w:r>
-                  <w:proofErr w:type="spellEnd"/>
-                  <w:r>
-                    <w:rPr>
-                      <w:sz w:val="22"/>
-                      <w:szCs w:val="22"/>
-                    </w:rPr>
-                    <w:t>:</w:t>
+                    <w:t xml:space="preserve">   + Chủ tài khoản:</w:t>
                   </w:r>
                   <w:r>
                     <w:rPr>
@@ -9820,55 +6572,7 @@
                       <w:sz w:val="22"/>
                       <w:szCs w:val="22"/>
                     </w:rPr>
-                    <w:t xml:space="preserve">   + </w:t>
-                  </w:r>
-                  <w:proofErr w:type="spellStart"/>
-                  <w:r>
-                    <w:rPr>
-                      <w:sz w:val="22"/>
-                      <w:szCs w:val="22"/>
-                    </w:rPr>
-                    <w:t>Số</w:t>
-                  </w:r>
-                  <w:proofErr w:type="spellEnd"/>
-                  <w:r>
-                    <w:rPr>
-                      <w:sz w:val="22"/>
-                      <w:szCs w:val="22"/>
-                    </w:rPr>
-                    <w:t xml:space="preserve"> </w:t>
-                  </w:r>
-                  <w:proofErr w:type="spellStart"/>
-                  <w:r>
-                    <w:rPr>
-                      <w:sz w:val="22"/>
-                      <w:szCs w:val="22"/>
-                    </w:rPr>
-                    <w:t>tài</w:t>
-                  </w:r>
-                  <w:proofErr w:type="spellEnd"/>
-                  <w:r>
-                    <w:rPr>
-                      <w:sz w:val="22"/>
-                      <w:szCs w:val="22"/>
-                    </w:rPr>
-                    <w:t xml:space="preserve"> </w:t>
-                  </w:r>
-                  <w:proofErr w:type="spellStart"/>
-                  <w:r>
-                    <w:rPr>
-                      <w:sz w:val="22"/>
-                      <w:szCs w:val="22"/>
-                    </w:rPr>
-                    <w:t>khoản</w:t>
-                  </w:r>
-                  <w:proofErr w:type="spellEnd"/>
-                  <w:r>
-                    <w:rPr>
-                      <w:sz w:val="22"/>
-                      <w:szCs w:val="22"/>
-                    </w:rPr>
-                    <w:t xml:space="preserve">: </w:t>
+                    <w:t xml:space="preserve">   + Số tài khoản: </w:t>
                   </w:r>
                   <w:r>
                     <w:rPr>
@@ -9899,71 +6603,7 @@
                       <w:sz w:val="22"/>
                       <w:szCs w:val="22"/>
                     </w:rPr>
-                    <w:t xml:space="preserve"> </w:t>
-                  </w:r>
-                  <w:proofErr w:type="spellStart"/>
-                  <w:r>
-                    <w:rPr>
-                      <w:sz w:val="22"/>
-                      <w:szCs w:val="22"/>
-                    </w:rPr>
-                    <w:t>tại</w:t>
-                  </w:r>
-                  <w:proofErr w:type="spellEnd"/>
-                  <w:r>
-                    <w:rPr>
-                      <w:sz w:val="22"/>
-                      <w:szCs w:val="22"/>
-                    </w:rPr>
-                    <w:t xml:space="preserve"> Chi </w:t>
-                  </w:r>
-                  <w:proofErr w:type="spellStart"/>
-                  <w:r>
-                    <w:rPr>
-                      <w:sz w:val="22"/>
-                      <w:szCs w:val="22"/>
-                    </w:rPr>
-                    <w:t>nhánh</w:t>
-                  </w:r>
-                  <w:proofErr w:type="spellEnd"/>
-                  <w:r>
-                    <w:rPr>
-                      <w:sz w:val="22"/>
-                      <w:szCs w:val="22"/>
-                    </w:rPr>
-                    <w:t xml:space="preserve">: BIDV </w:t>
-                  </w:r>
-                  <w:proofErr w:type="spellStart"/>
-                  <w:r>
-                    <w:rPr>
-                      <w:sz w:val="22"/>
-                      <w:szCs w:val="22"/>
-                    </w:rPr>
-                    <w:t>Tràng</w:t>
-                  </w:r>
-                  <w:proofErr w:type="spellEnd"/>
-                  <w:r>
-                    <w:rPr>
-                      <w:sz w:val="22"/>
-                      <w:szCs w:val="22"/>
-                    </w:rPr>
-                    <w:t xml:space="preserve"> </w:t>
-                  </w:r>
-                  <w:proofErr w:type="spellStart"/>
-                  <w:r>
-                    <w:rPr>
-                      <w:sz w:val="22"/>
-                      <w:szCs w:val="22"/>
-                    </w:rPr>
-                    <w:t>Tiền</w:t>
-                  </w:r>
-                  <w:proofErr w:type="spellEnd"/>
-                  <w:r>
-                    <w:rPr>
-                      <w:sz w:val="22"/>
-                      <w:szCs w:val="22"/>
-                    </w:rPr>
-                    <w:t xml:space="preserve"> HN</w:t>
+                    <w:t xml:space="preserve"> tại Chi nhánh: BIDV Tràng Tiền HN</w:t>
                   </w:r>
                 </w:p>
               </w:tc>
@@ -10011,24 +6651,6 @@
                 <w:szCs w:val="22"/>
               </w:rPr>
             </w:pPr>
-            <w:proofErr w:type="spellStart"/>
-            <w:proofErr w:type="spellEnd"/>
-            <w:proofErr w:type="spellStart"/>
-            <w:proofErr w:type="spellEnd"/>
-            <w:proofErr w:type="spellStart"/>
-            <w:proofErr w:type="spellEnd"/>
-            <w:proofErr w:type="spellStart"/>
-            <w:proofErr w:type="spellEnd"/>
-            <w:proofErr w:type="spellStart"/>
-            <w:proofErr w:type="spellEnd"/>
-            <w:proofErr w:type="spellStart"/>
-            <w:proofErr w:type="spellEnd"/>
-            <w:proofErr w:type="spellStart"/>
-            <w:proofErr w:type="spellEnd"/>
-            <w:proofErr w:type="spellStart"/>
-            <w:proofErr w:type="spellEnd"/>
-            <w:proofErr w:type="spellStart"/>
-            <w:proofErr w:type="spellEnd"/>
             <w:r>
               <w:rPr>
                 <w:b/>
@@ -10072,14 +6694,6 @@
                 <w:szCs w:val="22"/>
               </w:rPr>
             </w:pPr>
-            <w:proofErr w:type="spellStart"/>
-            <w:proofErr w:type="spellEnd"/>
-            <w:proofErr w:type="spellStart"/>
-            <w:proofErr w:type="spellEnd"/>
-            <w:proofErr w:type="spellStart"/>
-            <w:proofErr w:type="spellEnd"/>
-            <w:proofErr w:type="spellStart"/>
-            <w:proofErr w:type="spellEnd"/>
             <w:r>
               <w:rPr>
                 <w:b/>
@@ -10110,14 +6724,6 @@
                 <w:szCs w:val="22"/>
               </w:rPr>
             </w:pPr>
-            <w:proofErr w:type="spellStart"/>
-            <w:proofErr w:type="spellEnd"/>
-            <w:proofErr w:type="spellStart"/>
-            <w:proofErr w:type="spellEnd"/>
-            <w:proofErr w:type="spellStart"/>
-            <w:proofErr w:type="spellEnd"/>
-            <w:proofErr w:type="spellStart"/>
-            <w:proofErr w:type="spellEnd"/>
             <w:r>
               <w:rPr>
                 <w:b/>
@@ -10203,12 +6809,6 @@
                 <w:szCs w:val="22"/>
               </w:rPr>
             </w:pPr>
-            <w:proofErr w:type="spellStart"/>
-            <w:proofErr w:type="spellEnd"/>
-            <w:proofErr w:type="spellStart"/>
-            <w:proofErr w:type="spellEnd"/>
-            <w:proofErr w:type="spellStart"/>
-            <w:proofErr w:type="spellEnd"/>
             <w:r>
               <w:rPr>
                 <w:b/>
@@ -10236,14 +6836,6 @@
                 <w:szCs w:val="22"/>
               </w:rPr>
             </w:pPr>
-            <w:proofErr w:type="spellStart"/>
-            <w:proofErr w:type="spellEnd"/>
-            <w:proofErr w:type="spellStart"/>
-            <w:proofErr w:type="spellEnd"/>
-            <w:proofErr w:type="spellStart"/>
-            <w:proofErr w:type="spellEnd"/>
-            <w:proofErr w:type="spellStart"/>
-            <w:proofErr w:type="spellEnd"/>
             <w:r>
               <w:rPr>
                 <w:b/>
@@ -10268,16 +6860,6 @@
                 <w:szCs w:val="22"/>
               </w:rPr>
             </w:pPr>
-            <w:proofErr w:type="spellStart"/>
-            <w:proofErr w:type="spellEnd"/>
-            <w:proofErr w:type="spellStart"/>
-            <w:proofErr w:type="spellEnd"/>
-            <w:proofErr w:type="spellStart"/>
-            <w:proofErr w:type="spellEnd"/>
-            <w:proofErr w:type="spellStart"/>
-            <w:proofErr w:type="spellEnd"/>
-            <w:proofErr w:type="spellStart"/>
-            <w:proofErr w:type="spellEnd"/>
             <w:r>
               <w:rPr>
                 <w:sz w:val="22"/>
@@ -10344,10 +6926,6 @@
                 <w:szCs w:val="22"/>
               </w:rPr>
             </w:pPr>
-            <w:proofErr w:type="spellStart"/>
-            <w:proofErr w:type="spellEnd"/>
-            <w:proofErr w:type="spellStart"/>
-            <w:proofErr w:type="spellEnd"/>
             <w:r>
               <w:rPr>
                 <w:b/>
@@ -10373,10 +6951,6 @@
                 <w:lang w:val="vi-VN"/>
               </w:rPr>
             </w:pPr>
-            <w:proofErr w:type="spellStart"/>
-            <w:proofErr w:type="spellEnd"/>
-            <w:proofErr w:type="spellStart"/>
-            <w:proofErr w:type="spellEnd"/>
             <w:r>
               <w:rPr>
                 <w:sz w:val="22"/>
@@ -10443,14 +7017,6 @@
                 <w:szCs w:val="22"/>
               </w:rPr>
             </w:pPr>
-            <w:proofErr w:type="spellStart"/>
-            <w:proofErr w:type="spellEnd"/>
-            <w:proofErr w:type="spellStart"/>
-            <w:proofErr w:type="spellEnd"/>
-            <w:proofErr w:type="spellStart"/>
-            <w:proofErr w:type="spellEnd"/>
-            <w:proofErr w:type="spellStart"/>
-            <w:proofErr w:type="spellEnd"/>
             <w:r>
               <w:rPr>
                 <w:b/>
@@ -10509,19 +7075,14 @@
                 <w:szCs w:val="22"/>
               </w:rPr>
             </w:pPr>
-            <w:proofErr w:type="spellStart"/>
-            <w:proofErr w:type="spellEnd"/>
-            <w:proofErr w:type="spellStart"/>
-            <w:proofErr w:type="spellEnd"/>
-            <w:proofErr w:type="spellStart"/>
-            <w:proofErr w:type="spellEnd"/>
-            <w:r>
-              <w:rPr>
-                <w:b/>
-                <w:bCs/>
-                <w:sz w:val="22"/>
-                <w:szCs w:val="22"/>
-              </w:rPr>
+            <w:r>
+              <w:rPr>
+                <w:b/>
+                <w:bCs/>
+                <w:sz w:val="22"/>
+                <w:szCs w:val="22"/>
+              </w:rPr>
+              <w:lastRenderedPageBreak/>
               <w:t>Phương tiện vận tải:</w:t>
             </w:r>
           </w:p>
@@ -10573,8 +7134,6 @@
                 <w:szCs w:val="22"/>
               </w:rPr>
             </w:pPr>
-            <w:proofErr w:type="spellStart"/>
-            <w:proofErr w:type="spellEnd"/>
             <w:r>
               <w:rPr>
                 <w:b/>
@@ -10637,16 +7196,6 @@
                 <w:szCs w:val="22"/>
               </w:rPr>
             </w:pPr>
-            <w:proofErr w:type="spellStart"/>
-            <w:proofErr w:type="spellEnd"/>
-            <w:proofErr w:type="spellStart"/>
-            <w:proofErr w:type="spellEnd"/>
-            <w:proofErr w:type="spellStart"/>
-            <w:proofErr w:type="spellEnd"/>
-            <w:proofErr w:type="spellStart"/>
-            <w:proofErr w:type="spellEnd"/>
-            <w:proofErr w:type="spellStart"/>
-            <w:proofErr w:type="spellEnd"/>
             <w:r>
               <w:rPr>
                 <w:b/>
@@ -10718,18 +7267,6 @@
             </w:pPr>
             <w:bookmarkStart w:id="0" w:name="_x3vd0gl7mwkf" w:colFirst="0" w:colLast="0"/>
             <w:bookmarkEnd w:id="0"/>
-            <w:proofErr w:type="spellStart"/>
-            <w:proofErr w:type="spellEnd"/>
-            <w:proofErr w:type="spellStart"/>
-            <w:proofErr w:type="spellEnd"/>
-            <w:proofErr w:type="spellStart"/>
-            <w:proofErr w:type="spellEnd"/>
-            <w:proofErr w:type="spellStart"/>
-            <w:proofErr w:type="spellEnd"/>
-            <w:proofErr w:type="spellStart"/>
-            <w:proofErr w:type="spellEnd"/>
-            <w:proofErr w:type="spellStart"/>
-            <w:proofErr w:type="spellEnd"/>
             <w:r>
               <w:rPr>
                 <w:b/>
@@ -10788,12 +7325,6 @@
                 <w:szCs w:val="22"/>
               </w:rPr>
             </w:pPr>
-            <w:proofErr w:type="spellStart"/>
-            <w:proofErr w:type="spellEnd"/>
-            <w:proofErr w:type="spellStart"/>
-            <w:proofErr w:type="spellEnd"/>
-            <w:proofErr w:type="spellStart"/>
-            <w:proofErr w:type="spellEnd"/>
             <w:r>
               <w:rPr>
                 <w:b/>
@@ -10821,18 +7352,6 @@
                 <w:szCs w:val="22"/>
               </w:rPr>
             </w:pPr>
-            <w:proofErr w:type="spellStart"/>
-            <w:proofErr w:type="spellEnd"/>
-            <w:proofErr w:type="spellStart"/>
-            <w:proofErr w:type="spellEnd"/>
-            <w:proofErr w:type="spellStart"/>
-            <w:proofErr w:type="spellEnd"/>
-            <w:proofErr w:type="spellStart"/>
-            <w:proofErr w:type="spellEnd"/>
-            <w:proofErr w:type="spellStart"/>
-            <w:proofErr w:type="spellEnd"/>
-            <w:proofErr w:type="spellStart"/>
-            <w:proofErr w:type="spellEnd"/>
             <w:r>
               <w:rPr>
                 <w:sz w:val="22"/>
@@ -10849,22 +7368,6 @@
                 <w:szCs w:val="22"/>
               </w:rPr>
             </w:pPr>
-            <w:proofErr w:type="spellStart"/>
-            <w:proofErr w:type="spellEnd"/>
-            <w:proofErr w:type="spellStart"/>
-            <w:proofErr w:type="spellEnd"/>
-            <w:proofErr w:type="spellStart"/>
-            <w:proofErr w:type="spellEnd"/>
-            <w:proofErr w:type="spellStart"/>
-            <w:proofErr w:type="spellEnd"/>
-            <w:proofErr w:type="spellStart"/>
-            <w:proofErr w:type="spellEnd"/>
-            <w:proofErr w:type="spellStart"/>
-            <w:proofErr w:type="spellEnd"/>
-            <w:proofErr w:type="spellStart"/>
-            <w:proofErr w:type="spellEnd"/>
-            <w:proofErr w:type="spellStart"/>
-            <w:proofErr w:type="spellEnd"/>
             <w:r>
               <w:rPr>
                 <w:sz w:val="22"/>
@@ -10881,12 +7384,6 @@
                 <w:szCs w:val="22"/>
               </w:rPr>
             </w:pPr>
-            <w:proofErr w:type="spellStart"/>
-            <w:proofErr w:type="spellEnd"/>
-            <w:proofErr w:type="spellStart"/>
-            <w:proofErr w:type="spellEnd"/>
-            <w:proofErr w:type="spellStart"/>
-            <w:proofErr w:type="spellEnd"/>
             <w:r>
               <w:rPr>
                 <w:sz w:val="22"/>
@@ -10912,18 +7409,6 @@
                 <w:szCs w:val="22"/>
               </w:rPr>
             </w:pPr>
-            <w:proofErr w:type="spellStart"/>
-            <w:proofErr w:type="spellEnd"/>
-            <w:proofErr w:type="spellStart"/>
-            <w:proofErr w:type="spellEnd"/>
-            <w:proofErr w:type="spellStart"/>
-            <w:proofErr w:type="spellEnd"/>
-            <w:proofErr w:type="spellStart"/>
-            <w:proofErr w:type="spellEnd"/>
-            <w:proofErr w:type="spellStart"/>
-            <w:proofErr w:type="spellEnd"/>
-            <w:proofErr w:type="spellStart"/>
-            <w:proofErr w:type="spellEnd"/>
             <w:r>
               <w:rPr>
                 <w:sz w:val="22"/>
@@ -10940,22 +7425,6 @@
                 <w:szCs w:val="22"/>
               </w:rPr>
             </w:pPr>
-            <w:proofErr w:type="spellStart"/>
-            <w:proofErr w:type="spellEnd"/>
-            <w:proofErr w:type="spellStart"/>
-            <w:proofErr w:type="spellEnd"/>
-            <w:proofErr w:type="spellStart"/>
-            <w:proofErr w:type="spellEnd"/>
-            <w:proofErr w:type="spellStart"/>
-            <w:proofErr w:type="spellEnd"/>
-            <w:proofErr w:type="spellStart"/>
-            <w:proofErr w:type="spellEnd"/>
-            <w:proofErr w:type="spellStart"/>
-            <w:proofErr w:type="spellEnd"/>
-            <w:proofErr w:type="spellStart"/>
-            <w:proofErr w:type="spellEnd"/>
-            <w:proofErr w:type="spellStart"/>
-            <w:proofErr w:type="spellEnd"/>
             <w:r>
               <w:rPr>
                 <w:sz w:val="22"/>
@@ -10973,12 +7442,6 @@
                 <w:highlight w:val="white"/>
               </w:rPr>
             </w:pPr>
-            <w:proofErr w:type="spellStart"/>
-            <w:proofErr w:type="spellEnd"/>
-            <w:proofErr w:type="spellStart"/>
-            <w:proofErr w:type="spellEnd"/>
-            <w:proofErr w:type="spellStart"/>
-            <w:proofErr w:type="spellEnd"/>
             <w:r>
               <w:rPr>
                 <w:sz w:val="22"/>
@@ -11006,24 +7469,6 @@
                 <w:szCs w:val="22"/>
               </w:rPr>
             </w:pPr>
-            <w:proofErr w:type="spellStart"/>
-            <w:proofErr w:type="spellEnd"/>
-            <w:proofErr w:type="spellStart"/>
-            <w:proofErr w:type="spellEnd"/>
-            <w:proofErr w:type="spellStart"/>
-            <w:proofErr w:type="spellEnd"/>
-            <w:proofErr w:type="spellStart"/>
-            <w:proofErr w:type="spellEnd"/>
-            <w:proofErr w:type="spellStart"/>
-            <w:proofErr w:type="spellEnd"/>
-            <w:proofErr w:type="spellStart"/>
-            <w:proofErr w:type="spellEnd"/>
-            <w:proofErr w:type="spellStart"/>
-            <w:proofErr w:type="spellEnd"/>
-            <w:proofErr w:type="spellStart"/>
-            <w:proofErr w:type="spellEnd"/>
-            <w:proofErr w:type="spellStart"/>
-            <w:proofErr w:type="spellEnd"/>
             <w:r>
               <w:rPr>
                 <w:b/>
@@ -11210,22 +7655,6 @@
                 <w:szCs w:val="22"/>
               </w:rPr>
             </w:pPr>
-            <w:proofErr w:type="spellStart"/>
-            <w:proofErr w:type="spellEnd"/>
-            <w:proofErr w:type="spellStart"/>
-            <w:proofErr w:type="spellEnd"/>
-            <w:proofErr w:type="spellStart"/>
-            <w:proofErr w:type="spellEnd"/>
-            <w:proofErr w:type="spellStart"/>
-            <w:proofErr w:type="spellEnd"/>
-            <w:proofErr w:type="spellStart"/>
-            <w:proofErr w:type="spellEnd"/>
-            <w:proofErr w:type="spellStart"/>
-            <w:proofErr w:type="spellEnd"/>
-            <w:proofErr w:type="spellStart"/>
-            <w:proofErr w:type="spellEnd"/>
-            <w:proofErr w:type="spellStart"/>
-            <w:proofErr w:type="spellEnd"/>
             <w:r>
               <w:rPr>
                 <w:b/>
@@ -11259,18 +7688,6 @@
                 <w:szCs w:val="22"/>
               </w:rPr>
             </w:pPr>
-            <w:proofErr w:type="spellStart"/>
-            <w:proofErr w:type="spellEnd"/>
-            <w:proofErr w:type="spellStart"/>
-            <w:proofErr w:type="spellEnd"/>
-            <w:proofErr w:type="spellStart"/>
-            <w:proofErr w:type="spellEnd"/>
-            <w:proofErr w:type="spellStart"/>
-            <w:proofErr w:type="spellEnd"/>
-            <w:proofErr w:type="spellStart"/>
-            <w:proofErr w:type="spellEnd"/>
-            <w:proofErr w:type="spellStart"/>
-            <w:proofErr w:type="spellEnd"/>
             <w:r>
               <w:rPr>
                 <w:b/>
@@ -11292,32 +7709,26 @@
                 <w:szCs w:val="22"/>
               </w:rPr>
             </w:pPr>
-            <w:proofErr w:type="spellStart"/>
-            <w:proofErr w:type="spellEnd"/>
-            <w:proofErr w:type="spellStart"/>
-            <w:proofErr w:type="spellEnd"/>
-            <w:proofErr w:type="spellStart"/>
-            <w:proofErr w:type="spellEnd"/>
-            <w:proofErr w:type="spellStart"/>
-            <w:proofErr w:type="spellEnd"/>
-            <w:proofErr w:type="spellStart"/>
-            <w:proofErr w:type="spellEnd"/>
-            <w:proofErr w:type="spellStart"/>
-            <w:proofErr w:type="spellEnd"/>
-            <w:proofErr w:type="spellStart"/>
-            <w:proofErr w:type="spellEnd"/>
-            <w:proofErr w:type="spellStart"/>
-            <w:proofErr w:type="spellEnd"/>
-            <w:proofErr w:type="spellStart"/>
-            <w:proofErr w:type="spellEnd"/>
-            <w:proofErr w:type="spellStart"/>
-            <w:proofErr w:type="spellEnd"/>
-            <w:r>
-              <w:rPr>
-                <w:sz w:val="22"/>
-                <w:szCs w:val="22"/>
-              </w:rPr>
-              <w:t xml:space="preserve">Đánh dấu “” vào  nếu đăng ký sử dụng dịch vụ:                   </w:t>
+            <w:r>
+              <w:rPr>
+                <w:sz w:val="22"/>
+                <w:szCs w:val="22"/>
+              </w:rPr>
+              <w:t>Đánh dấu “</w:t>
+            </w:r>
+            <w:r>
+              <w:rPr>
+                <w:sz w:val="22"/>
+                <w:szCs w:val="22"/>
+              </w:rPr>
+              <w:t xml:space="preserve">” vào </w:t>
+            </w:r>
+            <w:r>
+              <w:rPr>
+                <w:sz w:val="22"/>
+                <w:szCs w:val="22"/>
+              </w:rPr>
+              <w:t xml:space="preserve"> nếu đăng ký sử dụng dịch vụ:                   </w:t>
             </w:r>
           </w:p>
           <w:p>
@@ -11342,8 +7753,6 @@
                 <w:vertAlign w:val="superscript"/>
               </w:rPr>
             </w:pPr>
-            <w:proofErr w:type="spellStart"/>
-            <w:proofErr w:type="spellEnd"/>
             <w:r>
               <w:rPr>
                 <w:color w:val="000000"/>
@@ -11402,34 +7811,14 @@
                       <w:szCs w:val="22"/>
                     </w:rPr>
                   </w:pPr>
-                  <w:proofErr w:type="spellStart"/>
                   <w:r>
                     <w:rPr>
                       <w:color w:val="000000"/>
                       <w:sz w:val="22"/>
                       <w:szCs w:val="22"/>
                     </w:rPr>
-                    <w:t>Hạn</w:t>
+                    <w:t>Hạn mức</w:t>
                   </w:r>
-                  <w:proofErr w:type="spellEnd"/>
-                  <w:r>
-                    <w:rPr>
-                      <w:color w:val="000000"/>
-                      <w:sz w:val="22"/>
-                      <w:szCs w:val="22"/>
-                    </w:rPr>
-                    <w:t xml:space="preserve"> </w:t>
-                  </w:r>
-                  <w:proofErr w:type="spellStart"/>
-                  <w:r>
-                    <w:rPr>
-                      <w:color w:val="000000"/>
-                      <w:sz w:val="22"/>
-                      <w:szCs w:val="22"/>
-                    </w:rPr>
-                    <w:t>mức</w:t>
-                  </w:r>
-                  <w:proofErr w:type="spellEnd"/>
                 </w:p>
               </w:tc>
               <w:tc>
@@ -11462,43 +7851,7 @@
                       <w:sz w:val="22"/>
                       <w:szCs w:val="22"/>
                     </w:rPr>
-                    <w:t xml:space="preserve"> </w:t>
-                  </w:r>
-                  <w:proofErr w:type="spellStart"/>
-                  <w:r>
-                    <w:rPr>
-                      <w:color w:val="000000"/>
-                      <w:sz w:val="22"/>
-                      <w:szCs w:val="22"/>
-                    </w:rPr>
-                    <w:t>Cơ</w:t>
-                  </w:r>
-                  <w:proofErr w:type="spellEnd"/>
-                  <w:r>
-                    <w:rPr>
-                      <w:color w:val="000000"/>
-                      <w:sz w:val="22"/>
-                      <w:szCs w:val="22"/>
-                    </w:rPr>
-                    <w:t xml:space="preserve"> </w:t>
-                  </w:r>
-                  <w:proofErr w:type="spellStart"/>
-                  <w:r>
-                    <w:rPr>
-                      <w:color w:val="000000"/>
-                      <w:sz w:val="22"/>
-                      <w:szCs w:val="22"/>
-                    </w:rPr>
-                    <w:t>bản</w:t>
-                  </w:r>
-                  <w:proofErr w:type="spellEnd"/>
-                  <w:r>
-                    <w:rPr>
-                      <w:color w:val="000000"/>
-                      <w:sz w:val="22"/>
-                      <w:szCs w:val="22"/>
-                    </w:rPr>
-                    <w:t xml:space="preserve">          </w:t>
+                    <w:t xml:space="preserve"> Cơ bản          </w:t>
                   </w:r>
                   <w:r>
                     <w:rPr>
@@ -11506,43 +7859,7 @@
                       <w:sz w:val="22"/>
                       <w:szCs w:val="22"/>
                     </w:rPr>
-                    <w:t xml:space="preserve"> </w:t>
-                  </w:r>
-                  <w:proofErr w:type="spellStart"/>
-                  <w:r>
-                    <w:rPr>
-                      <w:color w:val="000000"/>
-                      <w:sz w:val="22"/>
-                      <w:szCs w:val="22"/>
-                    </w:rPr>
-                    <w:t>Tiêu</w:t>
-                  </w:r>
-                  <w:proofErr w:type="spellEnd"/>
-                  <w:r>
-                    <w:rPr>
-                      <w:color w:val="000000"/>
-                      <w:sz w:val="22"/>
-                      <w:szCs w:val="22"/>
-                    </w:rPr>
-                    <w:t xml:space="preserve"> </w:t>
-                  </w:r>
-                  <w:proofErr w:type="spellStart"/>
-                  <w:r>
-                    <w:rPr>
-                      <w:color w:val="000000"/>
-                      <w:sz w:val="22"/>
-                      <w:szCs w:val="22"/>
-                    </w:rPr>
-                    <w:t>chuẩn</w:t>
-                  </w:r>
-                  <w:proofErr w:type="spellEnd"/>
-                  <w:r>
-                    <w:rPr>
-                      <w:color w:val="000000"/>
-                      <w:sz w:val="22"/>
-                      <w:szCs w:val="22"/>
-                    </w:rPr>
-                    <w:t xml:space="preserve">            </w:t>
+                    <w:t xml:space="preserve"> Tiêu chuẩn            </w:t>
                   </w:r>
                   <w:r>
                     <w:rPr>
@@ -11552,315 +7869,13 @@
                     </w:rPr>
                     <w:t xml:space="preserve"> Cao               </w:t>
                   </w:r>
-                  <w:proofErr w:type="spellStart"/>
                   <w:r>
                     <w:rPr>
                       <w:color w:val="000000"/>
                       <w:sz w:val="22"/>
                       <w:szCs w:val="22"/>
                     </w:rPr>
-                    <w:t> Ưu</w:t>
-                  </w:r>
-                  <w:proofErr w:type="spellEnd"/>
-                  <w:r>
-                    <w:rPr>
-                      <w:color w:val="000000"/>
-                      <w:sz w:val="22"/>
-                      <w:szCs w:val="22"/>
-                    </w:rPr>
-                    <w:t xml:space="preserve"> </w:t>
-                  </w:r>
-                  <w:proofErr w:type="spellStart"/>
-                  <w:r>
-                    <w:rPr>
-                      <w:color w:val="000000"/>
-                      <w:sz w:val="22"/>
-                      <w:szCs w:val="22"/>
-                    </w:rPr>
-                    <w:t>tiên</w:t>
-                  </w:r>
-                  <w:proofErr w:type="spellEnd"/>
-                </w:p>
-              </w:tc>
-            </w:tr>
-            <w:tr>
-              <w:trPr>
-                <w:trHeight w:val="297"/>
-              </w:trPr>
-              <w:tc>
-                <w:tcPr>
-                  <w:tcW w:w="2725" w:type="dxa"/>
-                  <w:vAlign w:val="center"/>
-                </w:tcPr>
-                <w:p>
-                  <w:pPr>
-                    <w:pBdr>
-                      <w:top w:val="nil"/>
-                      <w:left w:val="nil"/>
-                      <w:bottom w:val="nil"/>
-                      <w:right w:val="nil"/>
-                      <w:between w:val="nil"/>
-                    </w:pBdr>
-                    <w:tabs>
-                      <w:tab w:val="left" w:pos="313"/>
-                    </w:tabs>
-                    <w:spacing w:before="60" w:after="60" w:line="264" w:lineRule="auto"/>
-                    <w:jc w:val="center"/>
-                    <w:rPr>
-                      <w:color w:val="000000"/>
-                      <w:sz w:val="22"/>
-                      <w:szCs w:val="22"/>
-                    </w:rPr>
-                  </w:pPr>
-                  <w:proofErr w:type="spellStart"/>
-                  <w:r>
-                    <w:rPr>
-                      <w:color w:val="000000"/>
-                      <w:sz w:val="22"/>
-                      <w:szCs w:val="22"/>
-                    </w:rPr>
-                    <w:t>Tên</w:t>
-                  </w:r>
-                  <w:proofErr w:type="spellEnd"/>
-                  <w:r>
-                    <w:rPr>
-                      <w:color w:val="000000"/>
-                      <w:sz w:val="22"/>
-                      <w:szCs w:val="22"/>
-                    </w:rPr>
-                    <w:t xml:space="preserve"> </w:t>
-                  </w:r>
-                  <w:proofErr w:type="spellStart"/>
-                  <w:r>
-                    <w:rPr>
-                      <w:color w:val="000000"/>
-                      <w:sz w:val="22"/>
-                      <w:szCs w:val="22"/>
-                    </w:rPr>
-                    <w:t>đăng</w:t>
-                  </w:r>
-                  <w:proofErr w:type="spellEnd"/>
-                  <w:r>
-                    <w:rPr>
-                      <w:color w:val="000000"/>
-                      <w:sz w:val="22"/>
-                      <w:szCs w:val="22"/>
-                    </w:rPr>
-                    <w:t xml:space="preserve"> </w:t>
-                  </w:r>
-                  <w:proofErr w:type="spellStart"/>
-                  <w:r>
-                    <w:rPr>
-                      <w:color w:val="000000"/>
-                      <w:sz w:val="22"/>
-                      <w:szCs w:val="22"/>
-                    </w:rPr>
-                    <w:t>nhập</w:t>
-                  </w:r>
-                  <w:proofErr w:type="spellEnd"/>
-                  <w:r>
-                    <w:rPr>
-                      <w:color w:val="000000"/>
-                      <w:sz w:val="22"/>
-                      <w:szCs w:val="22"/>
-                    </w:rPr>
-                    <w:t xml:space="preserve"> </w:t>
-                  </w:r>
-                  <w:proofErr w:type="spellStart"/>
-                  <w:r>
-                    <w:rPr>
-                      <w:color w:val="000000"/>
-                      <w:sz w:val="22"/>
-                      <w:szCs w:val="22"/>
-                    </w:rPr>
-                    <w:t>dịch</w:t>
-                  </w:r>
-                  <w:proofErr w:type="spellEnd"/>
-                  <w:r>
-                    <w:rPr>
-                      <w:color w:val="000000"/>
-                      <w:sz w:val="22"/>
-                      <w:szCs w:val="22"/>
-                    </w:rPr>
-                    <w:t xml:space="preserve"> </w:t>
-                  </w:r>
-                  <w:proofErr w:type="spellStart"/>
-                  <w:r>
-                    <w:rPr>
-                      <w:color w:val="000000"/>
-                      <w:sz w:val="22"/>
-                      <w:szCs w:val="22"/>
-                    </w:rPr>
-                    <w:t>vụ</w:t>
-                  </w:r>
-                  <w:proofErr w:type="spellEnd"/>
-                </w:p>
-              </w:tc>
-              <w:tc>
-                <w:tcPr>
-                  <w:tcW w:w="6392" w:type="dxa"/>
-                  <w:vAlign w:val="center"/>
-                </w:tcPr>
-                <w:p>
-                  <w:pPr>
-                    <w:pBdr>
-                      <w:top w:val="nil"/>
-                      <w:left w:val="nil"/>
-                      <w:bottom w:val="nil"/>
-                      <w:right w:val="nil"/>
-                      <w:between w:val="nil"/>
-                    </w:pBdr>
-                    <w:tabs>
-                      <w:tab w:val="left" w:pos="313"/>
-                    </w:tabs>
-                    <w:spacing w:before="60" w:after="60" w:line="264" w:lineRule="auto"/>
-                    <w:rPr>
-                      <w:color w:val="000000"/>
-                      <w:sz w:val="22"/>
-                      <w:szCs w:val="22"/>
-                    </w:rPr>
-                  </w:pPr>
-                  <w:r>
-                    <w:rPr>
-                      <w:color w:val="000000"/>
-                      <w:sz w:val="22"/>
-                      <w:szCs w:val="22"/>
-                    </w:rPr>
-                    <w:t xml:space="preserve"> </w:t>
-                  </w:r>
-                  <w:proofErr w:type="spellStart"/>
-                  <w:r>
-                    <w:rPr>
-                      <w:color w:val="000000"/>
-                      <w:sz w:val="22"/>
-                      <w:szCs w:val="22"/>
-                    </w:rPr>
-                    <w:t>Mặc</w:t>
-                  </w:r>
-                  <w:proofErr w:type="spellEnd"/>
-                  <w:r>
-                    <w:rPr>
-                      <w:color w:val="000000"/>
-                      <w:sz w:val="22"/>
-                      <w:szCs w:val="22"/>
-                    </w:rPr>
-                    <w:t xml:space="preserve"> </w:t>
-                  </w:r>
-                  <w:proofErr w:type="spellStart"/>
-                  <w:r>
-                    <w:rPr>
-                      <w:color w:val="000000"/>
-                      <w:sz w:val="22"/>
-                      <w:szCs w:val="22"/>
-                    </w:rPr>
-                    <w:t>định</w:t>
-                  </w:r>
-                  <w:proofErr w:type="spellEnd"/>
-                  <w:r>
-                    <w:rPr>
-                      <w:color w:val="000000"/>
-                      <w:sz w:val="22"/>
-                      <w:szCs w:val="22"/>
-                    </w:rPr>
-                    <w:t xml:space="preserve"> </w:t>
-                  </w:r>
-                  <w:proofErr w:type="spellStart"/>
-                  <w:r>
-                    <w:rPr>
-                      <w:color w:val="000000"/>
-                      <w:sz w:val="22"/>
-                      <w:szCs w:val="22"/>
-                    </w:rPr>
-                    <w:t>số</w:t>
-                  </w:r>
-                  <w:proofErr w:type="spellEnd"/>
-                  <w:r>
-                    <w:rPr>
-                      <w:color w:val="000000"/>
-                      <w:sz w:val="22"/>
-                      <w:szCs w:val="22"/>
-                    </w:rPr>
-                    <w:t xml:space="preserve"> ĐT </w:t>
-                  </w:r>
-                  <w:proofErr w:type="spellStart"/>
-                  <w:r>
-                    <w:rPr>
-                      <w:color w:val="000000"/>
-                      <w:sz w:val="22"/>
-                      <w:szCs w:val="22"/>
-                    </w:rPr>
-                    <w:t>liên</w:t>
-                  </w:r>
-                  <w:proofErr w:type="spellEnd"/>
-                  <w:r>
-                    <w:rPr>
-                      <w:color w:val="000000"/>
-                      <w:sz w:val="22"/>
-                      <w:szCs w:val="22"/>
-                    </w:rPr>
-                    <w:t xml:space="preserve"> </w:t>
-                  </w:r>
-                  <w:proofErr w:type="spellStart"/>
-                  <w:r>
-                    <w:rPr>
-                      <w:color w:val="000000"/>
-                      <w:sz w:val="22"/>
-                      <w:szCs w:val="22"/>
-                    </w:rPr>
-                    <w:t>hệ</w:t>
-                  </w:r>
-                  <w:proofErr w:type="spellEnd"/>
-                  <w:r>
-                    <w:rPr>
-                      <w:color w:val="000000"/>
-                      <w:sz w:val="22"/>
-                      <w:szCs w:val="22"/>
-                    </w:rPr>
-                    <w:t xml:space="preserve">       </w:t>
-                  </w:r>
-                  <w:r>
-                    <w:rPr>
-                      <w:color w:val="000000"/>
-                      <w:sz w:val="22"/>
-                      <w:szCs w:val="22"/>
-                    </w:rPr>
-                    <w:t xml:space="preserve"> </w:t>
-                  </w:r>
-                  <w:proofErr w:type="spellStart"/>
-                  <w:r>
-                    <w:rPr>
-                      <w:color w:val="000000"/>
-                      <w:sz w:val="22"/>
-                      <w:szCs w:val="22"/>
-                    </w:rPr>
-                    <w:t>Số</w:t>
-                  </w:r>
-                  <w:proofErr w:type="spellEnd"/>
-                  <w:r>
-                    <w:rPr>
-                      <w:color w:val="000000"/>
-                      <w:sz w:val="22"/>
-                      <w:szCs w:val="22"/>
-                    </w:rPr>
-                    <w:t xml:space="preserve"> ĐT </w:t>
-                  </w:r>
-                  <w:proofErr w:type="spellStart"/>
-                  <w:r>
-                    <w:rPr>
-                      <w:color w:val="000000"/>
-                      <w:sz w:val="22"/>
-                      <w:szCs w:val="22"/>
-                    </w:rPr>
-                    <w:t>khác</w:t>
-                  </w:r>
-                  <w:proofErr w:type="spellEnd"/>
-                  <w:r>
-                    <w:rPr>
-                      <w:color w:val="000000"/>
-                      <w:sz w:val="22"/>
-                      <w:szCs w:val="22"/>
-                    </w:rPr>
-                    <w:t>: ………………</w:t>
+                    <w:t> Ưu tiên</w:t>
                   </w:r>
                 </w:p>
               </w:tc>
@@ -11900,72 +7915,8 @@
                       <w:sz w:val="22"/>
                       <w:szCs w:val="22"/>
                     </w:rPr>
-                    <w:t xml:space="preserve">Phương </w:t>
+                    <w:t>Tên đăng nhập dịch vụ</w:t>
                   </w:r>
-                  <w:proofErr w:type="spellStart"/>
-                  <w:r>
-                    <w:rPr>
-                      <w:color w:val="000000"/>
-                      <w:sz w:val="22"/>
-                      <w:szCs w:val="22"/>
-                    </w:rPr>
-                    <w:t>thức</w:t>
-                  </w:r>
-                  <w:proofErr w:type="spellEnd"/>
-                  <w:r>
-                    <w:rPr>
-                      <w:color w:val="000000"/>
-                      <w:sz w:val="22"/>
-                      <w:szCs w:val="22"/>
-                    </w:rPr>
-                    <w:t xml:space="preserve"> </w:t>
-                  </w:r>
-                  <w:proofErr w:type="spellStart"/>
-                  <w:r>
-                    <w:rPr>
-                      <w:color w:val="000000"/>
-                      <w:sz w:val="22"/>
-                      <w:szCs w:val="22"/>
-                    </w:rPr>
-                    <w:t>nhận</w:t>
-                  </w:r>
-                  <w:proofErr w:type="spellEnd"/>
-                  <w:r>
-                    <w:rPr>
-                      <w:color w:val="000000"/>
-                      <w:sz w:val="22"/>
-                      <w:szCs w:val="22"/>
-                    </w:rPr>
-                    <w:t xml:space="preserve"> </w:t>
-                  </w:r>
-                  <w:proofErr w:type="spellStart"/>
-                  <w:r>
-                    <w:rPr>
-                      <w:color w:val="000000"/>
-                      <w:sz w:val="22"/>
-                      <w:szCs w:val="22"/>
-                    </w:rPr>
-                    <w:t>mật</w:t>
-                  </w:r>
-                  <w:proofErr w:type="spellEnd"/>
-                  <w:r>
-                    <w:rPr>
-                      <w:color w:val="000000"/>
-                      <w:sz w:val="22"/>
-                      <w:szCs w:val="22"/>
-                    </w:rPr>
-                    <w:t xml:space="preserve"> </w:t>
-                  </w:r>
-                  <w:proofErr w:type="spellStart"/>
-                  <w:r>
-                    <w:rPr>
-                      <w:color w:val="000000"/>
-                      <w:sz w:val="22"/>
-                      <w:szCs w:val="22"/>
-                    </w:rPr>
-                    <w:t>khẩu</w:t>
-                  </w:r>
-                  <w:proofErr w:type="spellEnd"/>
                 </w:p>
               </w:tc>
               <w:tc>
@@ -11992,44 +7943,96 @@
                       <w:szCs w:val="22"/>
                     </w:rPr>
                   </w:pPr>
-                  <w:proofErr w:type="gramStart"/>
                   <w:r>
                     <w:rPr>
                       <w:color w:val="000000"/>
                       <w:sz w:val="22"/>
                       <w:szCs w:val="22"/>
                     </w:rPr>
-                    <w:t xml:space="preserve">  </w:t>
+                    <w:t xml:space="preserve"> Mặc định số ĐT liên hệ       </w:t>
                   </w:r>
-                  <w:proofErr w:type="spellStart"/>
                   <w:r>
                     <w:rPr>
                       <w:color w:val="000000"/>
                       <w:sz w:val="22"/>
                       <w:szCs w:val="22"/>
                     </w:rPr>
-                    <w:t>Gửi</w:t>
+                    <w:t> Số ĐT khác: ………………</w:t>
                   </w:r>
-                  <w:proofErr w:type="spellEnd"/>
-                  <w:proofErr w:type="gramEnd"/>
+                </w:p>
+              </w:tc>
+            </w:tr>
+            <w:tr>
+              <w:trPr>
+                <w:trHeight w:val="297"/>
+              </w:trPr>
+              <w:tc>
+                <w:tcPr>
+                  <w:tcW w:w="2725" w:type="dxa"/>
+                  <w:vAlign w:val="center"/>
+                </w:tcPr>
+                <w:p>
+                  <w:pPr>
+                    <w:pBdr>
+                      <w:top w:val="nil"/>
+                      <w:left w:val="nil"/>
+                      <w:bottom w:val="nil"/>
+                      <w:right w:val="nil"/>
+                      <w:between w:val="nil"/>
+                    </w:pBdr>
+                    <w:tabs>
+                      <w:tab w:val="left" w:pos="313"/>
+                    </w:tabs>
+                    <w:spacing w:before="60" w:after="60" w:line="264" w:lineRule="auto"/>
+                    <w:jc w:val="center"/>
+                    <w:rPr>
+                      <w:color w:val="000000"/>
+                      <w:sz w:val="22"/>
+                      <w:szCs w:val="22"/>
+                    </w:rPr>
+                  </w:pPr>
                   <w:r>
                     <w:rPr>
                       <w:color w:val="000000"/>
                       <w:sz w:val="22"/>
                       <w:szCs w:val="22"/>
                     </w:rPr>
-                    <w:t xml:space="preserve"> tin </w:t>
+                    <w:t>Phương thức nhận mật khẩu</w:t>
                   </w:r>
-                  <w:proofErr w:type="spellStart"/>
+                </w:p>
+              </w:tc>
+              <w:tc>
+                <w:tcPr>
+                  <w:tcW w:w="6392" w:type="dxa"/>
+                  <w:vAlign w:val="center"/>
+                </w:tcPr>
+                <w:p>
+                  <w:pPr>
+                    <w:pBdr>
+                      <w:top w:val="nil"/>
+                      <w:left w:val="nil"/>
+                      <w:bottom w:val="nil"/>
+                      <w:right w:val="nil"/>
+                      <w:between w:val="nil"/>
+                    </w:pBdr>
+                    <w:tabs>
+                      <w:tab w:val="left" w:pos="313"/>
+                    </w:tabs>
+                    <w:spacing w:before="60" w:after="60" w:line="264" w:lineRule="auto"/>
+                    <w:rPr>
+                      <w:color w:val="000000"/>
+                      <w:sz w:val="22"/>
+                      <w:szCs w:val="22"/>
+                    </w:rPr>
+                  </w:pPr>
                   <w:r>
                     <w:rPr>
                       <w:color w:val="000000"/>
                       <w:sz w:val="22"/>
                       <w:szCs w:val="22"/>
                     </w:rPr>
-                    <w:t>nhắn</w:t>
+                    <w:t>  Gửi tin nhắn</w:t>
                   </w:r>
-                  <w:proofErr w:type="spellEnd"/>
                 </w:p>
               </w:tc>
             </w:tr>
@@ -12055,20 +8058,6 @@
                 <w:szCs w:val="22"/>
               </w:rPr>
             </w:pPr>
-            <w:proofErr w:type="spellStart"/>
-            <w:proofErr w:type="spellEnd"/>
-            <w:proofErr w:type="spellStart"/>
-            <w:proofErr w:type="spellEnd"/>
-            <w:proofErr w:type="spellStart"/>
-            <w:proofErr w:type="spellEnd"/>
-            <w:proofErr w:type="spellStart"/>
-            <w:proofErr w:type="spellEnd"/>
-            <w:proofErr w:type="spellStart"/>
-            <w:proofErr w:type="spellEnd"/>
-            <w:proofErr w:type="spellStart"/>
-            <w:proofErr w:type="spellEnd"/>
-            <w:proofErr w:type="spellStart"/>
-            <w:proofErr w:type="spellEnd"/>
             <w:r>
               <w:rPr>
                 <w:sz w:val="22"/>
@@ -12121,21 +8110,12 @@
                       <w:szCs w:val="22"/>
                     </w:rPr>
                   </w:pPr>
-                  <w:proofErr w:type="spellStart"/>
                   <w:r>
                     <w:rPr>
                       <w:sz w:val="22"/>
                       <w:szCs w:val="22"/>
                     </w:rPr>
-                    <w:t>Số</w:t>
-                  </w:r>
-                  <w:proofErr w:type="spellEnd"/>
-                  <w:r>
-                    <w:rPr>
-                      <w:sz w:val="22"/>
-                      <w:szCs w:val="22"/>
-                    </w:rPr>
-                    <w:t xml:space="preserve"> ĐT</w:t>
+                    <w:t>Số ĐT</w:t>
                   </w:r>
                 </w:p>
               </w:tc>
@@ -12156,79 +8136,13 @@
                       <w:szCs w:val="22"/>
                     </w:rPr>
                   </w:pPr>
-                  <w:proofErr w:type="spellStart"/>
                   <w:r>
                     <w:rPr>
                       <w:sz w:val="22"/>
                       <w:szCs w:val="22"/>
                     </w:rPr>
-                    <w:t>Số</w:t>
+                    <w:t>Số thẻ/ Số tài khoản</w:t>
                   </w:r>
-                  <w:proofErr w:type="spellEnd"/>
-                  <w:r>
-                    <w:rPr>
-                      <w:sz w:val="22"/>
-                      <w:szCs w:val="22"/>
-                    </w:rPr>
-                    <w:t xml:space="preserve"> </w:t>
-                  </w:r>
-                  <w:proofErr w:type="spellStart"/>
-                  <w:r>
-                    <w:rPr>
-                      <w:sz w:val="22"/>
-                      <w:szCs w:val="22"/>
-                    </w:rPr>
-                    <w:t>thẻ</w:t>
-                  </w:r>
-                  <w:proofErr w:type="spellEnd"/>
-                  <w:r>
-                    <w:rPr>
-                      <w:sz w:val="22"/>
-                      <w:szCs w:val="22"/>
-                    </w:rPr>
-                    <w:t xml:space="preserve">/ </w:t>
-                  </w:r>
-                  <w:proofErr w:type="spellStart"/>
-                  <w:r>
-                    <w:rPr>
-                      <w:sz w:val="22"/>
-                      <w:szCs w:val="22"/>
-                    </w:rPr>
-                    <w:t>Số</w:t>
-                  </w:r>
-                  <w:proofErr w:type="spellEnd"/>
-                  <w:r>
-                    <w:rPr>
-                      <w:sz w:val="22"/>
-                      <w:szCs w:val="22"/>
-                    </w:rPr>
-                    <w:t xml:space="preserve"> </w:t>
-                  </w:r>
-                  <w:proofErr w:type="spellStart"/>
-                  <w:r>
-                    <w:rPr>
-                      <w:sz w:val="22"/>
-                      <w:szCs w:val="22"/>
-                    </w:rPr>
-                    <w:t>tài</w:t>
-                  </w:r>
-                  <w:proofErr w:type="spellEnd"/>
-                  <w:r>
-                    <w:rPr>
-                      <w:sz w:val="22"/>
-                      <w:szCs w:val="22"/>
-                    </w:rPr>
-                    <w:t xml:space="preserve"> </w:t>
-                  </w:r>
-                  <w:proofErr w:type="spellStart"/>
-                  <w:r>
-                    <w:rPr>
-                      <w:sz w:val="22"/>
-                      <w:szCs w:val="22"/>
-                    </w:rPr>
-                    <w:t>khoản</w:t>
-                  </w:r>
-                  <w:proofErr w:type="spellEnd"/>
                 </w:p>
               </w:tc>
               <w:tc>
@@ -12248,31 +8162,13 @@
                       <w:szCs w:val="22"/>
                     </w:rPr>
                   </w:pPr>
-                  <w:proofErr w:type="spellStart"/>
                   <w:r>
                     <w:rPr>
                       <w:sz w:val="22"/>
                       <w:szCs w:val="22"/>
                     </w:rPr>
-                    <w:t>Nhà</w:t>
+                    <w:t>Nhà mạng</w:t>
                   </w:r>
-                  <w:proofErr w:type="spellEnd"/>
-                  <w:r>
-                    <w:rPr>
-                      <w:sz w:val="22"/>
-                      <w:szCs w:val="22"/>
-                    </w:rPr>
-                    <w:t xml:space="preserve"> </w:t>
-                  </w:r>
-                  <w:proofErr w:type="spellStart"/>
-                  <w:r>
-                    <w:rPr>
-                      <w:sz w:val="22"/>
-                      <w:szCs w:val="22"/>
-                    </w:rPr>
-                    <w:t>mạng</w:t>
-                  </w:r>
-                  <w:proofErr w:type="spellEnd"/>
                 </w:p>
               </w:tc>
               <w:tc>
@@ -12292,53 +8188,12 @@
                       <w:szCs w:val="22"/>
                     </w:rPr>
                   </w:pPr>
-                  <w:proofErr w:type="spellStart"/>
                   <w:r>
                     <w:rPr>
                       <w:sz w:val="22"/>
                       <w:szCs w:val="22"/>
                     </w:rPr>
-                    <w:t>Hạn</w:t>
-                  </w:r>
-                  <w:proofErr w:type="spellEnd"/>
-                  <w:r>
-                    <w:rPr>
-                      <w:sz w:val="22"/>
-                      <w:szCs w:val="22"/>
-                    </w:rPr>
-                    <w:t xml:space="preserve"> </w:t>
-                  </w:r>
-                  <w:proofErr w:type="spellStart"/>
-                  <w:r>
-                    <w:rPr>
-                      <w:sz w:val="22"/>
-                      <w:szCs w:val="22"/>
-                    </w:rPr>
-                    <w:t>mức</w:t>
-                  </w:r>
-                  <w:proofErr w:type="spellEnd"/>
-                  <w:r>
-                    <w:rPr>
-                      <w:sz w:val="22"/>
-                      <w:szCs w:val="22"/>
-                    </w:rPr>
-                    <w:t xml:space="preserve"> </w:t>
-                  </w:r>
-                  <w:proofErr w:type="spellStart"/>
-                  <w:r>
-                    <w:rPr>
-                      <w:sz w:val="22"/>
-                      <w:szCs w:val="22"/>
-                    </w:rPr>
-                    <w:t>nhận</w:t>
-                  </w:r>
-                  <w:proofErr w:type="spellEnd"/>
-                  <w:r>
-                    <w:rPr>
-                      <w:sz w:val="22"/>
-                      <w:szCs w:val="22"/>
-                    </w:rPr>
-                    <w:t xml:space="preserve"> tin BSMS</w:t>
+                    <w:t>Hạn mức nhận tin BSMS</w:t>
                   </w:r>
                 </w:p>
               </w:tc>
@@ -12440,37 +8295,12 @@
                       <w:szCs w:val="22"/>
                     </w:rPr>
                   </w:pPr>
-                  <w:proofErr w:type="spellStart"/>
                   <w:r>
                     <w:rPr>
                       <w:sz w:val="22"/>
                       <w:szCs w:val="22"/>
                     </w:rPr>
-                    <w:t>Phát</w:t>
-                  </w:r>
-                  <w:proofErr w:type="spellEnd"/>
-                  <w:r>
-                    <w:rPr>
-                      <w:sz w:val="22"/>
-                      <w:szCs w:val="22"/>
-                    </w:rPr>
-                    <w:t xml:space="preserve"> </w:t>
-                  </w:r>
-                  <w:proofErr w:type="spellStart"/>
-                  <w:r>
-                    <w:rPr>
-                      <w:sz w:val="22"/>
-                      <w:szCs w:val="22"/>
-                    </w:rPr>
-                    <w:t>sinh</w:t>
-                  </w:r>
-                  <w:proofErr w:type="spellEnd"/>
-                  <w:r>
-                    <w:rPr>
-                      <w:sz w:val="22"/>
-                      <w:szCs w:val="22"/>
-                    </w:rPr>
-                    <w:t xml:space="preserve"> Chi</w:t>
+                    <w:t>Phát sinh Chi</w:t>
                   </w:r>
                 </w:p>
                 <w:p>
@@ -12489,39 +8319,7 @@
                       <w:sz w:val="22"/>
                       <w:szCs w:val="22"/>
                     </w:rPr>
-                    <w:t>(</w:t>
-                  </w:r>
-                  <w:proofErr w:type="spellStart"/>
-                  <w:r>
-                    <w:rPr>
-                      <w:sz w:val="22"/>
-                      <w:szCs w:val="22"/>
-                    </w:rPr>
-                    <w:t>ghi</w:t>
-                  </w:r>
-                  <w:proofErr w:type="spellEnd"/>
-                  <w:r>
-                    <w:rPr>
-                      <w:sz w:val="22"/>
-                      <w:szCs w:val="22"/>
-                    </w:rPr>
-                    <w:t xml:space="preserve"> </w:t>
-                  </w:r>
-                  <w:proofErr w:type="spellStart"/>
-                  <w:r>
-                    <w:rPr>
-                      <w:sz w:val="22"/>
-                      <w:szCs w:val="22"/>
-                    </w:rPr>
-                    <w:t>Nợ</w:t>
-                  </w:r>
-                  <w:proofErr w:type="spellEnd"/>
-                  <w:r>
-                    <w:rPr>
-                      <w:sz w:val="22"/>
-                      <w:szCs w:val="22"/>
-                    </w:rPr>
-                    <w:t>)</w:t>
+                    <w:t>(ghi Nợ)</w:t>
                   </w:r>
                 </w:p>
               </w:tc>
@@ -12540,37 +8338,12 @@
                       <w:szCs w:val="22"/>
                     </w:rPr>
                   </w:pPr>
-                  <w:proofErr w:type="spellStart"/>
                   <w:r>
                     <w:rPr>
                       <w:sz w:val="22"/>
                       <w:szCs w:val="22"/>
                     </w:rPr>
-                    <w:t>Phát</w:t>
-                  </w:r>
-                  <w:proofErr w:type="spellEnd"/>
-                  <w:r>
-                    <w:rPr>
-                      <w:sz w:val="22"/>
-                      <w:szCs w:val="22"/>
-                    </w:rPr>
-                    <w:t xml:space="preserve"> </w:t>
-                  </w:r>
-                  <w:proofErr w:type="spellStart"/>
-                  <w:r>
-                    <w:rPr>
-                      <w:sz w:val="22"/>
-                      <w:szCs w:val="22"/>
-                    </w:rPr>
-                    <w:t>sinh</w:t>
-                  </w:r>
-                  <w:proofErr w:type="spellEnd"/>
-                  <w:r>
-                    <w:rPr>
-                      <w:sz w:val="22"/>
-                      <w:szCs w:val="22"/>
-                    </w:rPr>
-                    <w:t xml:space="preserve"> Thu</w:t>
+                    <w:t>Phát sinh Thu</w:t>
                   </w:r>
                 </w:p>
                 <w:p>
@@ -12588,39 +8361,7 @@
                       <w:sz w:val="22"/>
                       <w:szCs w:val="22"/>
                     </w:rPr>
-                    <w:t>(</w:t>
-                  </w:r>
-                  <w:proofErr w:type="spellStart"/>
-                  <w:r>
-                    <w:rPr>
-                      <w:sz w:val="22"/>
-                      <w:szCs w:val="22"/>
-                    </w:rPr>
-                    <w:t>ghi</w:t>
-                  </w:r>
-                  <w:proofErr w:type="spellEnd"/>
-                  <w:r>
-                    <w:rPr>
-                      <w:sz w:val="22"/>
-                      <w:szCs w:val="22"/>
-                    </w:rPr>
-                    <w:t xml:space="preserve"> </w:t>
-                  </w:r>
-                  <w:proofErr w:type="spellStart"/>
-                  <w:r>
-                    <w:rPr>
-                      <w:sz w:val="22"/>
-                      <w:szCs w:val="22"/>
-                    </w:rPr>
-                    <w:t>Có</w:t>
-                  </w:r>
-                  <w:proofErr w:type="spellEnd"/>
-                  <w:r>
-                    <w:rPr>
-                      <w:sz w:val="22"/>
-                      <w:szCs w:val="22"/>
-                    </w:rPr>
-                    <w:t>)</w:t>
+                    <w:t>(ghi Có)</w:t>
                   </w:r>
                 </w:p>
               </w:tc>
@@ -12944,14 +8685,6 @@
                 <w:szCs w:val="22"/>
               </w:rPr>
             </w:pPr>
-            <w:proofErr w:type="spellStart"/>
-            <w:proofErr w:type="spellEnd"/>
-            <w:proofErr w:type="spellStart"/>
-            <w:proofErr w:type="spellEnd"/>
-            <w:proofErr w:type="spellStart"/>
-            <w:proofErr w:type="spellEnd"/>
-            <w:proofErr w:type="spellStart"/>
-            <w:proofErr w:type="spellEnd"/>
             <w:r>
               <w:rPr>
                 <w:b/>
@@ -12985,210 +8718,6 @@
                 <w:szCs w:val="22"/>
               </w:rPr>
             </w:pPr>
-            <w:proofErr w:type="spellStart"/>
-            <w:proofErr w:type="spellEnd"/>
-            <w:proofErr w:type="spellStart"/>
-            <w:proofErr w:type="spellEnd"/>
-            <w:proofErr w:type="spellStart"/>
-            <w:proofErr w:type="spellEnd"/>
-            <w:proofErr w:type="spellStart"/>
-            <w:proofErr w:type="spellEnd"/>
-            <w:proofErr w:type="spellStart"/>
-            <w:proofErr w:type="spellEnd"/>
-            <w:proofErr w:type="spellStart"/>
-            <w:proofErr w:type="spellEnd"/>
-            <w:proofErr w:type="spellStart"/>
-            <w:proofErr w:type="spellEnd"/>
-            <w:proofErr w:type="spellStart"/>
-            <w:proofErr w:type="spellEnd"/>
-            <w:proofErr w:type="spellStart"/>
-            <w:proofErr w:type="spellEnd"/>
-            <w:proofErr w:type="spellStart"/>
-            <w:proofErr w:type="spellEnd"/>
-            <w:proofErr w:type="spellStart"/>
-            <w:proofErr w:type="spellEnd"/>
-            <w:proofErr w:type="spellStart"/>
-            <w:proofErr w:type="spellEnd"/>
-            <w:proofErr w:type="spellStart"/>
-            <w:proofErr w:type="spellEnd"/>
-            <w:proofErr w:type="spellStart"/>
-            <w:proofErr w:type="spellEnd"/>
-            <w:proofErr w:type="spellStart"/>
-            <w:proofErr w:type="spellEnd"/>
-            <w:proofErr w:type="spellStart"/>
-            <w:proofErr w:type="spellEnd"/>
-            <w:proofErr w:type="spellStart"/>
-            <w:proofErr w:type="spellEnd"/>
-            <w:proofErr w:type="spellStart"/>
-            <w:proofErr w:type="spellEnd"/>
-            <w:proofErr w:type="spellStart"/>
-            <w:proofErr w:type="spellEnd"/>
-            <w:proofErr w:type="spellStart"/>
-            <w:proofErr w:type="spellEnd"/>
-            <w:proofErr w:type="spellStart"/>
-            <w:proofErr w:type="spellEnd"/>
-            <w:proofErr w:type="spellStart"/>
-            <w:proofErr w:type="spellEnd"/>
-            <w:proofErr w:type="spellStart"/>
-            <w:proofErr w:type="spellEnd"/>
-            <w:proofErr w:type="spellStart"/>
-            <w:proofErr w:type="spellEnd"/>
-            <w:proofErr w:type="spellStart"/>
-            <w:proofErr w:type="spellEnd"/>
-            <w:proofErr w:type="spellStart"/>
-            <w:proofErr w:type="spellEnd"/>
-            <w:proofErr w:type="spellStart"/>
-            <w:proofErr w:type="spellEnd"/>
-            <w:proofErr w:type="spellStart"/>
-            <w:proofErr w:type="spellEnd"/>
-            <w:proofErr w:type="spellStart"/>
-            <w:proofErr w:type="spellEnd"/>
-            <w:proofErr w:type="spellStart"/>
-            <w:proofErr w:type="spellEnd"/>
-            <w:proofErr w:type="spellStart"/>
-            <w:proofErr w:type="spellEnd"/>
-            <w:proofErr w:type="spellStart"/>
-            <w:proofErr w:type="spellEnd"/>
-            <w:proofErr w:type="spellStart"/>
-            <w:proofErr w:type="spellEnd"/>
-            <w:proofErr w:type="spellStart"/>
-            <w:proofErr w:type="spellEnd"/>
-            <w:proofErr w:type="spellStart"/>
-            <w:proofErr w:type="spellEnd"/>
-            <w:proofErr w:type="spellStart"/>
-            <w:proofErr w:type="spellEnd"/>
-            <w:proofErr w:type="spellStart"/>
-            <w:proofErr w:type="spellEnd"/>
-            <w:proofErr w:type="spellStart"/>
-            <w:proofErr w:type="spellEnd"/>
-            <w:proofErr w:type="spellStart"/>
-            <w:proofErr w:type="spellEnd"/>
-            <w:proofErr w:type="spellStart"/>
-            <w:proofErr w:type="spellEnd"/>
-            <w:proofErr w:type="spellStart"/>
-            <w:proofErr w:type="spellEnd"/>
-            <w:proofErr w:type="spellStart"/>
-            <w:proofErr w:type="spellEnd"/>
-            <w:proofErr w:type="spellStart"/>
-            <w:proofErr w:type="spellEnd"/>
-            <w:proofErr w:type="spellStart"/>
-            <w:proofErr w:type="spellEnd"/>
-            <w:proofErr w:type="spellStart"/>
-            <w:proofErr w:type="spellEnd"/>
-            <w:proofErr w:type="spellStart"/>
-            <w:proofErr w:type="spellEnd"/>
-            <w:proofErr w:type="spellStart"/>
-            <w:proofErr w:type="spellEnd"/>
-            <w:proofErr w:type="spellStart"/>
-            <w:proofErr w:type="spellEnd"/>
-            <w:proofErr w:type="spellStart"/>
-            <w:proofErr w:type="spellEnd"/>
-            <w:proofErr w:type="spellStart"/>
-            <w:proofErr w:type="spellEnd"/>
-            <w:proofErr w:type="spellStart"/>
-            <w:proofErr w:type="spellEnd"/>
-            <w:proofErr w:type="spellStart"/>
-            <w:proofErr w:type="spellEnd"/>
-            <w:proofErr w:type="spellStart"/>
-            <w:proofErr w:type="spellEnd"/>
-            <w:proofErr w:type="spellStart"/>
-            <w:proofErr w:type="spellEnd"/>
-            <w:proofErr w:type="spellStart"/>
-            <w:proofErr w:type="spellEnd"/>
-            <w:proofErr w:type="spellStart"/>
-            <w:proofErr w:type="spellEnd"/>
-            <w:proofErr w:type="spellStart"/>
-            <w:proofErr w:type="spellEnd"/>
-            <w:proofErr w:type="spellStart"/>
-            <w:proofErr w:type="spellEnd"/>
-            <w:proofErr w:type="spellStart"/>
-            <w:proofErr w:type="spellEnd"/>
-            <w:proofErr w:type="spellStart"/>
-            <w:proofErr w:type="spellEnd"/>
-            <w:proofErr w:type="spellStart"/>
-            <w:proofErr w:type="spellEnd"/>
-            <w:proofErr w:type="spellStart"/>
-            <w:proofErr w:type="spellEnd"/>
-            <w:proofErr w:type="spellStart"/>
-            <w:proofErr w:type="spellEnd"/>
-            <w:proofErr w:type="spellStart"/>
-            <w:proofErr w:type="spellEnd"/>
-            <w:proofErr w:type="spellStart"/>
-            <w:proofErr w:type="spellEnd"/>
-            <w:proofErr w:type="spellStart"/>
-            <w:proofErr w:type="spellEnd"/>
-            <w:proofErr w:type="spellStart"/>
-            <w:proofErr w:type="spellEnd"/>
-            <w:proofErr w:type="spellStart"/>
-            <w:proofErr w:type="spellEnd"/>
-            <w:proofErr w:type="spellStart"/>
-            <w:proofErr w:type="spellEnd"/>
-            <w:proofErr w:type="spellStart"/>
-            <w:proofErr w:type="spellEnd"/>
-            <w:proofErr w:type="spellStart"/>
-            <w:proofErr w:type="spellEnd"/>
-            <w:proofErr w:type="spellStart"/>
-            <w:proofErr w:type="spellEnd"/>
-            <w:proofErr w:type="spellStart"/>
-            <w:proofErr w:type="spellEnd"/>
-            <w:proofErr w:type="spellStart"/>
-            <w:proofErr w:type="spellEnd"/>
-            <w:proofErr w:type="spellStart"/>
-            <w:proofErr w:type="spellEnd"/>
-            <w:proofErr w:type="spellStart"/>
-            <w:proofErr w:type="spellEnd"/>
-            <w:proofErr w:type="spellStart"/>
-            <w:proofErr w:type="spellEnd"/>
-            <w:proofErr w:type="spellStart"/>
-            <w:proofErr w:type="spellEnd"/>
-            <w:proofErr w:type="spellStart"/>
-            <w:proofErr w:type="spellEnd"/>
-            <w:proofErr w:type="spellStart"/>
-            <w:proofErr w:type="spellEnd"/>
-            <w:proofErr w:type="spellStart"/>
-            <w:proofErr w:type="spellEnd"/>
-            <w:proofErr w:type="spellStart"/>
-            <w:proofErr w:type="spellEnd"/>
-            <w:proofErr w:type="spellStart"/>
-            <w:proofErr w:type="spellEnd"/>
-            <w:proofErr w:type="spellStart"/>
-            <w:proofErr w:type="spellEnd"/>
-            <w:proofErr w:type="spellStart"/>
-            <w:proofErr w:type="spellEnd"/>
-            <w:proofErr w:type="spellStart"/>
-            <w:proofErr w:type="spellEnd"/>
-            <w:proofErr w:type="spellStart"/>
-            <w:proofErr w:type="spellEnd"/>
-            <w:proofErr w:type="spellStart"/>
-            <w:proofErr w:type="spellEnd"/>
-            <w:proofErr w:type="spellStart"/>
-            <w:proofErr w:type="spellEnd"/>
-            <w:proofErr w:type="spellStart"/>
-            <w:proofErr w:type="spellEnd"/>
-            <w:proofErr w:type="spellStart"/>
-            <w:proofErr w:type="spellEnd"/>
-            <w:proofErr w:type="spellStart"/>
-            <w:proofErr w:type="spellEnd"/>
-            <w:proofErr w:type="spellStart"/>
-            <w:proofErr w:type="spellEnd"/>
-            <w:proofErr w:type="spellStart"/>
-            <w:proofErr w:type="spellEnd"/>
-            <w:proofErr w:type="spellStart"/>
-            <w:proofErr w:type="spellEnd"/>
-            <w:proofErr w:type="spellStart"/>
-            <w:proofErr w:type="spellEnd"/>
-            <w:proofErr w:type="spellStart"/>
-            <w:proofErr w:type="spellEnd"/>
-            <w:proofErr w:type="spellStart"/>
-            <w:proofErr w:type="spellEnd"/>
-            <w:proofErr w:type="spellStart"/>
-            <w:proofErr w:type="spellEnd"/>
-            <w:proofErr w:type="spellStart"/>
-            <w:proofErr w:type="spellEnd"/>
-            <w:proofErr w:type="spellStart"/>
-            <w:proofErr w:type="spellEnd"/>
-            <w:proofErr w:type="spellStart"/>
-            <w:proofErr w:type="spellEnd"/>
             <w:r>
               <w:rPr>
                 <w:sz w:val="22"/>
@@ -13211,70 +8740,6 @@
                 <w:szCs w:val="22"/>
               </w:rPr>
             </w:pPr>
-            <w:proofErr w:type="spellStart"/>
-            <w:proofErr w:type="spellEnd"/>
-            <w:proofErr w:type="spellStart"/>
-            <w:proofErr w:type="spellEnd"/>
-            <w:proofErr w:type="spellStart"/>
-            <w:proofErr w:type="spellEnd"/>
-            <w:proofErr w:type="spellStart"/>
-            <w:proofErr w:type="spellEnd"/>
-            <w:proofErr w:type="spellStart"/>
-            <w:proofErr w:type="spellEnd"/>
-            <w:proofErr w:type="spellStart"/>
-            <w:proofErr w:type="spellEnd"/>
-            <w:proofErr w:type="spellStart"/>
-            <w:proofErr w:type="spellEnd"/>
-            <w:proofErr w:type="spellStart"/>
-            <w:proofErr w:type="spellEnd"/>
-            <w:proofErr w:type="spellStart"/>
-            <w:proofErr w:type="spellEnd"/>
-            <w:proofErr w:type="spellStart"/>
-            <w:proofErr w:type="spellEnd"/>
-            <w:proofErr w:type="spellStart"/>
-            <w:proofErr w:type="spellEnd"/>
-            <w:proofErr w:type="spellStart"/>
-            <w:proofErr w:type="spellEnd"/>
-            <w:proofErr w:type="spellStart"/>
-            <w:proofErr w:type="spellEnd"/>
-            <w:proofErr w:type="spellStart"/>
-            <w:proofErr w:type="spellEnd"/>
-            <w:proofErr w:type="spellStart"/>
-            <w:proofErr w:type="spellEnd"/>
-            <w:proofErr w:type="spellStart"/>
-            <w:proofErr w:type="spellEnd"/>
-            <w:proofErr w:type="spellStart"/>
-            <w:proofErr w:type="spellEnd"/>
-            <w:proofErr w:type="spellStart"/>
-            <w:proofErr w:type="spellEnd"/>
-            <w:proofErr w:type="spellStart"/>
-            <w:proofErr w:type="spellEnd"/>
-            <w:proofErr w:type="spellStart"/>
-            <w:proofErr w:type="spellEnd"/>
-            <w:proofErr w:type="spellStart"/>
-            <w:proofErr w:type="spellEnd"/>
-            <w:proofErr w:type="spellStart"/>
-            <w:proofErr w:type="spellEnd"/>
-            <w:proofErr w:type="spellStart"/>
-            <w:proofErr w:type="spellEnd"/>
-            <w:proofErr w:type="spellStart"/>
-            <w:proofErr w:type="spellEnd"/>
-            <w:proofErr w:type="spellStart"/>
-            <w:proofErr w:type="spellEnd"/>
-            <w:proofErr w:type="spellStart"/>
-            <w:proofErr w:type="spellEnd"/>
-            <w:proofErr w:type="spellStart"/>
-            <w:proofErr w:type="spellEnd"/>
-            <w:proofErr w:type="spellStart"/>
-            <w:proofErr w:type="spellEnd"/>
-            <w:proofErr w:type="spellStart"/>
-            <w:proofErr w:type="spellEnd"/>
-            <w:proofErr w:type="spellStart"/>
-            <w:proofErr w:type="spellEnd"/>
-            <w:proofErr w:type="spellStart"/>
-            <w:proofErr w:type="spellEnd"/>
-            <w:proofErr w:type="spellStart"/>
-            <w:proofErr w:type="spellEnd"/>
             <w:r>
               <w:rPr>
                 <w:sz w:val="22"/>
@@ -13297,60 +8762,6 @@
                 <w:szCs w:val="22"/>
               </w:rPr>
             </w:pPr>
-            <w:proofErr w:type="spellStart"/>
-            <w:proofErr w:type="spellEnd"/>
-            <w:proofErr w:type="spellStart"/>
-            <w:proofErr w:type="spellEnd"/>
-            <w:proofErr w:type="spellStart"/>
-            <w:proofErr w:type="spellEnd"/>
-            <w:proofErr w:type="spellStart"/>
-            <w:proofErr w:type="spellEnd"/>
-            <w:proofErr w:type="spellStart"/>
-            <w:proofErr w:type="spellEnd"/>
-            <w:proofErr w:type="spellStart"/>
-            <w:proofErr w:type="spellEnd"/>
-            <w:proofErr w:type="spellStart"/>
-            <w:proofErr w:type="spellEnd"/>
-            <w:proofErr w:type="spellStart"/>
-            <w:proofErr w:type="spellEnd"/>
-            <w:proofErr w:type="spellStart"/>
-            <w:proofErr w:type="spellEnd"/>
-            <w:proofErr w:type="spellStart"/>
-            <w:proofErr w:type="spellEnd"/>
-            <w:proofErr w:type="spellStart"/>
-            <w:proofErr w:type="spellEnd"/>
-            <w:proofErr w:type="spellStart"/>
-            <w:proofErr w:type="spellEnd"/>
-            <w:proofErr w:type="spellStart"/>
-            <w:proofErr w:type="spellEnd"/>
-            <w:proofErr w:type="spellStart"/>
-            <w:proofErr w:type="spellEnd"/>
-            <w:proofErr w:type="spellStart"/>
-            <w:proofErr w:type="spellEnd"/>
-            <w:proofErr w:type="spellStart"/>
-            <w:proofErr w:type="spellEnd"/>
-            <w:proofErr w:type="spellStart"/>
-            <w:proofErr w:type="spellEnd"/>
-            <w:proofErr w:type="spellStart"/>
-            <w:proofErr w:type="spellEnd"/>
-            <w:proofErr w:type="spellStart"/>
-            <w:proofErr w:type="spellEnd"/>
-            <w:proofErr w:type="spellStart"/>
-            <w:proofErr w:type="spellEnd"/>
-            <w:proofErr w:type="spellStart"/>
-            <w:proofErr w:type="spellEnd"/>
-            <w:proofErr w:type="spellStart"/>
-            <w:proofErr w:type="spellEnd"/>
-            <w:proofErr w:type="spellStart"/>
-            <w:proofErr w:type="spellEnd"/>
-            <w:proofErr w:type="spellStart"/>
-            <w:proofErr w:type="spellEnd"/>
-            <w:proofErr w:type="spellStart"/>
-            <w:proofErr w:type="spellEnd"/>
-            <w:proofErr w:type="spellStart"/>
-            <w:proofErr w:type="spellEnd"/>
-            <w:proofErr w:type="spellStart"/>
-            <w:proofErr w:type="spellEnd"/>
             <w:r>
               <w:rPr>
                 <w:sz w:val="22"/>
@@ -13373,90 +8784,6 @@
                 <w:szCs w:val="22"/>
               </w:rPr>
             </w:pPr>
-            <w:proofErr w:type="spellStart"/>
-            <w:proofErr w:type="spellEnd"/>
-            <w:proofErr w:type="spellStart"/>
-            <w:proofErr w:type="spellEnd"/>
-            <w:proofErr w:type="spellStart"/>
-            <w:proofErr w:type="spellEnd"/>
-            <w:proofErr w:type="spellStart"/>
-            <w:proofErr w:type="spellEnd"/>
-            <w:proofErr w:type="spellStart"/>
-            <w:proofErr w:type="spellEnd"/>
-            <w:proofErr w:type="spellStart"/>
-            <w:proofErr w:type="spellEnd"/>
-            <w:proofErr w:type="spellStart"/>
-            <w:proofErr w:type="spellEnd"/>
-            <w:proofErr w:type="spellStart"/>
-            <w:proofErr w:type="spellEnd"/>
-            <w:proofErr w:type="spellStart"/>
-            <w:proofErr w:type="spellEnd"/>
-            <w:proofErr w:type="spellStart"/>
-            <w:proofErr w:type="spellEnd"/>
-            <w:proofErr w:type="spellStart"/>
-            <w:proofErr w:type="spellEnd"/>
-            <w:proofErr w:type="spellStart"/>
-            <w:proofErr w:type="spellEnd"/>
-            <w:proofErr w:type="spellStart"/>
-            <w:proofErr w:type="spellEnd"/>
-            <w:proofErr w:type="spellStart"/>
-            <w:proofErr w:type="spellEnd"/>
-            <w:proofErr w:type="spellStart"/>
-            <w:proofErr w:type="spellEnd"/>
-            <w:proofErr w:type="spellStart"/>
-            <w:proofErr w:type="spellEnd"/>
-            <w:proofErr w:type="spellStart"/>
-            <w:proofErr w:type="spellEnd"/>
-            <w:proofErr w:type="spellStart"/>
-            <w:proofErr w:type="spellEnd"/>
-            <w:proofErr w:type="spellStart"/>
-            <w:proofErr w:type="spellEnd"/>
-            <w:proofErr w:type="spellStart"/>
-            <w:proofErr w:type="spellEnd"/>
-            <w:proofErr w:type="spellStart"/>
-            <w:proofErr w:type="spellEnd"/>
-            <w:proofErr w:type="spellStart"/>
-            <w:proofErr w:type="spellEnd"/>
-            <w:proofErr w:type="spellStart"/>
-            <w:proofErr w:type="spellEnd"/>
-            <w:proofErr w:type="spellStart"/>
-            <w:proofErr w:type="spellEnd"/>
-            <w:proofErr w:type="spellStart"/>
-            <w:proofErr w:type="spellEnd"/>
-            <w:proofErr w:type="spellStart"/>
-            <w:proofErr w:type="spellEnd"/>
-            <w:proofErr w:type="spellStart"/>
-            <w:proofErr w:type="spellEnd"/>
-            <w:proofErr w:type="spellStart"/>
-            <w:proofErr w:type="spellEnd"/>
-            <w:proofErr w:type="spellStart"/>
-            <w:proofErr w:type="spellEnd"/>
-            <w:proofErr w:type="spellStart"/>
-            <w:proofErr w:type="spellEnd"/>
-            <w:proofErr w:type="spellStart"/>
-            <w:proofErr w:type="spellEnd"/>
-            <w:proofErr w:type="spellStart"/>
-            <w:proofErr w:type="spellEnd"/>
-            <w:proofErr w:type="spellStart"/>
-            <w:proofErr w:type="spellEnd"/>
-            <w:proofErr w:type="spellStart"/>
-            <w:proofErr w:type="spellEnd"/>
-            <w:proofErr w:type="spellStart"/>
-            <w:proofErr w:type="spellEnd"/>
-            <w:proofErr w:type="spellStart"/>
-            <w:proofErr w:type="spellEnd"/>
-            <w:proofErr w:type="spellStart"/>
-            <w:proofErr w:type="spellEnd"/>
-            <w:proofErr w:type="spellStart"/>
-            <w:proofErr w:type="spellEnd"/>
-            <w:proofErr w:type="spellStart"/>
-            <w:proofErr w:type="spellEnd"/>
-            <w:proofErr w:type="spellStart"/>
-            <w:proofErr w:type="spellEnd"/>
-            <w:proofErr w:type="spellStart"/>
-            <w:proofErr w:type="spellEnd"/>
-            <w:proofErr w:type="spellStart"/>
-            <w:proofErr w:type="spellEnd"/>
             <w:r>
               <w:rPr>
                 <w:sz w:val="22"/>
@@ -13479,200 +8806,20 @@
                 <w:szCs w:val="22"/>
               </w:rPr>
             </w:pPr>
-            <w:proofErr w:type="spellStart"/>
-            <w:proofErr w:type="spellEnd"/>
-            <w:proofErr w:type="spellStart"/>
-            <w:proofErr w:type="spellEnd"/>
-            <w:proofErr w:type="spellStart"/>
-            <w:proofErr w:type="spellEnd"/>
-            <w:proofErr w:type="spellStart"/>
-            <w:proofErr w:type="spellEnd"/>
-            <w:proofErr w:type="spellStart"/>
-            <w:proofErr w:type="spellEnd"/>
-            <w:proofErr w:type="spellStart"/>
-            <w:proofErr w:type="spellEnd"/>
-            <w:proofErr w:type="spellStart"/>
-            <w:proofErr w:type="spellEnd"/>
-            <w:proofErr w:type="spellStart"/>
-            <w:proofErr w:type="spellEnd"/>
-            <w:proofErr w:type="spellStart"/>
-            <w:proofErr w:type="spellEnd"/>
-            <w:proofErr w:type="spellStart"/>
-            <w:proofErr w:type="spellEnd"/>
-            <w:proofErr w:type="spellStart"/>
-            <w:proofErr w:type="spellEnd"/>
-            <w:proofErr w:type="spellStart"/>
-            <w:proofErr w:type="spellEnd"/>
-            <w:proofErr w:type="spellStart"/>
-            <w:proofErr w:type="spellEnd"/>
-            <w:proofErr w:type="spellStart"/>
-            <w:proofErr w:type="spellEnd"/>
-            <w:proofErr w:type="spellStart"/>
-            <w:proofErr w:type="spellEnd"/>
-            <w:proofErr w:type="spellStart"/>
-            <w:proofErr w:type="spellEnd"/>
-            <w:proofErr w:type="spellStart"/>
-            <w:proofErr w:type="spellEnd"/>
-            <w:proofErr w:type="spellStart"/>
-            <w:proofErr w:type="spellEnd"/>
-            <w:proofErr w:type="spellStart"/>
-            <w:proofErr w:type="spellEnd"/>
-            <w:proofErr w:type="spellStart"/>
-            <w:proofErr w:type="spellEnd"/>
-            <w:proofErr w:type="spellStart"/>
-            <w:proofErr w:type="spellEnd"/>
-            <w:proofErr w:type="spellStart"/>
-            <w:proofErr w:type="spellEnd"/>
-            <w:proofErr w:type="spellStart"/>
-            <w:proofErr w:type="spellEnd"/>
-            <w:proofErr w:type="spellStart"/>
-            <w:proofErr w:type="spellEnd"/>
-            <w:proofErr w:type="spellStart"/>
-            <w:proofErr w:type="spellEnd"/>
-            <w:proofErr w:type="spellStart"/>
-            <w:proofErr w:type="spellEnd"/>
-            <w:proofErr w:type="spellStart"/>
-            <w:proofErr w:type="spellEnd"/>
-            <w:proofErr w:type="spellStart"/>
-            <w:proofErr w:type="spellEnd"/>
-            <w:proofErr w:type="spellStart"/>
-            <w:proofErr w:type="spellEnd"/>
-            <w:proofErr w:type="spellStart"/>
-            <w:proofErr w:type="spellEnd"/>
-            <w:proofErr w:type="spellStart"/>
-            <w:proofErr w:type="spellEnd"/>
-            <w:proofErr w:type="spellStart"/>
-            <w:proofErr w:type="spellEnd"/>
-            <w:proofErr w:type="spellStart"/>
-            <w:proofErr w:type="spellEnd"/>
-            <w:proofErr w:type="spellStart"/>
-            <w:proofErr w:type="spellEnd"/>
-            <w:proofErr w:type="spellStart"/>
-            <w:proofErr w:type="spellEnd"/>
-            <w:proofErr w:type="spellStart"/>
-            <w:proofErr w:type="spellEnd"/>
-            <w:proofErr w:type="spellStart"/>
-            <w:proofErr w:type="spellEnd"/>
-            <w:proofErr w:type="spellStart"/>
-            <w:proofErr w:type="spellEnd"/>
-            <w:proofErr w:type="spellStart"/>
-            <w:proofErr w:type="spellEnd"/>
-            <w:proofErr w:type="spellStart"/>
-            <w:proofErr w:type="spellEnd"/>
-            <w:proofErr w:type="spellStart"/>
-            <w:proofErr w:type="spellEnd"/>
-            <w:proofErr w:type="spellStart"/>
-            <w:proofErr w:type="spellEnd"/>
-            <w:proofErr w:type="spellStart"/>
-            <w:proofErr w:type="spellEnd"/>
-            <w:proofErr w:type="spellStart"/>
-            <w:proofErr w:type="spellEnd"/>
-            <w:proofErr w:type="spellStart"/>
-            <w:proofErr w:type="spellEnd"/>
-            <w:proofErr w:type="spellStart"/>
-            <w:proofErr w:type="spellEnd"/>
-            <w:proofErr w:type="spellStart"/>
-            <w:proofErr w:type="spellEnd"/>
-            <w:proofErr w:type="spellStart"/>
-            <w:proofErr w:type="spellEnd"/>
-            <w:proofErr w:type="spellStart"/>
-            <w:proofErr w:type="spellEnd"/>
-            <w:proofErr w:type="spellStart"/>
-            <w:proofErr w:type="spellEnd"/>
-            <w:proofErr w:type="spellStart"/>
-            <w:proofErr w:type="spellEnd"/>
-            <w:proofErr w:type="spellStart"/>
-            <w:proofErr w:type="spellEnd"/>
-            <w:proofErr w:type="spellStart"/>
-            <w:proofErr w:type="spellEnd"/>
-            <w:proofErr w:type="spellStart"/>
-            <w:proofErr w:type="spellEnd"/>
-            <w:proofErr w:type="spellStart"/>
-            <w:proofErr w:type="spellEnd"/>
-            <w:proofErr w:type="spellStart"/>
-            <w:proofErr w:type="spellEnd"/>
-            <w:proofErr w:type="spellStart"/>
-            <w:proofErr w:type="spellEnd"/>
-            <w:proofErr w:type="gramStart"/>
-            <w:proofErr w:type="gramEnd"/>
-            <w:proofErr w:type="spellStart"/>
-            <w:proofErr w:type="spellEnd"/>
-            <w:proofErr w:type="spellStart"/>
-            <w:proofErr w:type="spellEnd"/>
-            <w:proofErr w:type="spellStart"/>
-            <w:proofErr w:type="spellEnd"/>
-            <w:proofErr w:type="spellStart"/>
-            <w:proofErr w:type="spellEnd"/>
-            <w:proofErr w:type="spellStart"/>
-            <w:proofErr w:type="spellEnd"/>
-            <w:proofErr w:type="spellStart"/>
-            <w:proofErr w:type="spellEnd"/>
-            <w:proofErr w:type="spellStart"/>
-            <w:proofErr w:type="spellEnd"/>
-            <w:proofErr w:type="spellStart"/>
-            <w:proofErr w:type="spellEnd"/>
-            <w:proofErr w:type="spellStart"/>
-            <w:proofErr w:type="spellEnd"/>
-            <w:proofErr w:type="spellStart"/>
-            <w:proofErr w:type="spellEnd"/>
-            <w:proofErr w:type="spellStart"/>
-            <w:proofErr w:type="spellEnd"/>
-            <w:proofErr w:type="spellStart"/>
-            <w:proofErr w:type="spellEnd"/>
-            <w:proofErr w:type="spellStart"/>
-            <w:proofErr w:type="spellEnd"/>
-            <w:proofErr w:type="spellStart"/>
-            <w:proofErr w:type="spellEnd"/>
-            <w:proofErr w:type="spellStart"/>
-            <w:proofErr w:type="spellEnd"/>
-            <w:proofErr w:type="spellStart"/>
-            <w:proofErr w:type="spellEnd"/>
-            <w:proofErr w:type="spellStart"/>
-            <w:proofErr w:type="spellEnd"/>
-            <w:proofErr w:type="spellStart"/>
-            <w:proofErr w:type="spellEnd"/>
-            <w:proofErr w:type="spellStart"/>
-            <w:proofErr w:type="spellEnd"/>
-            <w:proofErr w:type="spellStart"/>
-            <w:proofErr w:type="spellEnd"/>
-            <w:proofErr w:type="spellStart"/>
-            <w:proofErr w:type="spellEnd"/>
-            <w:proofErr w:type="spellStart"/>
-            <w:proofErr w:type="spellEnd"/>
-            <w:proofErr w:type="spellStart"/>
-            <w:proofErr w:type="spellEnd"/>
-            <w:proofErr w:type="spellStart"/>
-            <w:proofErr w:type="spellEnd"/>
-            <w:proofErr w:type="spellStart"/>
-            <w:proofErr w:type="spellEnd"/>
-            <w:proofErr w:type="spellStart"/>
-            <w:proofErr w:type="spellEnd"/>
-            <w:proofErr w:type="spellStart"/>
-            <w:proofErr w:type="spellEnd"/>
-            <w:proofErr w:type="spellStart"/>
-            <w:proofErr w:type="spellEnd"/>
-            <w:proofErr w:type="spellStart"/>
-            <w:proofErr w:type="spellEnd"/>
-            <w:proofErr w:type="spellStart"/>
-            <w:proofErr w:type="spellEnd"/>
-            <w:proofErr w:type="spellStart"/>
-            <w:proofErr w:type="spellEnd"/>
-            <w:proofErr w:type="spellStart"/>
-            <w:proofErr w:type="spellEnd"/>
-            <w:proofErr w:type="spellStart"/>
-            <w:proofErr w:type="spellEnd"/>
-            <w:proofErr w:type="spellStart"/>
-            <w:proofErr w:type="spellEnd"/>
-            <w:proofErr w:type="spellStart"/>
-            <w:proofErr w:type="spellEnd"/>
-            <w:proofErr w:type="spellStart"/>
-            <w:proofErr w:type="spellEnd"/>
-            <w:r>
-              <w:rPr>
-                <w:sz w:val="22"/>
-                <w:szCs w:val="22"/>
-              </w:rPr>
-              <w:t>Tôi/chúng tôi cam kết đảm bảo an toàn, bảo mật cho mã đăng nhập, mật khẩu, thông tin sinh trắc học và thiết bị bảo mật (điện thoại gắn với số điện thoại đã đăng ký nhận SMS OTP, Smart OTP); không cài đặt bất kỳ phần mềm/đường link không rõ nguồn gốc và cam kết tuân thủ hướng dẫn về bảo mật, an toàn giao dịch của ngân hàng và hoàn toàn chịu trách nhiệm về những thiệt hại phát sinh khi không tuân thủ đúng hướng dẫn về sử dụng ngân hàng điện tử an toàn của ngân hàng.</w:t>
+            <w:r>
+              <w:rPr>
+                <w:sz w:val="22"/>
+                <w:szCs w:val="22"/>
+              </w:rPr>
+              <w:t xml:space="preserve">Tôi/chúng tôi cam kết đảm bảo an toàn, bảo mật cho mã đăng nhập, mật khẩu, thông tin sinh trắc học và thiết bị bảo mật (điện thoại gắn với số điện thoại đã đăng ký nhận SMS OTP, Smart OTP); không cài đặt bất kỳ phần mềm/đường link không rõ nguồn gốc và cam kết tuân thủ hướng dẫn về bảo mật, </w:t>
+            </w:r>
+            <w:r>
+              <w:rPr>
+                <w:sz w:val="22"/>
+                <w:szCs w:val="22"/>
+              </w:rPr>
+              <w:lastRenderedPageBreak/>
+              <w:t>an toàn giao dịch của ngân hàng và hoàn toàn chịu trách nhiệm về những thiệt hại phát sinh khi không tuân thủ đúng hướng dẫn về sử dụng ngân hàng điện tử an toàn của ngân hàng.</w:t>
             </w:r>
           </w:p>
           <w:p>
@@ -13689,58 +8836,6 @@
                 <w:szCs w:val="22"/>
               </w:rPr>
             </w:pPr>
-            <w:proofErr w:type="spellStart"/>
-            <w:proofErr w:type="spellEnd"/>
-            <w:proofErr w:type="spellStart"/>
-            <w:proofErr w:type="spellEnd"/>
-            <w:proofErr w:type="spellStart"/>
-            <w:proofErr w:type="spellEnd"/>
-            <w:proofErr w:type="spellStart"/>
-            <w:proofErr w:type="spellEnd"/>
-            <w:proofErr w:type="spellStart"/>
-            <w:proofErr w:type="spellEnd"/>
-            <w:proofErr w:type="spellStart"/>
-            <w:proofErr w:type="spellEnd"/>
-            <w:proofErr w:type="spellStart"/>
-            <w:proofErr w:type="spellEnd"/>
-            <w:proofErr w:type="spellStart"/>
-            <w:proofErr w:type="spellEnd"/>
-            <w:proofErr w:type="spellStart"/>
-            <w:proofErr w:type="spellEnd"/>
-            <w:proofErr w:type="spellStart"/>
-            <w:proofErr w:type="spellEnd"/>
-            <w:proofErr w:type="spellStart"/>
-            <w:proofErr w:type="spellEnd"/>
-            <w:proofErr w:type="spellStart"/>
-            <w:proofErr w:type="spellEnd"/>
-            <w:proofErr w:type="spellStart"/>
-            <w:proofErr w:type="spellEnd"/>
-            <w:proofErr w:type="spellStart"/>
-            <w:proofErr w:type="spellEnd"/>
-            <w:proofErr w:type="spellStart"/>
-            <w:proofErr w:type="spellEnd"/>
-            <w:proofErr w:type="spellStart"/>
-            <w:proofErr w:type="spellEnd"/>
-            <w:proofErr w:type="spellStart"/>
-            <w:proofErr w:type="spellEnd"/>
-            <w:proofErr w:type="spellStart"/>
-            <w:proofErr w:type="spellEnd"/>
-            <w:proofErr w:type="spellStart"/>
-            <w:proofErr w:type="spellEnd"/>
-            <w:proofErr w:type="spellStart"/>
-            <w:proofErr w:type="spellEnd"/>
-            <w:proofErr w:type="spellStart"/>
-            <w:proofErr w:type="spellEnd"/>
-            <w:proofErr w:type="spellStart"/>
-            <w:proofErr w:type="spellEnd"/>
-            <w:proofErr w:type="spellStart"/>
-            <w:proofErr w:type="spellEnd"/>
-            <w:proofErr w:type="spellStart"/>
-            <w:proofErr w:type="spellEnd"/>
-            <w:proofErr w:type="spellStart"/>
-            <w:proofErr w:type="spellEnd"/>
-            <w:proofErr w:type="spellStart"/>
-            <w:proofErr w:type="spellEnd"/>
             <w:r>
               <w:rPr>
                 <w:sz w:val="22"/>
@@ -13763,210 +8858,6 @@
                 <w:szCs w:val="22"/>
               </w:rPr>
             </w:pPr>
-            <w:proofErr w:type="spellStart"/>
-            <w:proofErr w:type="spellEnd"/>
-            <w:proofErr w:type="spellStart"/>
-            <w:proofErr w:type="spellEnd"/>
-            <w:proofErr w:type="spellStart"/>
-            <w:proofErr w:type="spellEnd"/>
-            <w:proofErr w:type="spellStart"/>
-            <w:proofErr w:type="spellEnd"/>
-            <w:proofErr w:type="spellStart"/>
-            <w:proofErr w:type="spellEnd"/>
-            <w:proofErr w:type="spellStart"/>
-            <w:proofErr w:type="spellEnd"/>
-            <w:proofErr w:type="spellStart"/>
-            <w:proofErr w:type="spellEnd"/>
-            <w:proofErr w:type="spellStart"/>
-            <w:proofErr w:type="spellEnd"/>
-            <w:proofErr w:type="spellStart"/>
-            <w:proofErr w:type="spellEnd"/>
-            <w:proofErr w:type="spellStart"/>
-            <w:proofErr w:type="spellEnd"/>
-            <w:proofErr w:type="spellStart"/>
-            <w:proofErr w:type="spellEnd"/>
-            <w:proofErr w:type="spellStart"/>
-            <w:proofErr w:type="spellEnd"/>
-            <w:proofErr w:type="spellStart"/>
-            <w:proofErr w:type="spellEnd"/>
-            <w:proofErr w:type="spellStart"/>
-            <w:proofErr w:type="spellEnd"/>
-            <w:proofErr w:type="spellStart"/>
-            <w:proofErr w:type="spellEnd"/>
-            <w:proofErr w:type="spellStart"/>
-            <w:proofErr w:type="spellEnd"/>
-            <w:proofErr w:type="spellStart"/>
-            <w:proofErr w:type="spellEnd"/>
-            <w:proofErr w:type="spellStart"/>
-            <w:proofErr w:type="spellEnd"/>
-            <w:proofErr w:type="spellStart"/>
-            <w:proofErr w:type="spellEnd"/>
-            <w:proofErr w:type="spellStart"/>
-            <w:proofErr w:type="spellEnd"/>
-            <w:proofErr w:type="spellStart"/>
-            <w:proofErr w:type="spellEnd"/>
-            <w:proofErr w:type="spellStart"/>
-            <w:proofErr w:type="spellEnd"/>
-            <w:proofErr w:type="spellStart"/>
-            <w:proofErr w:type="spellEnd"/>
-            <w:proofErr w:type="spellStart"/>
-            <w:proofErr w:type="spellEnd"/>
-            <w:proofErr w:type="spellStart"/>
-            <w:proofErr w:type="spellEnd"/>
-            <w:proofErr w:type="spellStart"/>
-            <w:proofErr w:type="spellEnd"/>
-            <w:proofErr w:type="spellStart"/>
-            <w:proofErr w:type="spellEnd"/>
-            <w:proofErr w:type="spellStart"/>
-            <w:proofErr w:type="spellEnd"/>
-            <w:proofErr w:type="spellStart"/>
-            <w:proofErr w:type="spellEnd"/>
-            <w:proofErr w:type="spellStart"/>
-            <w:proofErr w:type="spellEnd"/>
-            <w:proofErr w:type="spellStart"/>
-            <w:proofErr w:type="spellEnd"/>
-            <w:proofErr w:type="spellStart"/>
-            <w:proofErr w:type="spellEnd"/>
-            <w:proofErr w:type="spellStart"/>
-            <w:proofErr w:type="spellEnd"/>
-            <w:proofErr w:type="spellStart"/>
-            <w:proofErr w:type="spellEnd"/>
-            <w:proofErr w:type="spellStart"/>
-            <w:proofErr w:type="spellEnd"/>
-            <w:proofErr w:type="spellStart"/>
-            <w:proofErr w:type="spellEnd"/>
-            <w:proofErr w:type="spellStart"/>
-            <w:proofErr w:type="spellEnd"/>
-            <w:proofErr w:type="spellStart"/>
-            <w:proofErr w:type="spellEnd"/>
-            <w:proofErr w:type="spellStart"/>
-            <w:proofErr w:type="spellEnd"/>
-            <w:proofErr w:type="spellStart"/>
-            <w:proofErr w:type="spellEnd"/>
-            <w:proofErr w:type="spellStart"/>
-            <w:proofErr w:type="spellEnd"/>
-            <w:proofErr w:type="spellStart"/>
-            <w:proofErr w:type="spellEnd"/>
-            <w:proofErr w:type="spellStart"/>
-            <w:proofErr w:type="spellEnd"/>
-            <w:proofErr w:type="spellStart"/>
-            <w:proofErr w:type="spellEnd"/>
-            <w:proofErr w:type="spellStart"/>
-            <w:proofErr w:type="spellEnd"/>
-            <w:proofErr w:type="spellStart"/>
-            <w:proofErr w:type="spellEnd"/>
-            <w:proofErr w:type="spellStart"/>
-            <w:proofErr w:type="spellEnd"/>
-            <w:proofErr w:type="spellStart"/>
-            <w:proofErr w:type="spellEnd"/>
-            <w:proofErr w:type="spellStart"/>
-            <w:proofErr w:type="spellEnd"/>
-            <w:proofErr w:type="spellStart"/>
-            <w:proofErr w:type="spellEnd"/>
-            <w:proofErr w:type="spellStart"/>
-            <w:proofErr w:type="spellEnd"/>
-            <w:proofErr w:type="spellStart"/>
-            <w:proofErr w:type="spellEnd"/>
-            <w:proofErr w:type="spellStart"/>
-            <w:proofErr w:type="spellEnd"/>
-            <w:proofErr w:type="spellStart"/>
-            <w:proofErr w:type="spellEnd"/>
-            <w:proofErr w:type="spellStart"/>
-            <w:proofErr w:type="spellEnd"/>
-            <w:proofErr w:type="spellStart"/>
-            <w:proofErr w:type="spellEnd"/>
-            <w:proofErr w:type="spellStart"/>
-            <w:proofErr w:type="spellEnd"/>
-            <w:proofErr w:type="spellStart"/>
-            <w:proofErr w:type="spellEnd"/>
-            <w:proofErr w:type="spellStart"/>
-            <w:proofErr w:type="spellEnd"/>
-            <w:proofErr w:type="spellStart"/>
-            <w:proofErr w:type="spellEnd"/>
-            <w:proofErr w:type="spellStart"/>
-            <w:proofErr w:type="spellEnd"/>
-            <w:proofErr w:type="spellStart"/>
-            <w:proofErr w:type="spellEnd"/>
-            <w:proofErr w:type="spellStart"/>
-            <w:proofErr w:type="spellEnd"/>
-            <w:proofErr w:type="spellStart"/>
-            <w:proofErr w:type="spellEnd"/>
-            <w:proofErr w:type="spellStart"/>
-            <w:proofErr w:type="spellEnd"/>
-            <w:proofErr w:type="spellStart"/>
-            <w:proofErr w:type="spellEnd"/>
-            <w:proofErr w:type="spellStart"/>
-            <w:proofErr w:type="spellEnd"/>
-            <w:proofErr w:type="spellStart"/>
-            <w:proofErr w:type="spellEnd"/>
-            <w:proofErr w:type="spellStart"/>
-            <w:proofErr w:type="spellEnd"/>
-            <w:proofErr w:type="spellStart"/>
-            <w:proofErr w:type="spellEnd"/>
-            <w:proofErr w:type="spellStart"/>
-            <w:proofErr w:type="spellEnd"/>
-            <w:proofErr w:type="spellStart"/>
-            <w:proofErr w:type="spellEnd"/>
-            <w:proofErr w:type="spellStart"/>
-            <w:proofErr w:type="spellEnd"/>
-            <w:proofErr w:type="spellStart"/>
-            <w:proofErr w:type="spellEnd"/>
-            <w:proofErr w:type="spellStart"/>
-            <w:proofErr w:type="spellEnd"/>
-            <w:proofErr w:type="spellStart"/>
-            <w:proofErr w:type="spellEnd"/>
-            <w:proofErr w:type="spellStart"/>
-            <w:proofErr w:type="spellEnd"/>
-            <w:proofErr w:type="spellStart"/>
-            <w:proofErr w:type="spellEnd"/>
-            <w:proofErr w:type="spellStart"/>
-            <w:proofErr w:type="spellEnd"/>
-            <w:proofErr w:type="spellStart"/>
-            <w:proofErr w:type="spellEnd"/>
-            <w:proofErr w:type="spellStart"/>
-            <w:proofErr w:type="spellEnd"/>
-            <w:proofErr w:type="spellStart"/>
-            <w:proofErr w:type="spellEnd"/>
-            <w:proofErr w:type="spellStart"/>
-            <w:proofErr w:type="spellEnd"/>
-            <w:proofErr w:type="spellStart"/>
-            <w:proofErr w:type="spellEnd"/>
-            <w:proofErr w:type="spellStart"/>
-            <w:proofErr w:type="spellEnd"/>
-            <w:proofErr w:type="spellStart"/>
-            <w:proofErr w:type="spellEnd"/>
-            <w:proofErr w:type="spellStart"/>
-            <w:proofErr w:type="spellEnd"/>
-            <w:proofErr w:type="spellStart"/>
-            <w:proofErr w:type="spellEnd"/>
-            <w:proofErr w:type="spellStart"/>
-            <w:proofErr w:type="spellEnd"/>
-            <w:proofErr w:type="spellStart"/>
-            <w:proofErr w:type="spellEnd"/>
-            <w:proofErr w:type="spellStart"/>
-            <w:proofErr w:type="spellEnd"/>
-            <w:proofErr w:type="spellStart"/>
-            <w:proofErr w:type="spellEnd"/>
-            <w:proofErr w:type="spellStart"/>
-            <w:proofErr w:type="spellEnd"/>
-            <w:proofErr w:type="spellStart"/>
-            <w:proofErr w:type="spellEnd"/>
-            <w:proofErr w:type="spellStart"/>
-            <w:proofErr w:type="spellEnd"/>
-            <w:proofErr w:type="spellStart"/>
-            <w:proofErr w:type="spellEnd"/>
-            <w:proofErr w:type="spellStart"/>
-            <w:proofErr w:type="spellEnd"/>
-            <w:proofErr w:type="spellStart"/>
-            <w:proofErr w:type="spellEnd"/>
-            <w:proofErr w:type="spellStart"/>
-            <w:proofErr w:type="spellEnd"/>
-            <w:proofErr w:type="spellStart"/>
-            <w:proofErr w:type="spellEnd"/>
-            <w:proofErr w:type="spellStart"/>
-            <w:proofErr w:type="spellEnd"/>
-            <w:proofErr w:type="spellStart"/>
-            <w:proofErr w:type="spellEnd"/>
             <w:r>
               <w:rPr>
                 <w:sz w:val="22"/>
@@ -13985,198 +8876,6 @@
                 <w:szCs w:val="22"/>
               </w:rPr>
             </w:pPr>
-            <w:proofErr w:type="spellStart"/>
-            <w:proofErr w:type="spellEnd"/>
-            <w:proofErr w:type="spellStart"/>
-            <w:proofErr w:type="spellEnd"/>
-            <w:proofErr w:type="spellStart"/>
-            <w:proofErr w:type="spellEnd"/>
-            <w:proofErr w:type="spellStart"/>
-            <w:proofErr w:type="spellEnd"/>
-            <w:proofErr w:type="spellStart"/>
-            <w:proofErr w:type="spellEnd"/>
-            <w:proofErr w:type="spellStart"/>
-            <w:proofErr w:type="spellEnd"/>
-            <w:proofErr w:type="spellStart"/>
-            <w:proofErr w:type="spellEnd"/>
-            <w:proofErr w:type="spellStart"/>
-            <w:proofErr w:type="spellEnd"/>
-            <w:proofErr w:type="spellStart"/>
-            <w:proofErr w:type="spellEnd"/>
-            <w:proofErr w:type="spellStart"/>
-            <w:proofErr w:type="spellEnd"/>
-            <w:proofErr w:type="spellStart"/>
-            <w:proofErr w:type="spellEnd"/>
-            <w:proofErr w:type="spellStart"/>
-            <w:proofErr w:type="spellEnd"/>
-            <w:proofErr w:type="spellStart"/>
-            <w:proofErr w:type="spellEnd"/>
-            <w:proofErr w:type="spellStart"/>
-            <w:proofErr w:type="spellEnd"/>
-            <w:proofErr w:type="spellStart"/>
-            <w:proofErr w:type="spellEnd"/>
-            <w:proofErr w:type="spellStart"/>
-            <w:proofErr w:type="spellEnd"/>
-            <w:proofErr w:type="spellStart"/>
-            <w:proofErr w:type="spellEnd"/>
-            <w:proofErr w:type="spellStart"/>
-            <w:proofErr w:type="spellEnd"/>
-            <w:proofErr w:type="spellStart"/>
-            <w:proofErr w:type="spellEnd"/>
-            <w:proofErr w:type="spellStart"/>
-            <w:proofErr w:type="spellEnd"/>
-            <w:proofErr w:type="spellStart"/>
-            <w:proofErr w:type="spellEnd"/>
-            <w:proofErr w:type="spellStart"/>
-            <w:proofErr w:type="spellEnd"/>
-            <w:proofErr w:type="spellStart"/>
-            <w:proofErr w:type="spellEnd"/>
-            <w:proofErr w:type="spellStart"/>
-            <w:proofErr w:type="spellEnd"/>
-            <w:proofErr w:type="spellStart"/>
-            <w:proofErr w:type="spellEnd"/>
-            <w:proofErr w:type="spellStart"/>
-            <w:proofErr w:type="spellEnd"/>
-            <w:proofErr w:type="spellStart"/>
-            <w:proofErr w:type="spellEnd"/>
-            <w:proofErr w:type="spellStart"/>
-            <w:proofErr w:type="spellEnd"/>
-            <w:proofErr w:type="spellStart"/>
-            <w:proofErr w:type="spellEnd"/>
-            <w:proofErr w:type="spellStart"/>
-            <w:proofErr w:type="spellEnd"/>
-            <w:proofErr w:type="spellStart"/>
-            <w:proofErr w:type="spellEnd"/>
-            <w:proofErr w:type="spellStart"/>
-            <w:proofErr w:type="spellEnd"/>
-            <w:proofErr w:type="spellStart"/>
-            <w:proofErr w:type="spellEnd"/>
-            <w:proofErr w:type="spellStart"/>
-            <w:proofErr w:type="spellEnd"/>
-            <w:proofErr w:type="spellStart"/>
-            <w:proofErr w:type="spellEnd"/>
-            <w:proofErr w:type="spellStart"/>
-            <w:proofErr w:type="spellEnd"/>
-            <w:proofErr w:type="spellStart"/>
-            <w:proofErr w:type="spellEnd"/>
-            <w:proofErr w:type="spellStart"/>
-            <w:proofErr w:type="spellEnd"/>
-            <w:proofErr w:type="spellStart"/>
-            <w:proofErr w:type="spellEnd"/>
-            <w:proofErr w:type="spellStart"/>
-            <w:proofErr w:type="spellEnd"/>
-            <w:proofErr w:type="spellStart"/>
-            <w:proofErr w:type="spellEnd"/>
-            <w:proofErr w:type="spellStart"/>
-            <w:proofErr w:type="spellEnd"/>
-            <w:proofErr w:type="spellStart"/>
-            <w:proofErr w:type="spellEnd"/>
-            <w:proofErr w:type="spellStart"/>
-            <w:proofErr w:type="spellEnd"/>
-            <w:proofErr w:type="spellStart"/>
-            <w:proofErr w:type="spellEnd"/>
-            <w:proofErr w:type="spellStart"/>
-            <w:proofErr w:type="spellEnd"/>
-            <w:proofErr w:type="spellStart"/>
-            <w:proofErr w:type="spellEnd"/>
-            <w:proofErr w:type="spellStart"/>
-            <w:proofErr w:type="spellEnd"/>
-            <w:proofErr w:type="spellStart"/>
-            <w:proofErr w:type="spellEnd"/>
-            <w:proofErr w:type="spellStart"/>
-            <w:proofErr w:type="spellEnd"/>
-            <w:proofErr w:type="spellStart"/>
-            <w:proofErr w:type="spellEnd"/>
-            <w:proofErr w:type="spellStart"/>
-            <w:proofErr w:type="spellEnd"/>
-            <w:proofErr w:type="spellStart"/>
-            <w:proofErr w:type="spellEnd"/>
-            <w:proofErr w:type="spellStart"/>
-            <w:proofErr w:type="spellEnd"/>
-            <w:proofErr w:type="spellStart"/>
-            <w:proofErr w:type="spellEnd"/>
-            <w:proofErr w:type="spellStart"/>
-            <w:proofErr w:type="spellEnd"/>
-            <w:proofErr w:type="spellStart"/>
-            <w:proofErr w:type="spellEnd"/>
-            <w:proofErr w:type="spellStart"/>
-            <w:proofErr w:type="spellEnd"/>
-            <w:proofErr w:type="spellStart"/>
-            <w:proofErr w:type="spellEnd"/>
-            <w:proofErr w:type="spellStart"/>
-            <w:proofErr w:type="spellEnd"/>
-            <w:proofErr w:type="spellStart"/>
-            <w:proofErr w:type="spellEnd"/>
-            <w:proofErr w:type="spellStart"/>
-            <w:proofErr w:type="spellEnd"/>
-            <w:proofErr w:type="spellStart"/>
-            <w:proofErr w:type="spellEnd"/>
-            <w:proofErr w:type="spellStart"/>
-            <w:proofErr w:type="spellEnd"/>
-            <w:proofErr w:type="spellStart"/>
-            <w:proofErr w:type="spellEnd"/>
-            <w:proofErr w:type="spellStart"/>
-            <w:proofErr w:type="spellEnd"/>
-            <w:proofErr w:type="spellStart"/>
-            <w:proofErr w:type="spellEnd"/>
-            <w:proofErr w:type="spellStart"/>
-            <w:proofErr w:type="spellEnd"/>
-            <w:proofErr w:type="spellStart"/>
-            <w:proofErr w:type="spellEnd"/>
-            <w:proofErr w:type="spellStart"/>
-            <w:proofErr w:type="spellEnd"/>
-            <w:proofErr w:type="spellStart"/>
-            <w:proofErr w:type="spellEnd"/>
-            <w:proofErr w:type="spellStart"/>
-            <w:proofErr w:type="spellEnd"/>
-            <w:proofErr w:type="spellStart"/>
-            <w:proofErr w:type="spellEnd"/>
-            <w:proofErr w:type="spellStart"/>
-            <w:proofErr w:type="spellEnd"/>
-            <w:proofErr w:type="spellStart"/>
-            <w:proofErr w:type="spellEnd"/>
-            <w:proofErr w:type="spellStart"/>
-            <w:proofErr w:type="spellEnd"/>
-            <w:proofErr w:type="spellStart"/>
-            <w:proofErr w:type="spellEnd"/>
-            <w:proofErr w:type="spellStart"/>
-            <w:proofErr w:type="spellEnd"/>
-            <w:proofErr w:type="spellStart"/>
-            <w:proofErr w:type="spellEnd"/>
-            <w:proofErr w:type="spellStart"/>
-            <w:proofErr w:type="spellEnd"/>
-            <w:proofErr w:type="spellStart"/>
-            <w:proofErr w:type="spellEnd"/>
-            <w:proofErr w:type="spellStart"/>
-            <w:proofErr w:type="spellEnd"/>
-            <w:proofErr w:type="spellStart"/>
-            <w:proofErr w:type="spellEnd"/>
-            <w:proofErr w:type="spellStart"/>
-            <w:proofErr w:type="spellEnd"/>
-            <w:proofErr w:type="spellStart"/>
-            <w:proofErr w:type="spellEnd"/>
-            <w:proofErr w:type="spellStart"/>
-            <w:proofErr w:type="spellEnd"/>
-            <w:proofErr w:type="spellStart"/>
-            <w:proofErr w:type="spellEnd"/>
-            <w:proofErr w:type="spellStart"/>
-            <w:proofErr w:type="spellEnd"/>
-            <w:proofErr w:type="spellStart"/>
-            <w:proofErr w:type="spellEnd"/>
-            <w:proofErr w:type="spellStart"/>
-            <w:proofErr w:type="spellEnd"/>
-            <w:proofErr w:type="spellStart"/>
-            <w:proofErr w:type="spellEnd"/>
-            <w:proofErr w:type="spellStart"/>
-            <w:proofErr w:type="spellEnd"/>
-            <w:proofErr w:type="spellStart"/>
-            <w:proofErr w:type="spellEnd"/>
-            <w:proofErr w:type="spellStart"/>
-            <w:proofErr w:type="spellEnd"/>
-            <w:proofErr w:type="spellStart"/>
-            <w:proofErr w:type="spellEnd"/>
-            <w:proofErr w:type="spellStart"/>
-            <w:proofErr w:type="spellEnd"/>
             <w:r>
               <w:rPr>
                 <w:sz w:val="22"/>
@@ -14199,68 +8898,6 @@
                 <w:szCs w:val="22"/>
               </w:rPr>
             </w:pPr>
-            <w:proofErr w:type="spellStart"/>
-            <w:proofErr w:type="spellEnd"/>
-            <w:proofErr w:type="spellStart"/>
-            <w:proofErr w:type="spellEnd"/>
-            <w:proofErr w:type="spellStart"/>
-            <w:proofErr w:type="spellEnd"/>
-            <w:proofErr w:type="spellStart"/>
-            <w:proofErr w:type="spellEnd"/>
-            <w:proofErr w:type="spellStart"/>
-            <w:proofErr w:type="spellEnd"/>
-            <w:proofErr w:type="spellStart"/>
-            <w:proofErr w:type="spellEnd"/>
-            <w:proofErr w:type="spellStart"/>
-            <w:proofErr w:type="spellEnd"/>
-            <w:proofErr w:type="spellStart"/>
-            <w:proofErr w:type="spellEnd"/>
-            <w:proofErr w:type="spellStart"/>
-            <w:proofErr w:type="spellEnd"/>
-            <w:proofErr w:type="spellStart"/>
-            <w:proofErr w:type="spellEnd"/>
-            <w:proofErr w:type="spellStart"/>
-            <w:proofErr w:type="spellEnd"/>
-            <w:proofErr w:type="spellStart"/>
-            <w:proofErr w:type="spellEnd"/>
-            <w:proofErr w:type="spellStart"/>
-            <w:proofErr w:type="spellEnd"/>
-            <w:proofErr w:type="spellStart"/>
-            <w:proofErr w:type="spellEnd"/>
-            <w:proofErr w:type="spellStart"/>
-            <w:proofErr w:type="spellEnd"/>
-            <w:proofErr w:type="spellStart"/>
-            <w:proofErr w:type="spellEnd"/>
-            <w:proofErr w:type="spellStart"/>
-            <w:proofErr w:type="spellEnd"/>
-            <w:proofErr w:type="spellStart"/>
-            <w:proofErr w:type="spellEnd"/>
-            <w:proofErr w:type="spellStart"/>
-            <w:proofErr w:type="spellEnd"/>
-            <w:proofErr w:type="spellStart"/>
-            <w:proofErr w:type="spellEnd"/>
-            <w:proofErr w:type="spellStart"/>
-            <w:proofErr w:type="spellEnd"/>
-            <w:proofErr w:type="spellStart"/>
-            <w:proofErr w:type="spellEnd"/>
-            <w:proofErr w:type="spellStart"/>
-            <w:proofErr w:type="spellEnd"/>
-            <w:proofErr w:type="spellStart"/>
-            <w:proofErr w:type="spellEnd"/>
-            <w:proofErr w:type="spellStart"/>
-            <w:proofErr w:type="spellEnd"/>
-            <w:proofErr w:type="spellStart"/>
-            <w:proofErr w:type="spellEnd"/>
-            <w:proofErr w:type="spellStart"/>
-            <w:proofErr w:type="spellEnd"/>
-            <w:proofErr w:type="spellStart"/>
-            <w:proofErr w:type="spellEnd"/>
-            <w:proofErr w:type="spellStart"/>
-            <w:proofErr w:type="spellEnd"/>
-            <w:proofErr w:type="spellStart"/>
-            <w:proofErr w:type="spellEnd"/>
-            <w:proofErr w:type="spellStart"/>
-            <w:proofErr w:type="spellEnd"/>
             <w:r>
               <w:rPr>
                 <w:sz w:val="22"/>
@@ -14284,130 +8921,6 @@
                 <w:highlight w:val="yellow"/>
               </w:rPr>
             </w:pPr>
-            <w:proofErr w:type="spellStart"/>
-            <w:proofErr w:type="spellEnd"/>
-            <w:proofErr w:type="spellStart"/>
-            <w:proofErr w:type="spellEnd"/>
-            <w:proofErr w:type="spellStart"/>
-            <w:proofErr w:type="spellEnd"/>
-            <w:proofErr w:type="spellStart"/>
-            <w:proofErr w:type="spellEnd"/>
-            <w:proofErr w:type="spellStart"/>
-            <w:proofErr w:type="spellEnd"/>
-            <w:proofErr w:type="spellStart"/>
-            <w:proofErr w:type="spellEnd"/>
-            <w:proofErr w:type="spellStart"/>
-            <w:proofErr w:type="spellEnd"/>
-            <w:proofErr w:type="spellStart"/>
-            <w:proofErr w:type="spellEnd"/>
-            <w:proofErr w:type="spellStart"/>
-            <w:proofErr w:type="spellEnd"/>
-            <w:proofErr w:type="spellStart"/>
-            <w:proofErr w:type="spellEnd"/>
-            <w:proofErr w:type="spellStart"/>
-            <w:proofErr w:type="spellEnd"/>
-            <w:proofErr w:type="spellStart"/>
-            <w:proofErr w:type="spellEnd"/>
-            <w:proofErr w:type="spellStart"/>
-            <w:proofErr w:type="spellEnd"/>
-            <w:proofErr w:type="spellStart"/>
-            <w:proofErr w:type="spellEnd"/>
-            <w:proofErr w:type="spellStart"/>
-            <w:proofErr w:type="spellEnd"/>
-            <w:proofErr w:type="spellStart"/>
-            <w:proofErr w:type="spellEnd"/>
-            <w:proofErr w:type="spellStart"/>
-            <w:proofErr w:type="spellEnd"/>
-            <w:proofErr w:type="spellStart"/>
-            <w:proofErr w:type="spellEnd"/>
-            <w:proofErr w:type="spellStart"/>
-            <w:proofErr w:type="spellEnd"/>
-            <w:proofErr w:type="spellStart"/>
-            <w:proofErr w:type="spellEnd"/>
-            <w:proofErr w:type="spellStart"/>
-            <w:proofErr w:type="spellEnd"/>
-            <w:proofErr w:type="spellStart"/>
-            <w:proofErr w:type="spellEnd"/>
-            <w:proofErr w:type="spellStart"/>
-            <w:proofErr w:type="spellEnd"/>
-            <w:proofErr w:type="spellStart"/>
-            <w:proofErr w:type="spellEnd"/>
-            <w:proofErr w:type="spellStart"/>
-            <w:proofErr w:type="spellEnd"/>
-            <w:proofErr w:type="spellStart"/>
-            <w:proofErr w:type="spellEnd"/>
-            <w:proofErr w:type="spellStart"/>
-            <w:proofErr w:type="spellEnd"/>
-            <w:proofErr w:type="spellStart"/>
-            <w:proofErr w:type="spellEnd"/>
-            <w:proofErr w:type="spellStart"/>
-            <w:proofErr w:type="spellEnd"/>
-            <w:proofErr w:type="spellStart"/>
-            <w:proofErr w:type="spellEnd"/>
-            <w:proofErr w:type="spellStart"/>
-            <w:proofErr w:type="spellEnd"/>
-            <w:proofErr w:type="spellStart"/>
-            <w:proofErr w:type="spellEnd"/>
-            <w:proofErr w:type="spellStart"/>
-            <w:proofErr w:type="spellEnd"/>
-            <w:proofErr w:type="spellStart"/>
-            <w:proofErr w:type="spellEnd"/>
-            <w:proofErr w:type="spellStart"/>
-            <w:proofErr w:type="spellEnd"/>
-            <w:proofErr w:type="spellStart"/>
-            <w:proofErr w:type="spellEnd"/>
-            <w:proofErr w:type="spellStart"/>
-            <w:proofErr w:type="spellEnd"/>
-            <w:proofErr w:type="spellStart"/>
-            <w:proofErr w:type="spellEnd"/>
-            <w:proofErr w:type="spellStart"/>
-            <w:proofErr w:type="spellEnd"/>
-            <w:proofErr w:type="spellStart"/>
-            <w:proofErr w:type="spellEnd"/>
-            <w:proofErr w:type="spellStart"/>
-            <w:proofErr w:type="spellEnd"/>
-            <w:proofErr w:type="spellStart"/>
-            <w:proofErr w:type="spellEnd"/>
-            <w:proofErr w:type="spellStart"/>
-            <w:proofErr w:type="spellEnd"/>
-            <w:proofErr w:type="spellStart"/>
-            <w:proofErr w:type="spellEnd"/>
-            <w:proofErr w:type="spellStart"/>
-            <w:proofErr w:type="spellEnd"/>
-            <w:proofErr w:type="spellStart"/>
-            <w:proofErr w:type="spellEnd"/>
-            <w:proofErr w:type="spellStart"/>
-            <w:proofErr w:type="spellEnd"/>
-            <w:proofErr w:type="spellStart"/>
-            <w:proofErr w:type="spellEnd"/>
-            <w:proofErr w:type="spellStart"/>
-            <w:proofErr w:type="spellEnd"/>
-            <w:proofErr w:type="spellStart"/>
-            <w:proofErr w:type="spellEnd"/>
-            <w:proofErr w:type="spellStart"/>
-            <w:proofErr w:type="spellEnd"/>
-            <w:proofErr w:type="spellStart"/>
-            <w:proofErr w:type="spellEnd"/>
-            <w:proofErr w:type="spellStart"/>
-            <w:proofErr w:type="spellEnd"/>
-            <w:proofErr w:type="spellStart"/>
-            <w:proofErr w:type="spellEnd"/>
-            <w:proofErr w:type="spellStart"/>
-            <w:proofErr w:type="spellEnd"/>
-            <w:proofErr w:type="spellStart"/>
-            <w:proofErr w:type="spellEnd"/>
-            <w:proofErr w:type="spellStart"/>
-            <w:proofErr w:type="spellEnd"/>
-            <w:proofErr w:type="spellStart"/>
-            <w:proofErr w:type="spellEnd"/>
-            <w:proofErr w:type="spellStart"/>
-            <w:proofErr w:type="spellEnd"/>
-            <w:proofErr w:type="spellStart"/>
-            <w:proofErr w:type="spellEnd"/>
-            <w:proofErr w:type="spellStart"/>
-            <w:proofErr w:type="spellEnd"/>
-            <w:proofErr w:type="spellStart"/>
-            <w:proofErr w:type="spellEnd"/>
             <w:r>
               <w:rPr>
                 <w:sz w:val="22"/>
@@ -14433,7 +8946,7 @@
                 <w:lang w:val="en-US"/>
               </w:rPr>
               <w:drawing>
-                <wp:anchor distT="0" distB="0" distL="114300" distR="114300" simplePos="0" relativeHeight="251661312" behindDoc="0" locked="0" layoutInCell="1" hidden="0" allowOverlap="1" wp14:anchorId="3EAAD175" wp14:editId="3A32411B">
+                <wp:anchor distT="0" distB="0" distL="114300" distR="114300" simplePos="0" relativeHeight="251661312" behindDoc="0" locked="0" layoutInCell="1" hidden="0" allowOverlap="1" wp14:anchorId="509B48B8" wp14:editId="70419667">
                   <wp:simplePos x="0" y="0"/>
                   <wp:positionH relativeFrom="column">
                     <wp:posOffset>2358390</wp:posOffset>
@@ -14521,34 +9034,13 @@
                 <w:szCs w:val="22"/>
               </w:rPr>
             </w:pPr>
-            <w:proofErr w:type="spellStart"/>
-            <w:proofErr w:type="spellEnd"/>
-            <w:proofErr w:type="spellStart"/>
-            <w:proofErr w:type="spellEnd"/>
-            <w:proofErr w:type="spellStart"/>
-            <w:proofErr w:type="spellEnd"/>
-            <w:proofErr w:type="spellStart"/>
-            <w:proofErr w:type="spellEnd"/>
-            <w:proofErr w:type="spellStart"/>
-            <w:proofErr w:type="spellEnd"/>
-            <w:proofErr w:type="spellStart"/>
-            <w:proofErr w:type="spellEnd"/>
-            <w:proofErr w:type="spellStart"/>
-            <w:proofErr w:type="spellEnd"/>
-            <w:proofErr w:type="spellStart"/>
-            <w:proofErr w:type="spellEnd"/>
-            <w:proofErr w:type="spellStart"/>
-            <w:proofErr w:type="spellEnd"/>
-            <w:proofErr w:type="spellStart"/>
-            <w:proofErr w:type="spellEnd"/>
-            <w:proofErr w:type="spellStart"/>
-            <w:proofErr w:type="spellEnd"/>
             <w:r>
               <w:rPr>
                 <w:color w:val="000000"/>
                 <w:sz w:val="22"/>
                 <w:szCs w:val="22"/>
               </w:rPr>
+              <w:lastRenderedPageBreak/>
               <w:t xml:space="preserve"> Các tài liệu kèm theo: theo danh mục hồ sơ đính kèm.</w:t>
             </w:r>
           </w:p>
@@ -14571,12 +9063,6 @@
                 <w:szCs w:val="22"/>
               </w:rPr>
             </w:pPr>
-            <w:proofErr w:type="spellStart"/>
-            <w:proofErr w:type="gramStart"/>
-            <w:proofErr w:type="spellEnd"/>
-            <w:proofErr w:type="gramEnd"/>
-            <w:proofErr w:type="gramStart"/>
-            <w:proofErr w:type="gramEnd"/>
             <w:r>
               <w:rPr>
                 <w:i/>
@@ -14609,10 +9095,6 @@
                 <w:szCs w:val="22"/>
               </w:rPr>
             </w:pPr>
-            <w:proofErr w:type="spellStart"/>
-            <w:proofErr w:type="spellEnd"/>
-            <w:proofErr w:type="spellStart"/>
-            <w:proofErr w:type="spellEnd"/>
             <w:r>
               <w:rPr>
                 <w:b/>
@@ -14634,16 +9116,6 @@
                 <w:szCs w:val="22"/>
               </w:rPr>
             </w:pPr>
-            <w:proofErr w:type="spellStart"/>
-            <w:proofErr w:type="spellEnd"/>
-            <w:proofErr w:type="spellStart"/>
-            <w:proofErr w:type="spellEnd"/>
-            <w:proofErr w:type="spellStart"/>
-            <w:proofErr w:type="spellEnd"/>
-            <w:proofErr w:type="spellStart"/>
-            <w:proofErr w:type="spellEnd"/>
-            <w:proofErr w:type="spellStart"/>
-            <w:proofErr w:type="spellEnd"/>
             <w:r>
               <w:rPr>
                 <w:i/>
@@ -14683,14 +9155,6 @@
                 <w:szCs w:val="22"/>
               </w:rPr>
             </w:pPr>
-            <w:proofErr w:type="spellStart"/>
-            <w:proofErr w:type="spellEnd"/>
-            <w:proofErr w:type="spellStart"/>
-            <w:proofErr w:type="spellEnd"/>
-            <w:proofErr w:type="spellStart"/>
-            <w:proofErr w:type="spellEnd"/>
-            <w:proofErr w:type="spellStart"/>
-            <w:proofErr w:type="spellEnd"/>
             <w:r>
               <w:rPr>
                 <w:b/>
@@ -14712,16 +9176,6 @@
                 <w:szCs w:val="22"/>
               </w:rPr>
             </w:pPr>
-            <w:proofErr w:type="spellStart"/>
-            <w:proofErr w:type="spellEnd"/>
-            <w:proofErr w:type="spellStart"/>
-            <w:proofErr w:type="spellEnd"/>
-            <w:proofErr w:type="spellStart"/>
-            <w:proofErr w:type="spellEnd"/>
-            <w:proofErr w:type="spellStart"/>
-            <w:proofErr w:type="spellEnd"/>
-            <w:proofErr w:type="spellStart"/>
-            <w:proofErr w:type="spellEnd"/>
             <w:r>
               <w:rPr>
                 <w:i/>
@@ -14824,20 +9278,6 @@
           <w:szCs w:val="22"/>
         </w:rPr>
       </w:pPr>
-      <w:proofErr w:type="spellStart"/>
-      <w:proofErr w:type="spellEnd"/>
-      <w:proofErr w:type="spellStart"/>
-      <w:proofErr w:type="spellEnd"/>
-      <w:proofErr w:type="spellStart"/>
-      <w:proofErr w:type="spellEnd"/>
-      <w:proofErr w:type="spellStart"/>
-      <w:proofErr w:type="spellEnd"/>
-      <w:proofErr w:type="spellStart"/>
-      <w:proofErr w:type="spellEnd"/>
-      <w:proofErr w:type="spellStart"/>
-      <w:proofErr w:type="spellEnd"/>
-      <w:proofErr w:type="spellStart"/>
-      <w:proofErr w:type="spellEnd"/>
       <w:r>
         <w:rPr>
           <w:sz w:val="22"/>
@@ -14919,12 +9359,6 @@
                 <w:szCs w:val="22"/>
               </w:rPr>
             </w:pPr>
-            <w:proofErr w:type="spellStart"/>
-            <w:proofErr w:type="spellEnd"/>
-            <w:proofErr w:type="spellStart"/>
-            <w:proofErr w:type="spellEnd"/>
-            <w:proofErr w:type="spellStart"/>
-            <w:proofErr w:type="spellEnd"/>
             <w:r>
               <w:rPr>
                 <w:b/>
@@ -14954,10 +9388,6 @@
                 <w:szCs w:val="22"/>
               </w:rPr>
             </w:pPr>
-            <w:proofErr w:type="spellStart"/>
-            <w:proofErr w:type="spellEnd"/>
-            <w:proofErr w:type="spellStart"/>
-            <w:proofErr w:type="spellEnd"/>
             <w:r>
               <w:rPr>
                 <w:b/>
@@ -14987,14 +9417,6 @@
                 <w:szCs w:val="22"/>
               </w:rPr>
             </w:pPr>
-            <w:proofErr w:type="spellStart"/>
-            <w:proofErr w:type="spellEnd"/>
-            <w:proofErr w:type="spellStart"/>
-            <w:proofErr w:type="spellEnd"/>
-            <w:proofErr w:type="spellStart"/>
-            <w:proofErr w:type="spellEnd"/>
-            <w:proofErr w:type="spellStart"/>
-            <w:proofErr w:type="spellEnd"/>
             <w:r>
               <w:rPr>
                 <w:b/>
@@ -15106,10 +9528,6 @@
                 <w:szCs w:val="22"/>
               </w:rPr>
             </w:pPr>
-            <w:proofErr w:type="spellStart"/>
-            <w:proofErr w:type="spellEnd"/>
-            <w:proofErr w:type="spellStart"/>
-            <w:proofErr w:type="spellEnd"/>
             <w:r>
               <w:rPr>
                 <w:b/>
@@ -15138,12 +9556,6 @@
                 <w:szCs w:val="22"/>
               </w:rPr>
             </w:pPr>
-            <w:proofErr w:type="spellStart"/>
-            <w:proofErr w:type="spellEnd"/>
-            <w:proofErr w:type="spellStart"/>
-            <w:proofErr w:type="spellEnd"/>
-            <w:proofErr w:type="spellStart"/>
-            <w:proofErr w:type="spellEnd"/>
             <w:r>
               <w:rPr>
                 <w:b/>
@@ -15172,10 +9584,6 @@
                 <w:szCs w:val="22"/>
               </w:rPr>
             </w:pPr>
-            <w:proofErr w:type="spellStart"/>
-            <w:proofErr w:type="spellEnd"/>
-            <w:proofErr w:type="spellStart"/>
-            <w:proofErr w:type="spellEnd"/>
             <w:r>
               <w:rPr>
                 <w:b/>
@@ -15204,8 +9612,6 @@
                 <w:szCs w:val="22"/>
               </w:rPr>
             </w:pPr>
-            <w:proofErr w:type="spellStart"/>
-            <w:proofErr w:type="spellEnd"/>
             <w:r>
               <w:rPr>
                 <w:b/>
@@ -15267,18 +9673,6 @@
                 <w:szCs w:val="22"/>
               </w:rPr>
             </w:pPr>
-            <w:proofErr w:type="spellStart"/>
-            <w:proofErr w:type="spellEnd"/>
-            <w:proofErr w:type="spellStart"/>
-            <w:proofErr w:type="spellEnd"/>
-            <w:proofErr w:type="spellStart"/>
-            <w:proofErr w:type="spellEnd"/>
-            <w:proofErr w:type="spellStart"/>
-            <w:proofErr w:type="spellEnd"/>
-            <w:proofErr w:type="spellStart"/>
-            <w:proofErr w:type="spellEnd"/>
-            <w:proofErr w:type="spellStart"/>
-            <w:proofErr w:type="spellEnd"/>
             <w:r>
               <w:rPr>
                 <w:b/>
@@ -15334,20 +9728,12 @@
                 <w:lang w:val="vi-VN"/>
               </w:rPr>
             </w:pPr>
-            <w:proofErr w:type="spellStart"/>
-            <w:proofErr w:type="spellEnd"/>
-            <w:proofErr w:type="spellStart"/>
-            <w:proofErr w:type="spellEnd"/>
-            <w:proofErr w:type="spellStart"/>
-            <w:proofErr w:type="spellEnd"/>
-            <w:proofErr w:type="spellStart"/>
-            <w:proofErr w:type="spellEnd"/>
-            <w:r>
-              <w:rPr>
-                <w:sz w:val="22"/>
-                <w:szCs w:val="22"/>
-              </w:rPr>
-              <w:t xml:space="preserve">Căn cước công dân &lt;&lt;2 - Họ và tên người 1&gt;&gt;</w:t>
+            <w:r>
+              <w:rPr>
+                <w:sz w:val="22"/>
+                <w:szCs w:val="22"/>
+              </w:rPr>
+              <w:t>Căn cước công dân &lt;&lt;2 - Họ và tên người 1&gt;&gt;</w:t>
             </w:r>
             <w:r>
               <w:t>&lt;&lt; CO_BORROWER_INLINE_START &gt;&gt;</w:t>
@@ -15357,7 +9743,7 @@
                 <w:sz w:val="22"/>
                 <w:szCs w:val="22"/>
               </w:rPr>
-              <w:t xml:space="preserve">, &lt;&lt;22 - Họ và tên người 2&gt;&gt;</w:t>
+              <w:t>, &lt;&lt;22 - Họ và tên người 2&gt;&gt;</w:t>
             </w:r>
             <w:r>
               <w:t>&lt;&lt; CO_BORROWER_INLINE_END &gt;&gt;</w:t>
@@ -15530,14 +9916,6 @@
                 <w:szCs w:val="22"/>
               </w:rPr>
             </w:pPr>
-            <w:proofErr w:type="spellStart"/>
-            <w:proofErr w:type="spellEnd"/>
-            <w:proofErr w:type="spellStart"/>
-            <w:proofErr w:type="spellEnd"/>
-            <w:proofErr w:type="spellStart"/>
-            <w:proofErr w:type="spellEnd"/>
-            <w:proofErr w:type="spellStart"/>
-            <w:proofErr w:type="spellEnd"/>
             <w:r>
               <w:rPr>
                 <w:sz w:val="22"/>
@@ -15717,12 +10095,6 @@
             </w:pPr>
             <w:bookmarkStart w:id="1" w:name="_r2g7t1y8vc7s" w:colFirst="0" w:colLast="0"/>
             <w:bookmarkEnd w:id="1"/>
-            <w:proofErr w:type="spellStart"/>
-            <w:proofErr w:type="spellEnd"/>
-            <w:proofErr w:type="spellStart"/>
-            <w:proofErr w:type="spellEnd"/>
-            <w:proofErr w:type="spellStart"/>
-            <w:proofErr w:type="spellEnd"/>
             <w:r>
               <w:rPr>
                 <w:sz w:val="22"/>
@@ -15906,14 +10278,6 @@
                 <w:szCs w:val="22"/>
               </w:rPr>
             </w:pPr>
-            <w:proofErr w:type="spellStart"/>
-            <w:proofErr w:type="spellEnd"/>
-            <w:proofErr w:type="spellStart"/>
-            <w:proofErr w:type="spellEnd"/>
-            <w:proofErr w:type="spellStart"/>
-            <w:proofErr w:type="spellEnd"/>
-            <w:proofErr w:type="spellStart"/>
-            <w:proofErr w:type="spellEnd"/>
             <w:r>
               <w:rPr>
                 <w:b/>
@@ -15968,18 +10332,6 @@
                 <w:szCs w:val="22"/>
               </w:rPr>
             </w:pPr>
-            <w:proofErr w:type="spellStart"/>
-            <w:proofErr w:type="spellEnd"/>
-            <w:proofErr w:type="spellStart"/>
-            <w:proofErr w:type="spellEnd"/>
-            <w:proofErr w:type="spellStart"/>
-            <w:proofErr w:type="spellEnd"/>
-            <w:proofErr w:type="spellStart"/>
-            <w:proofErr w:type="spellEnd"/>
-            <w:proofErr w:type="spellStart"/>
-            <w:proofErr w:type="spellEnd"/>
-            <w:proofErr w:type="spellStart"/>
-            <w:proofErr w:type="spellEnd"/>
             <w:r>
               <w:rPr>
                 <w:sz w:val="22"/>
@@ -16308,22 +10660,6 @@
                 <w:szCs w:val="22"/>
               </w:rPr>
             </w:pPr>
-            <w:proofErr w:type="spellStart"/>
-            <w:proofErr w:type="spellEnd"/>
-            <w:proofErr w:type="spellStart"/>
-            <w:proofErr w:type="spellEnd"/>
-            <w:proofErr w:type="spellStart"/>
-            <w:proofErr w:type="spellEnd"/>
-            <w:proofErr w:type="spellStart"/>
-            <w:proofErr w:type="spellEnd"/>
-            <w:proofErr w:type="spellStart"/>
-            <w:proofErr w:type="spellEnd"/>
-            <w:proofErr w:type="spellStart"/>
-            <w:proofErr w:type="spellEnd"/>
-            <w:proofErr w:type="spellStart"/>
-            <w:proofErr w:type="spellEnd"/>
-            <w:proofErr w:type="spellStart"/>
-            <w:proofErr w:type="spellEnd"/>
             <w:r>
               <w:rPr>
                 <w:b/>
@@ -16381,18 +10717,6 @@
                 <w:szCs w:val="22"/>
               </w:rPr>
             </w:pPr>
-            <w:proofErr w:type="spellStart"/>
-            <w:proofErr w:type="spellEnd"/>
-            <w:proofErr w:type="spellStart"/>
-            <w:proofErr w:type="spellEnd"/>
-            <w:proofErr w:type="spellStart"/>
-            <w:proofErr w:type="spellEnd"/>
-            <w:proofErr w:type="spellStart"/>
-            <w:proofErr w:type="spellEnd"/>
-            <w:proofErr w:type="spellStart"/>
-            <w:proofErr w:type="spellEnd"/>
-            <w:proofErr w:type="spellStart"/>
-            <w:proofErr w:type="spellEnd"/>
             <w:r>
               <w:rPr>
                 <w:i/>
@@ -16529,14 +10853,6 @@
                 <w:szCs w:val="22"/>
               </w:rPr>
             </w:pPr>
-            <w:proofErr w:type="spellStart"/>
-            <w:proofErr w:type="spellEnd"/>
-            <w:proofErr w:type="spellStart"/>
-            <w:proofErr w:type="spellEnd"/>
-            <w:proofErr w:type="spellStart"/>
-            <w:proofErr w:type="spellEnd"/>
-            <w:proofErr w:type="spellStart"/>
-            <w:proofErr w:type="spellEnd"/>
             <w:r>
               <w:rPr>
                 <w:sz w:val="22"/>
@@ -17401,18 +11717,6 @@
                 <w:szCs w:val="22"/>
               </w:rPr>
             </w:pPr>
-            <w:proofErr w:type="spellStart"/>
-            <w:proofErr w:type="spellEnd"/>
-            <w:proofErr w:type="spellStart"/>
-            <w:proofErr w:type="spellEnd"/>
-            <w:proofErr w:type="spellStart"/>
-            <w:proofErr w:type="spellEnd"/>
-            <w:proofErr w:type="spellStart"/>
-            <w:proofErr w:type="spellEnd"/>
-            <w:proofErr w:type="spellStart"/>
-            <w:proofErr w:type="spellEnd"/>
-            <w:proofErr w:type="spellStart"/>
-            <w:proofErr w:type="spellEnd"/>
             <w:r>
               <w:rPr>
                 <w:b/>
@@ -17457,14 +11761,6 @@
                 <w:szCs w:val="22"/>
               </w:rPr>
             </w:pPr>
-            <w:proofErr w:type="spellStart"/>
-            <w:proofErr w:type="spellEnd"/>
-            <w:proofErr w:type="spellStart"/>
-            <w:proofErr w:type="spellEnd"/>
-            <w:proofErr w:type="spellStart"/>
-            <w:proofErr w:type="spellEnd"/>
-            <w:proofErr w:type="spellStart"/>
-            <w:proofErr w:type="spellEnd"/>
             <w:r>
               <w:rPr>
                 <w:sz w:val="22"/>
@@ -17634,12 +11930,6 @@
                 <w:szCs w:val="22"/>
               </w:rPr>
             </w:pPr>
-            <w:proofErr w:type="spellStart"/>
-            <w:proofErr w:type="spellEnd"/>
-            <w:proofErr w:type="spellStart"/>
-            <w:proofErr w:type="spellEnd"/>
-            <w:proofErr w:type="spellStart"/>
-            <w:proofErr w:type="spellEnd"/>
             <w:r>
               <w:rPr>
                 <w:b/>
@@ -18012,26 +12302,12 @@
           <w:szCs w:val="22"/>
         </w:rPr>
       </w:pPr>
-      <w:proofErr w:type="spellStart"/>
-      <w:proofErr w:type="spellEnd"/>
-      <w:proofErr w:type="spellStart"/>
-      <w:proofErr w:type="spellEnd"/>
-      <w:proofErr w:type="spellStart"/>
-      <w:proofErr w:type="spellEnd"/>
-      <w:proofErr w:type="spellStart"/>
-      <w:proofErr w:type="spellEnd"/>
-      <w:proofErr w:type="spellStart"/>
-      <w:proofErr w:type="spellEnd"/>
-      <w:proofErr w:type="spellStart"/>
-      <w:proofErr w:type="spellEnd"/>
-      <w:proofErr w:type="spellStart"/>
-      <w:proofErr w:type="spellEnd"/>
       <w:r>
         <w:rPr>
           <w:sz w:val="22"/>
           <w:szCs w:val="22"/>
         </w:rPr>
-        <w:t>- Thời điểm nhận hồ sơ:	h	phút, ngày	/	/20	</w:t>
+        <w:t>- Thời điểm nhận hồ sơ: h phút, ngày / /20</w:t>
       </w:r>
     </w:p>
     <w:p>
@@ -18047,16 +12323,6 @@
           <w:szCs w:val="22"/>
         </w:rPr>
       </w:pPr>
-      <w:proofErr w:type="spellStart"/>
-      <w:proofErr w:type="spellEnd"/>
-      <w:proofErr w:type="spellStart"/>
-      <w:proofErr w:type="spellEnd"/>
-      <w:proofErr w:type="spellStart"/>
-      <w:proofErr w:type="spellEnd"/>
-      <w:proofErr w:type="spellStart"/>
-      <w:proofErr w:type="spellEnd"/>
-      <w:proofErr w:type="spellStart"/>
-      <w:proofErr w:type="spellEnd"/>
       <w:r>
         <w:rPr>
           <w:sz w:val="22"/>
@@ -18082,14 +12348,6 @@
           <w:szCs w:val="22"/>
         </w:rPr>
       </w:pPr>
-      <w:proofErr w:type="spellStart"/>
-      <w:proofErr w:type="spellEnd"/>
-      <w:proofErr w:type="spellStart"/>
-      <w:proofErr w:type="spellEnd"/>
-      <w:proofErr w:type="spellStart"/>
-      <w:proofErr w:type="spellEnd"/>
-      <w:proofErr w:type="spellStart"/>
-      <w:proofErr w:type="spellEnd"/>
       <w:r>
         <w:rPr>
           <w:sz w:val="22"/>
@@ -18112,24 +12370,20 @@
           <w:szCs w:val="22"/>
         </w:rPr>
       </w:pPr>
-      <w:proofErr w:type="spellStart"/>
-      <w:proofErr w:type="spellEnd"/>
-      <w:proofErr w:type="spellStart"/>
-      <w:proofErr w:type="spellEnd"/>
-      <w:proofErr w:type="spellStart"/>
-      <w:proofErr w:type="spellEnd"/>
-      <w:proofErr w:type="spellStart"/>
-      <w:proofErr w:type="spellEnd"/>
-      <w:proofErr w:type="spellStart"/>
-      <w:proofErr w:type="spellEnd"/>
-      <w:proofErr w:type="spellStart"/>
-      <w:proofErr w:type="spellEnd"/>
       <w:r>
         <w:rPr>
           <w:sz w:val="22"/>
           <w:szCs w:val="22"/>
         </w:rPr>
-        <w:t xml:space="preserve">  Đại diện: Ông/Bà 	 - Chức vụ:</w:t>
+        <w:t xml:space="preserve">  Đại diện: Ông/Bà </w:t>
+      </w:r>
+      <w:r>
+        <w:rPr>
+          <w:sz w:val="22"/>
+          <w:szCs w:val="22"/>
+        </w:rPr>
+        <w:tab/>
+        <w:t xml:space="preserve"> - Chức vụ:</w:t>
       </w:r>
     </w:p>
     <w:p>
@@ -18158,98 +12412,6 @@
           <w:szCs w:val="22"/>
         </w:rPr>
       </w:pPr>
-      <w:proofErr w:type="spellStart"/>
-      <w:proofErr w:type="spellEnd"/>
-      <w:proofErr w:type="spellStart"/>
-      <w:proofErr w:type="spellEnd"/>
-      <w:proofErr w:type="spellStart"/>
-      <w:proofErr w:type="spellEnd"/>
-      <w:proofErr w:type="spellStart"/>
-      <w:proofErr w:type="spellEnd"/>
-      <w:proofErr w:type="spellStart"/>
-      <w:proofErr w:type="spellEnd"/>
-      <w:proofErr w:type="spellStart"/>
-      <w:proofErr w:type="spellEnd"/>
-      <w:proofErr w:type="spellStart"/>
-      <w:proofErr w:type="spellEnd"/>
-      <w:proofErr w:type="spellStart"/>
-      <w:proofErr w:type="spellEnd"/>
-      <w:proofErr w:type="spellStart"/>
-      <w:proofErr w:type="spellEnd"/>
-      <w:proofErr w:type="spellStart"/>
-      <w:proofErr w:type="spellEnd"/>
-      <w:proofErr w:type="spellStart"/>
-      <w:proofErr w:type="spellEnd"/>
-      <w:proofErr w:type="spellStart"/>
-      <w:proofErr w:type="spellEnd"/>
-      <w:proofErr w:type="spellStart"/>
-      <w:proofErr w:type="spellEnd"/>
-      <w:proofErr w:type="spellStart"/>
-      <w:proofErr w:type="spellEnd"/>
-      <w:proofErr w:type="spellStart"/>
-      <w:proofErr w:type="spellEnd"/>
-      <w:proofErr w:type="spellStart"/>
-      <w:proofErr w:type="spellEnd"/>
-      <w:proofErr w:type="spellStart"/>
-      <w:proofErr w:type="spellEnd"/>
-      <w:proofErr w:type="spellStart"/>
-      <w:proofErr w:type="spellEnd"/>
-      <w:proofErr w:type="spellStart"/>
-      <w:proofErr w:type="spellEnd"/>
-      <w:proofErr w:type="spellStart"/>
-      <w:proofErr w:type="spellEnd"/>
-      <w:proofErr w:type="spellStart"/>
-      <w:proofErr w:type="spellEnd"/>
-      <w:proofErr w:type="spellStart"/>
-      <w:proofErr w:type="spellEnd"/>
-      <w:proofErr w:type="spellStart"/>
-      <w:proofErr w:type="spellEnd"/>
-      <w:proofErr w:type="spellStart"/>
-      <w:proofErr w:type="spellEnd"/>
-      <w:proofErr w:type="spellStart"/>
-      <w:proofErr w:type="spellEnd"/>
-      <w:proofErr w:type="spellStart"/>
-      <w:proofErr w:type="spellEnd"/>
-      <w:proofErr w:type="spellStart"/>
-      <w:proofErr w:type="spellEnd"/>
-      <w:proofErr w:type="spellStart"/>
-      <w:proofErr w:type="spellEnd"/>
-      <w:proofErr w:type="spellStart"/>
-      <w:proofErr w:type="spellEnd"/>
-      <w:proofErr w:type="spellStart"/>
-      <w:proofErr w:type="spellEnd"/>
-      <w:proofErr w:type="spellStart"/>
-      <w:proofErr w:type="spellEnd"/>
-      <w:proofErr w:type="spellStart"/>
-      <w:proofErr w:type="spellEnd"/>
-      <w:proofErr w:type="spellStart"/>
-      <w:proofErr w:type="spellEnd"/>
-      <w:proofErr w:type="spellStart"/>
-      <w:proofErr w:type="spellEnd"/>
-      <w:proofErr w:type="spellStart"/>
-      <w:proofErr w:type="spellEnd"/>
-      <w:proofErr w:type="spellStart"/>
-      <w:proofErr w:type="spellEnd"/>
-      <w:proofErr w:type="spellStart"/>
-      <w:proofErr w:type="spellEnd"/>
-      <w:proofErr w:type="spellStart"/>
-      <w:proofErr w:type="spellEnd"/>
-      <w:proofErr w:type="spellStart"/>
-      <w:proofErr w:type="spellEnd"/>
-      <w:proofErr w:type="spellStart"/>
-      <w:proofErr w:type="spellEnd"/>
-      <w:proofErr w:type="spellStart"/>
-      <w:proofErr w:type="spellEnd"/>
-      <w:proofErr w:type="spellStart"/>
-      <w:proofErr w:type="spellEnd"/>
-      <w:proofErr w:type="spellStart"/>
-      <w:proofErr w:type="spellEnd"/>
-      <w:proofErr w:type="spellStart"/>
-      <w:proofErr w:type="spellEnd"/>
-      <w:proofErr w:type="spellStart"/>
-      <w:proofErr w:type="spellEnd"/>
-      <w:proofErr w:type="spellStart"/>
-      <w:proofErr w:type="spellEnd"/>
       <w:r>
         <w:rPr>
           <w:sz w:val="22"/>
@@ -18309,16 +12471,6 @@
                 <w:szCs w:val="22"/>
               </w:rPr>
             </w:pPr>
-            <w:proofErr w:type="spellStart"/>
-            <w:proofErr w:type="spellEnd"/>
-            <w:proofErr w:type="spellStart"/>
-            <w:proofErr w:type="spellEnd"/>
-            <w:proofErr w:type="spellStart"/>
-            <w:proofErr w:type="spellEnd"/>
-            <w:proofErr w:type="spellStart"/>
-            <w:proofErr w:type="spellEnd"/>
-            <w:proofErr w:type="spellStart"/>
-            <w:proofErr w:type="spellEnd"/>
             <w:r>
               <w:rPr>
                 <w:i/>
@@ -18365,16 +12517,6 @@
                 <w:szCs w:val="22"/>
               </w:rPr>
             </w:pPr>
-            <w:proofErr w:type="spellStart"/>
-            <w:proofErr w:type="spellEnd"/>
-            <w:proofErr w:type="spellStart"/>
-            <w:proofErr w:type="spellEnd"/>
-            <w:proofErr w:type="spellStart"/>
-            <w:proofErr w:type="spellEnd"/>
-            <w:proofErr w:type="spellStart"/>
-            <w:proofErr w:type="spellEnd"/>
-            <w:proofErr w:type="spellStart"/>
-            <w:proofErr w:type="spellEnd"/>
             <w:r>
               <w:rPr>
                 <w:i/>
@@ -18411,7 +12553,7 @@
 </file>
 
 <file path=word/endnotes.xml><?xml version="1.0" encoding="utf-8"?>
-<w:endnotes xmlns:wpc="http://schemas.microsoft.com/office/word/2010/wordprocessingCanvas" xmlns:cx="http://schemas.microsoft.com/office/drawing/2014/chartex" xmlns:cx1="http://schemas.microsoft.com/office/drawing/2015/9/8/chartex" xmlns:cx2="http://schemas.microsoft.com/office/drawing/2015/10/21/chartex" xmlns:cx3="http://schemas.microsoft.com/office/drawing/2016/5/9/chartex" xmlns:cx4="http://schemas.microsoft.com/office/drawing/2016/5/10/chartex" xmlns:cx5="http://schemas.microsoft.com/office/drawing/2016/5/11/chartex" xmlns:cx6="http://schemas.microsoft.com/office/drawing/2016/5/12/chartex" xmlns:cx7="http://schemas.microsoft.com/office/drawing/2016/5/13/chartex" xmlns:cx8="http://schemas.microsoft.com/office/drawing/2016/5/14/chartex" xmlns:mc="http://schemas.openxmlformats.org/markup-compatibility/2006" xmlns:m="http://schemas.openxmlformats.org/officeDocument/2006/math" xmlns:aink="http://schemas.microsoft.com/office/drawing/2016/ink" xmlns:am3d="http://schemas.microsoft.com/office/drawing/2017/model3d" xmlns:oel="http://schemas.microsoft.com/office/2019/extlst" xmlns:r="http://schemas.openxmlformats.org/officeDocument/2006/relationships" xmlns:wp14="http://schemas.microsoft.com/office/word/2010/wordprocessingDrawing" xmlns:wp="http://schemas.openxmlformats.org/drawingml/2006/wordprocessingDrawing" xmlns:wpg="http://schemas.microsoft.com/office/word/2010/wordprocessingGroup" xmlns:wpi="http://schemas.microsoft.com/office/word/2010/wordprocessingInk" xmlns:wps="http://schemas.microsoft.com/office/word/2010/wordprocessingShape" xmlns:o="urn:schemas-microsoft-com:office:office" xmlns:v="urn:schemas-microsoft-com:vml" xmlns:w10="urn:schemas-microsoft-com:office:word" xmlns:w="http://schemas.openxmlformats.org/wordprocessingml/2006/main" xmlns:w14="http://schemas.microsoft.com/office/word/2010/wordml" xmlns:w15="http://schemas.microsoft.com/office/word/2012/wordml" xmlns:w16cex="http://schemas.microsoft.com/office/word/2018/wordml/cex" xmlns:w16cid="http://schemas.microsoft.com/office/word/2016/wordml/cid" xmlns:w16="http://schemas.microsoft.com/office/word/2018/wordml" xmlns:w16sdtdh="http://schemas.microsoft.com/office/word/2020/wordml/sdtdatahash" xmlns:w16sdtfl="http://schemas.microsoft.com/office/word/2024/wordml/sdtformatlock" xmlns:w16se="http://schemas.microsoft.com/office/word/2015/wordml/symex" xmlns:w16du="http://schemas.microsoft.com/office/word/2023/wordml/word16du" xmlns:wne="http://schemas.microsoft.com/office/word/2006/wordml" mc:Ignorable="w14 w15 w16se w16cid w16 w16cex w16sdtdh w16sdtfl w16du wp14">
+<w:endnotes xmlns:wpc="http://schemas.microsoft.com/office/word/2010/wordprocessingCanvas" xmlns:cx="http://schemas.microsoft.com/office/drawing/2014/chartex" xmlns:cx1="http://schemas.microsoft.com/office/drawing/2015/9/8/chartex" xmlns:cx2="http://schemas.microsoft.com/office/drawing/2015/10/21/chartex" xmlns:cx3="http://schemas.microsoft.com/office/drawing/2016/5/9/chartex" xmlns:cx4="http://schemas.microsoft.com/office/drawing/2016/5/10/chartex" xmlns:cx5="http://schemas.microsoft.com/office/drawing/2016/5/11/chartex" xmlns:cx6="http://schemas.microsoft.com/office/drawing/2016/5/12/chartex" xmlns:cx7="http://schemas.microsoft.com/office/drawing/2016/5/13/chartex" xmlns:cx8="http://schemas.microsoft.com/office/drawing/2016/5/14/chartex" xmlns:mc="http://schemas.openxmlformats.org/markup-compatibility/2006" xmlns:aink="http://schemas.microsoft.com/office/drawing/2016/ink" xmlns:am3d="http://schemas.microsoft.com/office/drawing/2017/model3d" xmlns:o="urn:schemas-microsoft-com:office:office" xmlns:oel="http://schemas.microsoft.com/office/2019/extlst" xmlns:r="http://schemas.openxmlformats.org/officeDocument/2006/relationships" xmlns:m="http://schemas.openxmlformats.org/officeDocument/2006/math" xmlns:v="urn:schemas-microsoft-com:vml" xmlns:wp14="http://schemas.microsoft.com/office/word/2010/wordprocessingDrawing" xmlns:wp="http://schemas.openxmlformats.org/drawingml/2006/wordprocessingDrawing" xmlns:w10="urn:schemas-microsoft-com:office:word" xmlns:w="http://schemas.openxmlformats.org/wordprocessingml/2006/main" xmlns:w14="http://schemas.microsoft.com/office/word/2010/wordml" xmlns:w15="http://schemas.microsoft.com/office/word/2012/wordml" xmlns:w16cex="http://schemas.microsoft.com/office/word/2018/wordml/cex" xmlns:w16cid="http://schemas.microsoft.com/office/word/2016/wordml/cid" xmlns:w16="http://schemas.microsoft.com/office/word/2018/wordml" xmlns:w16du="http://schemas.microsoft.com/office/word/2023/wordml/word16du" xmlns:w16sdtdh="http://schemas.microsoft.com/office/word/2020/wordml/sdtdatahash" xmlns:w16sdtfl="http://schemas.microsoft.com/office/word/2024/wordml/sdtformatlock" xmlns:w16se="http://schemas.microsoft.com/office/word/2015/wordml/symex" xmlns:wpg="http://schemas.microsoft.com/office/word/2010/wordprocessingGroup" xmlns:wpi="http://schemas.microsoft.com/office/word/2010/wordprocessingInk" xmlns:wne="http://schemas.microsoft.com/office/word/2006/wordml" xmlns:wps="http://schemas.microsoft.com/office/word/2010/wordprocessingShape" mc:Ignorable="w14 w15 w16se w16cid w16 w16cex w16sdtdh w16sdtfl w16du wp14">
   <w:endnote w:type="separator" w:id="-1">
     <w:p>
       <w:pPr>
@@ -18436,7 +12578,7 @@
 </file>
 
 <file path=word/footnotes.xml><?xml version="1.0" encoding="utf-8"?>
-<w:footnotes xmlns:wpc="http://schemas.microsoft.com/office/word/2010/wordprocessingCanvas" xmlns:cx="http://schemas.microsoft.com/office/drawing/2014/chartex" xmlns:cx1="http://schemas.microsoft.com/office/drawing/2015/9/8/chartex" xmlns:cx2="http://schemas.microsoft.com/office/drawing/2015/10/21/chartex" xmlns:cx3="http://schemas.microsoft.com/office/drawing/2016/5/9/chartex" xmlns:cx4="http://schemas.microsoft.com/office/drawing/2016/5/10/chartex" xmlns:cx5="http://schemas.microsoft.com/office/drawing/2016/5/11/chartex" xmlns:cx6="http://schemas.microsoft.com/office/drawing/2016/5/12/chartex" xmlns:cx7="http://schemas.microsoft.com/office/drawing/2016/5/13/chartex" xmlns:cx8="http://schemas.microsoft.com/office/drawing/2016/5/14/chartex" xmlns:mc="http://schemas.openxmlformats.org/markup-compatibility/2006" xmlns:m="http://schemas.openxmlformats.org/officeDocument/2006/math" xmlns:aink="http://schemas.microsoft.com/office/drawing/2016/ink" xmlns:am3d="http://schemas.microsoft.com/office/drawing/2017/model3d" xmlns:oel="http://schemas.microsoft.com/office/2019/extlst" xmlns:r="http://schemas.openxmlformats.org/officeDocument/2006/relationships" xmlns:wp14="http://schemas.microsoft.com/office/word/2010/wordprocessingDrawing" xmlns:wp="http://schemas.openxmlformats.org/drawingml/2006/wordprocessingDrawing" xmlns:wpg="http://schemas.microsoft.com/office/word/2010/wordprocessingGroup" xmlns:wpi="http://schemas.microsoft.com/office/word/2010/wordprocessingInk" xmlns:wps="http://schemas.microsoft.com/office/word/2010/wordprocessingShape" xmlns:o="urn:schemas-microsoft-com:office:office" xmlns:v="urn:schemas-microsoft-com:vml" xmlns:w10="urn:schemas-microsoft-com:office:word" xmlns:w="http://schemas.openxmlformats.org/wordprocessingml/2006/main" xmlns:w14="http://schemas.microsoft.com/office/word/2010/wordml" xmlns:w15="http://schemas.microsoft.com/office/word/2012/wordml" xmlns:w16cex="http://schemas.microsoft.com/office/word/2018/wordml/cex" xmlns:w16cid="http://schemas.microsoft.com/office/word/2016/wordml/cid" xmlns:w16="http://schemas.microsoft.com/office/word/2018/wordml" xmlns:w16sdtdh="http://schemas.microsoft.com/office/word/2020/wordml/sdtdatahash" xmlns:w16sdtfl="http://schemas.microsoft.com/office/word/2024/wordml/sdtformatlock" xmlns:w16se="http://schemas.microsoft.com/office/word/2015/wordml/symex" xmlns:w16du="http://schemas.microsoft.com/office/word/2023/wordml/word16du" xmlns:wne="http://schemas.microsoft.com/office/word/2006/wordml" mc:Ignorable="w14 w15 w16se w16cid w16 w16cex w16sdtdh w16sdtfl w16du wp14">
+<w:footnotes xmlns:wpc="http://schemas.microsoft.com/office/word/2010/wordprocessingCanvas" xmlns:cx="http://schemas.microsoft.com/office/drawing/2014/chartex" xmlns:cx1="http://schemas.microsoft.com/office/drawing/2015/9/8/chartex" xmlns:cx2="http://schemas.microsoft.com/office/drawing/2015/10/21/chartex" xmlns:cx3="http://schemas.microsoft.com/office/drawing/2016/5/9/chartex" xmlns:cx4="http://schemas.microsoft.com/office/drawing/2016/5/10/chartex" xmlns:cx5="http://schemas.microsoft.com/office/drawing/2016/5/11/chartex" xmlns:cx6="http://schemas.microsoft.com/office/drawing/2016/5/12/chartex" xmlns:cx7="http://schemas.microsoft.com/office/drawing/2016/5/13/chartex" xmlns:cx8="http://schemas.microsoft.com/office/drawing/2016/5/14/chartex" xmlns:mc="http://schemas.openxmlformats.org/markup-compatibility/2006" xmlns:aink="http://schemas.microsoft.com/office/drawing/2016/ink" xmlns:am3d="http://schemas.microsoft.com/office/drawing/2017/model3d" xmlns:o="urn:schemas-microsoft-com:office:office" xmlns:oel="http://schemas.microsoft.com/office/2019/extlst" xmlns:r="http://schemas.openxmlformats.org/officeDocument/2006/relationships" xmlns:m="http://schemas.openxmlformats.org/officeDocument/2006/math" xmlns:v="urn:schemas-microsoft-com:vml" xmlns:wp14="http://schemas.microsoft.com/office/word/2010/wordprocessingDrawing" xmlns:wp="http://schemas.openxmlformats.org/drawingml/2006/wordprocessingDrawing" xmlns:w10="urn:schemas-microsoft-com:office:word" xmlns:w="http://schemas.openxmlformats.org/wordprocessingml/2006/main" xmlns:w14="http://schemas.microsoft.com/office/word/2010/wordml" xmlns:w15="http://schemas.microsoft.com/office/word/2012/wordml" xmlns:w16cex="http://schemas.microsoft.com/office/word/2018/wordml/cex" xmlns:w16cid="http://schemas.microsoft.com/office/word/2016/wordml/cid" xmlns:w16="http://schemas.microsoft.com/office/word/2018/wordml" xmlns:w16du="http://schemas.microsoft.com/office/word/2023/wordml/word16du" xmlns:w16sdtdh="http://schemas.microsoft.com/office/word/2020/wordml/sdtdatahash" xmlns:w16sdtfl="http://schemas.microsoft.com/office/word/2024/wordml/sdtformatlock" xmlns:w16se="http://schemas.microsoft.com/office/word/2015/wordml/symex" xmlns:wpg="http://schemas.microsoft.com/office/word/2010/wordprocessingGroup" xmlns:wpi="http://schemas.microsoft.com/office/word/2010/wordprocessingInk" xmlns:wne="http://schemas.microsoft.com/office/word/2006/wordml" xmlns:wps="http://schemas.microsoft.com/office/word/2010/wordprocessingShape" mc:Ignorable="w14 w15 w16se w16cid w16 w16cex w16sdtdh w16sdtfl w16du wp14">
   <w:footnote w:type="separator" w:id="-1">
     <w:p>
       <w:pPr>
@@ -18484,287 +12626,7 @@
         <w:rPr>
           <w:rFonts w:ascii="Calibri" w:eastAsia="Calibri" w:hAnsi="Calibri" w:cs="Calibri"/>
         </w:rPr>
-        <w:t xml:space="preserve"> Theo </w:t>
-      </w:r>
-      <w:proofErr w:type="spellStart"/>
-      <w:r>
-        <w:rPr>
-          <w:rFonts w:ascii="Calibri" w:eastAsia="Calibri" w:hAnsi="Calibri" w:cs="Calibri"/>
-        </w:rPr>
-        <w:t>hướng</w:t>
-      </w:r>
-      <w:proofErr w:type="spellEnd"/>
-      <w:r>
-        <w:rPr>
-          <w:rFonts w:ascii="Calibri" w:eastAsia="Calibri" w:hAnsi="Calibri" w:cs="Calibri"/>
-        </w:rPr>
-        <w:t xml:space="preserve"> </w:t>
-      </w:r>
-      <w:proofErr w:type="spellStart"/>
-      <w:r>
-        <w:rPr>
-          <w:rFonts w:ascii="Calibri" w:eastAsia="Calibri" w:hAnsi="Calibri" w:cs="Calibri"/>
-        </w:rPr>
-        <w:t>dẫn</w:t>
-      </w:r>
-      <w:proofErr w:type="spellEnd"/>
-      <w:r>
-        <w:rPr>
-          <w:rFonts w:ascii="Calibri" w:eastAsia="Calibri" w:hAnsi="Calibri" w:cs="Calibri"/>
-        </w:rPr>
-        <w:t xml:space="preserve"> </w:t>
-      </w:r>
-      <w:proofErr w:type="spellStart"/>
-      <w:r>
-        <w:rPr>
-          <w:rFonts w:ascii="Calibri" w:eastAsia="Calibri" w:hAnsi="Calibri" w:cs="Calibri"/>
-        </w:rPr>
-        <w:t>tại</w:t>
-      </w:r>
-      <w:proofErr w:type="spellEnd"/>
-      <w:r>
-        <w:rPr>
-          <w:rFonts w:ascii="Calibri" w:eastAsia="Calibri" w:hAnsi="Calibri" w:cs="Calibri"/>
-        </w:rPr>
-        <w:t xml:space="preserve"> </w:t>
-      </w:r>
-      <w:proofErr w:type="spellStart"/>
-      <w:r>
-        <w:rPr>
-          <w:rFonts w:ascii="Calibri" w:eastAsia="Calibri" w:hAnsi="Calibri" w:cs="Calibri"/>
-        </w:rPr>
-        <w:t>quy</w:t>
-      </w:r>
-      <w:proofErr w:type="spellEnd"/>
-      <w:r>
-        <w:rPr>
-          <w:rFonts w:ascii="Calibri" w:eastAsia="Calibri" w:hAnsi="Calibri" w:cs="Calibri"/>
-        </w:rPr>
-        <w:t xml:space="preserve"> </w:t>
-      </w:r>
-      <w:proofErr w:type="spellStart"/>
-      <w:r>
-        <w:rPr>
-          <w:rFonts w:ascii="Calibri" w:eastAsia="Calibri" w:hAnsi="Calibri" w:cs="Calibri"/>
-        </w:rPr>
-        <w:t>định</w:t>
-      </w:r>
-      <w:proofErr w:type="spellEnd"/>
-      <w:r>
-        <w:rPr>
-          <w:rFonts w:ascii="Calibri" w:eastAsia="Calibri" w:hAnsi="Calibri" w:cs="Calibri"/>
-        </w:rPr>
-        <w:t xml:space="preserve"> </w:t>
-      </w:r>
-      <w:proofErr w:type="spellStart"/>
-      <w:r>
-        <w:rPr>
-          <w:rFonts w:ascii="Calibri" w:eastAsia="Calibri" w:hAnsi="Calibri" w:cs="Calibri"/>
-        </w:rPr>
-        <w:t>số</w:t>
-      </w:r>
-      <w:proofErr w:type="spellEnd"/>
-      <w:r>
-        <w:rPr>
-          <w:rFonts w:ascii="Calibri" w:eastAsia="Calibri" w:hAnsi="Calibri" w:cs="Calibri"/>
-        </w:rPr>
-        <w:t xml:space="preserve"> 2073/</w:t>
-      </w:r>
-      <w:proofErr w:type="spellStart"/>
-      <w:r>
-        <w:rPr>
-          <w:rFonts w:ascii="Calibri" w:eastAsia="Calibri" w:hAnsi="Calibri" w:cs="Calibri"/>
-        </w:rPr>
-        <w:t>QyĐ</w:t>
-      </w:r>
-      <w:proofErr w:type="spellEnd"/>
-      <w:r>
-        <w:rPr>
-          <w:rFonts w:ascii="Calibri" w:eastAsia="Calibri" w:hAnsi="Calibri" w:cs="Calibri"/>
-        </w:rPr>
-        <w:t xml:space="preserve">-BIDV </w:t>
-      </w:r>
-      <w:proofErr w:type="spellStart"/>
-      <w:r>
-        <w:rPr>
-          <w:rFonts w:ascii="Calibri" w:eastAsia="Calibri" w:hAnsi="Calibri" w:cs="Calibri"/>
-        </w:rPr>
-        <w:t>ngày</w:t>
-      </w:r>
-      <w:proofErr w:type="spellEnd"/>
-      <w:r>
-        <w:rPr>
-          <w:rFonts w:ascii="Calibri" w:eastAsia="Calibri" w:hAnsi="Calibri" w:cs="Calibri"/>
-        </w:rPr>
-        <w:t xml:space="preserve"> 16/04/2024 </w:t>
-      </w:r>
-      <w:proofErr w:type="spellStart"/>
-      <w:r>
-        <w:rPr>
-          <w:rFonts w:ascii="Calibri" w:eastAsia="Calibri" w:hAnsi="Calibri" w:cs="Calibri"/>
-        </w:rPr>
-        <w:t>quy</w:t>
-      </w:r>
-      <w:proofErr w:type="spellEnd"/>
-      <w:r>
-        <w:rPr>
-          <w:rFonts w:ascii="Calibri" w:eastAsia="Calibri" w:hAnsi="Calibri" w:cs="Calibri"/>
-        </w:rPr>
-        <w:t xml:space="preserve"> </w:t>
-      </w:r>
-      <w:proofErr w:type="spellStart"/>
-      <w:r>
-        <w:rPr>
-          <w:rFonts w:ascii="Calibri" w:eastAsia="Calibri" w:hAnsi="Calibri" w:cs="Calibri"/>
-        </w:rPr>
-        <w:t>định</w:t>
-      </w:r>
-      <w:proofErr w:type="spellEnd"/>
-      <w:r>
-        <w:rPr>
-          <w:rFonts w:ascii="Calibri" w:eastAsia="Calibri" w:hAnsi="Calibri" w:cs="Calibri"/>
-        </w:rPr>
-        <w:t xml:space="preserve"> </w:t>
-      </w:r>
-      <w:proofErr w:type="spellStart"/>
-      <w:r>
-        <w:rPr>
-          <w:rFonts w:ascii="Calibri" w:eastAsia="Calibri" w:hAnsi="Calibri" w:cs="Calibri"/>
-        </w:rPr>
-        <w:t>cấp</w:t>
-      </w:r>
-      <w:proofErr w:type="spellEnd"/>
-      <w:r>
-        <w:rPr>
-          <w:rFonts w:ascii="Calibri" w:eastAsia="Calibri" w:hAnsi="Calibri" w:cs="Calibri"/>
-        </w:rPr>
-        <w:t xml:space="preserve"> </w:t>
-      </w:r>
-      <w:proofErr w:type="spellStart"/>
-      <w:r>
-        <w:rPr>
-          <w:rFonts w:ascii="Calibri" w:eastAsia="Calibri" w:hAnsi="Calibri" w:cs="Calibri"/>
-        </w:rPr>
-        <w:t>tín</w:t>
-      </w:r>
-      <w:proofErr w:type="spellEnd"/>
-      <w:r>
-        <w:rPr>
-          <w:rFonts w:ascii="Calibri" w:eastAsia="Calibri" w:hAnsi="Calibri" w:cs="Calibri"/>
-        </w:rPr>
-        <w:t xml:space="preserve"> </w:t>
-      </w:r>
-      <w:proofErr w:type="spellStart"/>
-      <w:r>
-        <w:rPr>
-          <w:rFonts w:ascii="Calibri" w:eastAsia="Calibri" w:hAnsi="Calibri" w:cs="Calibri"/>
-        </w:rPr>
-        <w:t>dụng</w:t>
-      </w:r>
-      <w:proofErr w:type="spellEnd"/>
-      <w:r>
-        <w:rPr>
-          <w:rFonts w:ascii="Calibri" w:eastAsia="Calibri" w:hAnsi="Calibri" w:cs="Calibri"/>
-        </w:rPr>
-        <w:t xml:space="preserve"> </w:t>
-      </w:r>
-      <w:proofErr w:type="spellStart"/>
-      <w:r>
-        <w:rPr>
-          <w:rFonts w:ascii="Calibri" w:eastAsia="Calibri" w:hAnsi="Calibri" w:cs="Calibri"/>
-        </w:rPr>
-        <w:t>đối</w:t>
-      </w:r>
-      <w:proofErr w:type="spellEnd"/>
-      <w:r>
-        <w:rPr>
-          <w:rFonts w:ascii="Calibri" w:eastAsia="Calibri" w:hAnsi="Calibri" w:cs="Calibri"/>
-        </w:rPr>
-        <w:t xml:space="preserve"> </w:t>
-      </w:r>
-      <w:proofErr w:type="spellStart"/>
-      <w:r>
-        <w:rPr>
-          <w:rFonts w:ascii="Calibri" w:eastAsia="Calibri" w:hAnsi="Calibri" w:cs="Calibri"/>
-        </w:rPr>
-        <w:t>với</w:t>
-      </w:r>
-      <w:proofErr w:type="spellEnd"/>
-      <w:r>
-        <w:rPr>
-          <w:rFonts w:ascii="Calibri" w:eastAsia="Calibri" w:hAnsi="Calibri" w:cs="Calibri"/>
-        </w:rPr>
-        <w:t xml:space="preserve"> </w:t>
-      </w:r>
-      <w:proofErr w:type="spellStart"/>
-      <w:r>
-        <w:rPr>
-          <w:rFonts w:ascii="Calibri" w:eastAsia="Calibri" w:hAnsi="Calibri" w:cs="Calibri"/>
-        </w:rPr>
-        <w:t>nhóm</w:t>
-      </w:r>
-      <w:proofErr w:type="spellEnd"/>
-      <w:r>
-        <w:rPr>
-          <w:rFonts w:ascii="Calibri" w:eastAsia="Calibri" w:hAnsi="Calibri" w:cs="Calibri"/>
-        </w:rPr>
-        <w:t xml:space="preserve"> </w:t>
-      </w:r>
-      <w:proofErr w:type="spellStart"/>
-      <w:r>
-        <w:rPr>
-          <w:rFonts w:ascii="Calibri" w:eastAsia="Calibri" w:hAnsi="Calibri" w:cs="Calibri"/>
-        </w:rPr>
-        <w:t>khách</w:t>
-      </w:r>
-      <w:proofErr w:type="spellEnd"/>
-      <w:r>
-        <w:rPr>
-          <w:rFonts w:ascii="Calibri" w:eastAsia="Calibri" w:hAnsi="Calibri" w:cs="Calibri"/>
-        </w:rPr>
-        <w:t xml:space="preserve"> </w:t>
-      </w:r>
-      <w:proofErr w:type="spellStart"/>
-      <w:r>
-        <w:rPr>
-          <w:rFonts w:ascii="Calibri" w:eastAsia="Calibri" w:hAnsi="Calibri" w:cs="Calibri"/>
-        </w:rPr>
-        <w:t>hàng</w:t>
-      </w:r>
-      <w:proofErr w:type="spellEnd"/>
-      <w:r>
-        <w:rPr>
-          <w:rFonts w:ascii="Calibri" w:eastAsia="Calibri" w:hAnsi="Calibri" w:cs="Calibri"/>
-        </w:rPr>
-        <w:t xml:space="preserve"> </w:t>
-      </w:r>
-      <w:proofErr w:type="spellStart"/>
-      <w:r>
-        <w:rPr>
-          <w:rFonts w:ascii="Calibri" w:eastAsia="Calibri" w:hAnsi="Calibri" w:cs="Calibri"/>
-        </w:rPr>
-        <w:t>liên</w:t>
-      </w:r>
-      <w:proofErr w:type="spellEnd"/>
-      <w:r>
-        <w:rPr>
-          <w:rFonts w:ascii="Calibri" w:eastAsia="Calibri" w:hAnsi="Calibri" w:cs="Calibri"/>
-        </w:rPr>
-        <w:t xml:space="preserve"> </w:t>
-      </w:r>
-      <w:proofErr w:type="spellStart"/>
-      <w:r>
-        <w:rPr>
-          <w:rFonts w:ascii="Calibri" w:eastAsia="Calibri" w:hAnsi="Calibri" w:cs="Calibri"/>
-        </w:rPr>
-        <w:t>quan</w:t>
-      </w:r>
-      <w:proofErr w:type="spellEnd"/>
-      <w:r>
-        <w:rPr>
-          <w:rFonts w:ascii="Calibri" w:eastAsia="Calibri" w:hAnsi="Calibri" w:cs="Calibri"/>
-        </w:rPr>
-        <w:t>.</w:t>
+        <w:t xml:space="preserve"> Theo hướng dẫn tại quy định số 2073/QyĐ-BIDV ngày 16/04/2024 quy định cấp tín dụng đối với nhóm khách hàng liên quan.</w:t>
       </w:r>
     </w:p>
   </w:footnote>
@@ -18772,7 +12634,7 @@
 </file>
 
 <file path=word/numbering.xml><?xml version="1.0" encoding="utf-8"?>
-<w:numbering xmlns:wpc="http://schemas.microsoft.com/office/word/2010/wordprocessingCanvas" xmlns:cx="http://schemas.microsoft.com/office/drawing/2014/chartex" xmlns:cx1="http://schemas.microsoft.com/office/drawing/2015/9/8/chartex" xmlns:cx2="http://schemas.microsoft.com/office/drawing/2015/10/21/chartex" xmlns:cx3="http://schemas.microsoft.com/office/drawing/2016/5/9/chartex" xmlns:cx4="http://schemas.microsoft.com/office/drawing/2016/5/10/chartex" xmlns:cx5="http://schemas.microsoft.com/office/drawing/2016/5/11/chartex" xmlns:cx6="http://schemas.microsoft.com/office/drawing/2016/5/12/chartex" xmlns:cx7="http://schemas.microsoft.com/office/drawing/2016/5/13/chartex" xmlns:cx8="http://schemas.microsoft.com/office/drawing/2016/5/14/chartex" xmlns:mc="http://schemas.openxmlformats.org/markup-compatibility/2006" xmlns:m="http://schemas.openxmlformats.org/officeDocument/2006/math" xmlns:aink="http://schemas.microsoft.com/office/drawing/2016/ink" xmlns:am3d="http://schemas.microsoft.com/office/drawing/2017/model3d" xmlns:oel="http://schemas.microsoft.com/office/2019/extlst" xmlns:r="http://schemas.openxmlformats.org/officeDocument/2006/relationships" xmlns:wp14="http://schemas.microsoft.com/office/word/2010/wordprocessingDrawing" xmlns:wp="http://schemas.openxmlformats.org/drawingml/2006/wordprocessingDrawing" xmlns:wpg="http://schemas.microsoft.com/office/word/2010/wordprocessingGroup" xmlns:wpi="http://schemas.microsoft.com/office/word/2010/wordprocessingInk" xmlns:wps="http://schemas.microsoft.com/office/word/2010/wordprocessingShape" xmlns:o="urn:schemas-microsoft-com:office:office" xmlns:v="urn:schemas-microsoft-com:vml" xmlns:w10="urn:schemas-microsoft-com:office:word" xmlns:w="http://schemas.openxmlformats.org/wordprocessingml/2006/main" xmlns:w14="http://schemas.microsoft.com/office/word/2010/wordml" xmlns:w15="http://schemas.microsoft.com/office/word/2012/wordml" xmlns:w16cex="http://schemas.microsoft.com/office/word/2018/wordml/cex" xmlns:w16cid="http://schemas.microsoft.com/office/word/2016/wordml/cid" xmlns:w16="http://schemas.microsoft.com/office/word/2018/wordml" xmlns:w16sdtdh="http://schemas.microsoft.com/office/word/2020/wordml/sdtdatahash" xmlns:w16sdtfl="http://schemas.microsoft.com/office/word/2024/wordml/sdtformatlock" xmlns:w16se="http://schemas.microsoft.com/office/word/2015/wordml/symex" xmlns:w16du="http://schemas.microsoft.com/office/word/2023/wordml/word16du" xmlns:wne="http://schemas.microsoft.com/office/word/2006/wordml" mc:Ignorable="w14 w15 w16se w16cid w16 w16cex w16sdtdh w16sdtfl w16du wp14">
+<w:numbering xmlns:wpc="http://schemas.microsoft.com/office/word/2010/wordprocessingCanvas" xmlns:cx="http://schemas.microsoft.com/office/drawing/2014/chartex" xmlns:cx1="http://schemas.microsoft.com/office/drawing/2015/9/8/chartex" xmlns:cx2="http://schemas.microsoft.com/office/drawing/2015/10/21/chartex" xmlns:cx3="http://schemas.microsoft.com/office/drawing/2016/5/9/chartex" xmlns:cx4="http://schemas.microsoft.com/office/drawing/2016/5/10/chartex" xmlns:cx5="http://schemas.microsoft.com/office/drawing/2016/5/11/chartex" xmlns:cx6="http://schemas.microsoft.com/office/drawing/2016/5/12/chartex" xmlns:cx7="http://schemas.microsoft.com/office/drawing/2016/5/13/chartex" xmlns:cx8="http://schemas.microsoft.com/office/drawing/2016/5/14/chartex" xmlns:mc="http://schemas.openxmlformats.org/markup-compatibility/2006" xmlns:aink="http://schemas.microsoft.com/office/drawing/2016/ink" xmlns:am3d="http://schemas.microsoft.com/office/drawing/2017/model3d" xmlns:o="urn:schemas-microsoft-com:office:office" xmlns:oel="http://schemas.microsoft.com/office/2019/extlst" xmlns:r="http://schemas.openxmlformats.org/officeDocument/2006/relationships" xmlns:m="http://schemas.openxmlformats.org/officeDocument/2006/math" xmlns:v="urn:schemas-microsoft-com:vml" xmlns:wp14="http://schemas.microsoft.com/office/word/2010/wordprocessingDrawing" xmlns:wp="http://schemas.openxmlformats.org/drawingml/2006/wordprocessingDrawing" xmlns:w10="urn:schemas-microsoft-com:office:word" xmlns:w="http://schemas.openxmlformats.org/wordprocessingml/2006/main" xmlns:w14="http://schemas.microsoft.com/office/word/2010/wordml" xmlns:w15="http://schemas.microsoft.com/office/word/2012/wordml" xmlns:w16cex="http://schemas.microsoft.com/office/word/2018/wordml/cex" xmlns:w16cid="http://schemas.microsoft.com/office/word/2016/wordml/cid" xmlns:w16="http://schemas.microsoft.com/office/word/2018/wordml" xmlns:w16du="http://schemas.microsoft.com/office/word/2023/wordml/word16du" xmlns:w16sdtdh="http://schemas.microsoft.com/office/word/2020/wordml/sdtdatahash" xmlns:w16sdtfl="http://schemas.microsoft.com/office/word/2024/wordml/sdtformatlock" xmlns:w16se="http://schemas.microsoft.com/office/word/2015/wordml/symex" xmlns:wpg="http://schemas.microsoft.com/office/word/2010/wordprocessingGroup" xmlns:wpi="http://schemas.microsoft.com/office/word/2010/wordprocessingInk" xmlns:wne="http://schemas.microsoft.com/office/word/2006/wordml" xmlns:wps="http://schemas.microsoft.com/office/word/2010/wordprocessingShape" mc:Ignorable="w14 w15 w16se w16cid w16 w16cex w16sdtdh w16sdtfl w16du wp14">
   <w:abstractNum w:abstractNumId="0" w15:restartNumberingAfterBreak="0">
     <w:nsid w:val="42A8728C"/>
     <w:multiLevelType w:val="multilevel"/>
@@ -19048,7 +12910,7 @@
 </file>
 
 <file path=word/styles.xml><?xml version="1.0" encoding="utf-8"?>
-<w:styles xmlns:mc="http://schemas.openxmlformats.org/markup-compatibility/2006" xmlns:r="http://schemas.openxmlformats.org/officeDocument/2006/relationships" xmlns:w="http://schemas.openxmlformats.org/wordprocessingml/2006/main" xmlns:w14="http://schemas.microsoft.com/office/word/2010/wordml" xmlns:w15="http://schemas.microsoft.com/office/word/2012/wordml" xmlns:w16cex="http://schemas.microsoft.com/office/word/2018/wordml/cex" xmlns:w16cid="http://schemas.microsoft.com/office/word/2016/wordml/cid" xmlns:w16="http://schemas.microsoft.com/office/word/2018/wordml" xmlns:w16sdtdh="http://schemas.microsoft.com/office/word/2020/wordml/sdtdatahash" xmlns:w16sdtfl="http://schemas.microsoft.com/office/word/2024/wordml/sdtformatlock" xmlns:w16se="http://schemas.microsoft.com/office/word/2015/wordml/symex" xmlns:w16du="http://schemas.microsoft.com/office/word/2023/wordml/word16du" mc:Ignorable="w14 w15 w16se w16cid w16 w16cex w16sdtdh w16sdtfl w16du">
+<w:styles xmlns:mc="http://schemas.openxmlformats.org/markup-compatibility/2006" xmlns:r="http://schemas.openxmlformats.org/officeDocument/2006/relationships" xmlns:w="http://schemas.openxmlformats.org/wordprocessingml/2006/main" xmlns:w14="http://schemas.microsoft.com/office/word/2010/wordml" xmlns:w15="http://schemas.microsoft.com/office/word/2012/wordml" xmlns:w16cex="http://schemas.microsoft.com/office/word/2018/wordml/cex" xmlns:w16cid="http://schemas.microsoft.com/office/word/2016/wordml/cid" xmlns:w16="http://schemas.microsoft.com/office/word/2018/wordml" xmlns:w16du="http://schemas.microsoft.com/office/word/2023/wordml/word16du" xmlns:w16sdtdh="http://schemas.microsoft.com/office/word/2020/wordml/sdtdatahash" xmlns:w16sdtfl="http://schemas.microsoft.com/office/word/2024/wordml/sdtformatlock" xmlns:w16se="http://schemas.microsoft.com/office/word/2015/wordml/symex" mc:Ignorable="w14 w15 w16se w16cid w16 w16cex w16sdtdh w16sdtfl w16du">
   <w:docDefaults>
     <w:rPrDefault>
       <w:rPr>

--- a/templates/BM2_GDNVV.docx
+++ b/templates/BM2_GDNVV.docx
@@ -404,34 +404,7 @@
                 <w:sz w:val="22"/>
                 <w:szCs w:val="22"/>
               </w:rPr>
-              <w:t xml:space="preserve">Mục đích vay: 🗹 Vay mua nhà/đất   </w:t>
-            </w:r>
-            <w:r>
-              <w:rPr>
-                <w:b/>
-                <w:bCs/>
-                <w:sz w:val="22"/>
-                <w:szCs w:val="22"/>
-              </w:rPr>
-              <w:t xml:space="preserve">Vay mua ô tô   </w:t>
-            </w:r>
-            <w:r>
-              <w:rPr>
-                <w:b/>
-                <w:bCs/>
-                <w:sz w:val="22"/>
-                <w:szCs w:val="22"/>
-              </w:rPr>
-              <w:t xml:space="preserve">Vay du học   </w:t>
-            </w:r>
-            <w:r>
-              <w:rPr>
-                <w:b/>
-                <w:bCs/>
-                <w:sz w:val="22"/>
-                <w:szCs w:val="22"/>
-              </w:rPr>
-              <w:t>Tiêu dùng khác:</w:t>
+              <w:t>Mục đích vay: 🗹 Vay mua nhà/đất   Vay mua ô tô   Vay du học   Tiêu dùng khác:</w:t>
             </w:r>
           </w:p>
         </w:tc>
@@ -755,6 +728,11 @@
             <w:gridSpan w:val="6"/>
           </w:tcPr>
           <w:p>
+            <w:r>
+              <w:t>&lt;&lt; CO_BORROWER_START &gt;&gt;</w:t>
+            </w:r>
+          </w:p>
+          <w:p>
             <w:pPr>
               <w:spacing w:before="60" w:after="60" w:line="264" w:lineRule="auto"/>
               <w:rPr>
@@ -902,14 +880,7 @@
                 <w:sz w:val="22"/>
                 <w:szCs w:val="22"/>
               </w:rPr>
-              <w:t xml:space="preserve"> Nam         </w:t>
-            </w:r>
-            <w:r>
-              <w:rPr>
-                <w:sz w:val="22"/>
-                <w:szCs w:val="22"/>
-              </w:rPr>
-              <w:t>Nữ</w:t>
+              <w:t> Nam         Nữ</w:t>
             </w:r>
           </w:p>
         </w:tc>
@@ -938,21 +909,7 @@
                 <w:sz w:val="22"/>
                 <w:szCs w:val="22"/>
               </w:rPr>
-              <w:t>Nam</w:t>
-            </w:r>
-            <w:r>
-              <w:rPr>
-                <w:sz w:val="22"/>
-                <w:szCs w:val="22"/>
-              </w:rPr>
-              <w:tab/>
-            </w:r>
-            <w:r>
-              <w:rPr>
-                <w:sz w:val="22"/>
-                <w:szCs w:val="22"/>
-              </w:rPr>
-              <w:t xml:space="preserve">Nữ </w:t>
+              <w:t xml:space="preserve">Nam	Nữ </w:t>
             </w:r>
           </w:p>
         </w:tc>
@@ -1987,6 +1944,11 @@
               <w:t>&lt;&lt;'40- Chức vụ 2 người 2&gt;&gt;</w:t>
             </w:r>
           </w:p>
+          <w:p>
+            <w:r>
+              <w:t>&lt;&lt; CO_BORROWER_END &gt;&gt;</w:t>
+            </w:r>
+          </w:p>
         </w:tc>
       </w:tr>
       <w:tr>
@@ -2059,17 +2021,7 @@
                 <w:sz w:val="22"/>
                 <w:szCs w:val="22"/>
               </w:rPr>
-              <w:t xml:space="preserve">Thu nhập </w:t>
-            </w:r>
-            <w:r>
-              <w:rPr>
-                <w:b/>
-                <w:bCs/>
-                <w:sz w:val="22"/>
-                <w:szCs w:val="22"/>
-              </w:rPr>
-              <w:lastRenderedPageBreak/>
-              <w:t>hàng tháng</w:t>
+              <w:t>Thu nhập hàng tháng</w:t>
             </w:r>
           </w:p>
         </w:tc>
@@ -6046,25 +5998,7 @@
                 <w:sz w:val="22"/>
                 <w:szCs w:val="22"/>
               </w:rPr>
-              <w:t xml:space="preserve">Phương thức vay:  🗹  Theo món    </w:t>
-            </w:r>
-            <w:r>
-              <w:rPr>
-                <w:b/>
-                <w:bCs/>
-                <w:sz w:val="22"/>
-                <w:szCs w:val="22"/>
-              </w:rPr>
-              <w:t xml:space="preserve"> Theo hạn mức  </w:t>
-            </w:r>
-            <w:r>
-              <w:rPr>
-                <w:b/>
-                <w:bCs/>
-                <w:sz w:val="22"/>
-                <w:szCs w:val="22"/>
-              </w:rPr>
-              <w:t>  Thấu chi</w:t>
+              <w:t>Phương thức vay:  🗹  Theo món     Theo hạn mức    Thấu chi</w:t>
             </w:r>
           </w:p>
         </w:tc>
@@ -7714,21 +7648,7 @@
                 <w:sz w:val="22"/>
                 <w:szCs w:val="22"/>
               </w:rPr>
-              <w:t>Đánh dấu “</w:t>
-            </w:r>
-            <w:r>
-              <w:rPr>
-                <w:sz w:val="22"/>
-                <w:szCs w:val="22"/>
-              </w:rPr>
-              <w:t xml:space="preserve">” vào </w:t>
-            </w:r>
-            <w:r>
-              <w:rPr>
-                <w:sz w:val="22"/>
-                <w:szCs w:val="22"/>
-              </w:rPr>
-              <w:t xml:space="preserve"> nếu đăng ký sử dụng dịch vụ:                   </w:t>
+              <w:t xml:space="preserve">Đánh dấu “” vào  nếu đăng ký sử dụng dịch vụ:                   </w:t>
             </w:r>
           </w:p>
           <w:p>
@@ -8811,15 +8731,7 @@
                 <w:sz w:val="22"/>
                 <w:szCs w:val="22"/>
               </w:rPr>
-              <w:t xml:space="preserve">Tôi/chúng tôi cam kết đảm bảo an toàn, bảo mật cho mã đăng nhập, mật khẩu, thông tin sinh trắc học và thiết bị bảo mật (điện thoại gắn với số điện thoại đã đăng ký nhận SMS OTP, Smart OTP); không cài đặt bất kỳ phần mềm/đường link không rõ nguồn gốc và cam kết tuân thủ hướng dẫn về bảo mật, </w:t>
-            </w:r>
-            <w:r>
-              <w:rPr>
-                <w:sz w:val="22"/>
-                <w:szCs w:val="22"/>
-              </w:rPr>
-              <w:lastRenderedPageBreak/>
-              <w:t>an toàn giao dịch của ngân hàng và hoàn toàn chịu trách nhiệm về những thiệt hại phát sinh khi không tuân thủ đúng hướng dẫn về sử dụng ngân hàng điện tử an toàn của ngân hàng.</w:t>
+              <w:t>Tôi/chúng tôi cam kết đảm bảo an toàn, bảo mật cho mã đăng nhập, mật khẩu, thông tin sinh trắc học và thiết bị bảo mật (điện thoại gắn với số điện thoại đã đăng ký nhận SMS OTP, Smart OTP); không cài đặt bất kỳ phần mềm/đường link không rõ nguồn gốc và cam kết tuân thủ hướng dẫn về bảo mật, an toàn giao dịch của ngân hàng và hoàn toàn chịu trách nhiệm về những thiệt hại phát sinh khi không tuân thủ đúng hướng dẫn về sử dụng ngân hàng điện tử an toàn của ngân hàng.</w:t>
             </w:r>
           </w:p>
           <w:p>
@@ -9733,20 +9645,7 @@
                 <w:sz w:val="22"/>
                 <w:szCs w:val="22"/>
               </w:rPr>
-              <w:t>Căn cước công dân &lt;&lt;2 - Họ và tên người 1&gt;&gt;</w:t>
-            </w:r>
-            <w:r>
-              <w:t>&lt;&lt; CO_BORROWER_INLINE_START &gt;&gt;</w:t>
-            </w:r>
-            <w:r>
-              <w:rPr>
-                <w:sz w:val="22"/>
-                <w:szCs w:val="22"/>
-              </w:rPr>
-              <w:t>, &lt;&lt;22 - Họ và tên người 2&gt;&gt;</w:t>
-            </w:r>
-            <w:r>
-              <w:t>&lt;&lt; CO_BORROWER_INLINE_END &gt;&gt;</w:t>
+              <w:t>Căn cước công dân &lt;&lt;2 - Họ và tên người 1&gt;&gt;&lt;&lt; CO_BORROWER_INLINE_START &gt;&gt;, &lt;&lt;22 - Họ và tên người 2&gt;&gt;&lt;&lt; CO_BORROWER_INLINE_END &gt;&gt;</w:t>
             </w:r>
           </w:p>
         </w:tc>
@@ -12375,15 +12274,7 @@
           <w:sz w:val="22"/>
           <w:szCs w:val="22"/>
         </w:rPr>
-        <w:t xml:space="preserve">  Đại diện: Ông/Bà </w:t>
-      </w:r>
-      <w:r>
-        <w:rPr>
-          <w:sz w:val="22"/>
-          <w:szCs w:val="22"/>
-        </w:rPr>
-        <w:tab/>
-        <w:t xml:space="preserve"> - Chức vụ:</w:t>
+        <w:t xml:space="preserve">  Đại diện: Ông/Bà 	 - Chức vụ:</w:t>
       </w:r>
     </w:p>
     <w:p>
